--- a/1_Documentazione/DiarioMatteo-24.04.docx
+++ b/1_Documentazione/DiarioMatteo-24.04.docx
@@ -504,6 +504,36 @@
           </w:rPr>
           <w:id w:val="1421220160"/>
           <w14:checkbox>
+            <w14:checked w14:val="0"/>
+            <w14:checkedState w14:val="2612" w14:font="MS Gothic"/>
+            <w14:uncheckedState w14:val="2610" w14:font="MS Gothic"/>
+          </w14:checkbox>
+        </w:sdtPr>
+        <w:sdtContent>
+          <w:r>
+            <w:rPr>
+              <w:rFonts w:ascii="MS Gothic" w:eastAsia="MS Gothic" w:hAnsi="MS Gothic" w:cs="Segoe UI Symbol" w:hint="eastAsia"/>
+            </w:rPr>
+            <w:t>☐</w:t>
+          </w:r>
+        </w:sdtContent>
+      </w:sdt>
+      <w:r>
+        <w:rPr>
+          <w:rFonts w:ascii="Arial" w:hAnsi="Arial" w:cs="Arial"/>
+        </w:rPr>
+        <w:t xml:space="preserve"> Nessuno</w:t>
+      </w:r>
+      <w:r>
+        <w:br/>
+      </w:r>
+      <w:sdt>
+        <w:sdtPr>
+          <w:rPr>
+            <w:rFonts w:ascii="Segoe UI Symbol" w:hAnsi="Segoe UI Symbol" w:cs="Segoe UI Symbol"/>
+          </w:rPr>
+          <w:id w:val="-742338143"/>
+          <w14:checkbox>
             <w14:checked w14:val="1"/>
             <w14:checkedState w14:val="2612" w14:font="MS Gothic"/>
             <w14:uncheckedState w14:val="2610" w14:font="MS Gothic"/>
@@ -515,36 +545,6 @@
               <w:rFonts w:ascii="MS Gothic" w:eastAsia="MS Gothic" w:hAnsi="MS Gothic" w:cs="Segoe UI Symbol" w:hint="eastAsia"/>
             </w:rPr>
             <w:t>☒</w:t>
-          </w:r>
-        </w:sdtContent>
-      </w:sdt>
-      <w:r>
-        <w:rPr>
-          <w:rFonts w:ascii="Arial" w:hAnsi="Arial" w:cs="Arial"/>
-        </w:rPr>
-        <w:t xml:space="preserve"> Nessuno</w:t>
-      </w:r>
-      <w:r>
-        <w:br/>
-      </w:r>
-      <w:sdt>
-        <w:sdtPr>
-          <w:rPr>
-            <w:rFonts w:ascii="Segoe UI Symbol" w:hAnsi="Segoe UI Symbol" w:cs="Segoe UI Symbol"/>
-          </w:rPr>
-          <w:id w:val="-742338143"/>
-          <w14:checkbox>
-            <w14:checked w14:val="0"/>
-            <w14:checkedState w14:val="2612" w14:font="MS Gothic"/>
-            <w14:uncheckedState w14:val="2610" w14:font="MS Gothic"/>
-          </w14:checkbox>
-        </w:sdtPr>
-        <w:sdtContent>
-          <w:r>
-            <w:rPr>
-              <w:rFonts w:ascii="MS Gothic" w:eastAsia="MS Gothic" w:hAnsi="MS Gothic" w:cs="Segoe UI Symbol" w:hint="eastAsia"/>
-            </w:rPr>
-            <w:t>☐</w:t>
           </w:r>
         </w:sdtContent>
       </w:sdt>
@@ -638,34 +638,13 @@
           <w:placeholder>
             <w:docPart w:val="EEDD90D491DB4FA5AD1472410DF94164"/>
           </w:placeholder>
-          <w:showingPlcHdr/>
         </w:sdtPr>
         <w:sdtContent>
           <w:r>
             <w:rPr>
-              <w:rStyle w:val="Testosegnaposto"/>
-              <w:b/>
-              <w:bCs/>
+              <w:rFonts w:ascii="Arial" w:hAnsi="Arial" w:cs="Arial"/>
             </w:rPr>
-            <w:t xml:space="preserve">Nomi </w:t>
-          </w:r>
-          <w:proofErr w:type="gramStart"/>
-          <w:r>
-            <w:rPr>
-              <w:rStyle w:val="Testosegnaposto"/>
-              <w:b/>
-              <w:bCs/>
-            </w:rPr>
-            <w:t>AI</w:t>
-          </w:r>
-          <w:proofErr w:type="gramEnd"/>
-          <w:r>
-            <w:rPr>
-              <w:rStyle w:val="Testosegnaposto"/>
-              <w:b/>
-              <w:bCs/>
-            </w:rPr>
-            <w:t xml:space="preserve"> utilizzati</w:t>
+            <w:t>Google AI</w:t>
           </w:r>
         </w:sdtContent>
       </w:sdt>
@@ -733,7 +712,7 @@
           </w:rPr>
           <w:id w:val="-1631012876"/>
           <w14:checkbox>
-            <w14:checked w14:val="0"/>
+            <w14:checked w14:val="1"/>
             <w14:checkedState w14:val="2612" w14:font="MS Gothic"/>
             <w14:uncheckedState w14:val="2610" w14:font="MS Gothic"/>
           </w14:checkbox>
@@ -743,7 +722,7 @@
             <w:rPr>
               <w:rFonts w:ascii="MS Gothic" w:eastAsia="MS Gothic" w:hAnsi="MS Gothic" w:cs="Segoe UI Symbol" w:hint="eastAsia"/>
             </w:rPr>
-            <w:t>☐</w:t>
+            <w:t>☒</w:t>
           </w:r>
         </w:sdtContent>
       </w:sdt>
@@ -880,6 +859,74 @@
       <w:r>
         <w:rPr>
           <w:rFonts w:ascii="Arial" w:hAnsi="Arial" w:cs="Arial"/>
+          <w:noProof/>
+        </w:rPr>
+        <w:drawing>
+          <wp:anchor distT="0" distB="0" distL="114300" distR="114300" simplePos="0" relativeHeight="251658240" behindDoc="0" locked="0" layoutInCell="1" allowOverlap="1" wp14:anchorId="2BA058E9" wp14:editId="07CBB526">
+            <wp:simplePos x="0" y="0"/>
+            <wp:positionH relativeFrom="margin">
+              <wp:align>left</wp:align>
+            </wp:positionH>
+            <wp:positionV relativeFrom="paragraph">
+              <wp:posOffset>206425</wp:posOffset>
+            </wp:positionV>
+            <wp:extent cx="1238250" cy="2150110"/>
+            <wp:effectExtent l="38100" t="38100" r="95250" b="97790"/>
+            <wp:wrapTopAndBottom/>
+            <wp:docPr id="1" name="Immagine 1" descr="Immagine che contiene testo, schermata, numero, Carattere&#10;&#10;Il contenuto generato dall'IA potrebbe non essere corretto."/>
+            <wp:cNvGraphicFramePr>
+              <a:graphicFrameLocks xmlns:a="http://schemas.openxmlformats.org/drawingml/2006/main" noChangeAspect="1"/>
+            </wp:cNvGraphicFramePr>
+            <a:graphic xmlns:a="http://schemas.openxmlformats.org/drawingml/2006/main">
+              <a:graphicData uri="http://schemas.openxmlformats.org/drawingml/2006/picture">
+                <pic:pic xmlns:pic="http://schemas.openxmlformats.org/drawingml/2006/picture">
+                  <pic:nvPicPr>
+                    <pic:cNvPr id="1" name="Immagine 1" descr="Immagine che contiene testo, schermata, numero, Carattere&#10;&#10;Il contenuto generato dall'IA potrebbe non essere corretto."/>
+                    <pic:cNvPicPr/>
+                  </pic:nvPicPr>
+                  <pic:blipFill>
+                    <a:blip r:embed="rId8" cstate="print">
+                      <a:extLst>
+                        <a:ext uri="{28A0092B-C50C-407E-A947-70E740481C1C}">
+                          <a14:useLocalDpi xmlns:a14="http://schemas.microsoft.com/office/drawing/2010/main" val="0"/>
+                        </a:ext>
+                      </a:extLst>
+                    </a:blip>
+                    <a:stretch>
+                      <a:fillRect/>
+                    </a:stretch>
+                  </pic:blipFill>
+                  <pic:spPr>
+                    <a:xfrm>
+                      <a:off x="0" y="0"/>
+                      <a:ext cx="1238250" cy="2150110"/>
+                    </a:xfrm>
+                    <a:prstGeom prst="rect">
+                      <a:avLst/>
+                    </a:prstGeom>
+                    <a:effectLst>
+                      <a:outerShdw blurRad="50800" dist="38100" dir="2700000" algn="tl" rotWithShape="0">
+                        <a:prstClr val="black">
+                          <a:alpha val="40000"/>
+                        </a:prstClr>
+                      </a:outerShdw>
+                    </a:effectLst>
+                  </pic:spPr>
+                </pic:pic>
+              </a:graphicData>
+            </a:graphic>
+            <wp14:sizeRelH relativeFrom="margin">
+              <wp14:pctWidth>0</wp14:pctWidth>
+            </wp14:sizeRelH>
+            <wp14:sizeRelV relativeFrom="margin">
+              <wp14:pctHeight>0</wp14:pctHeight>
+            </wp14:sizeRelV>
+          </wp:anchor>
+        </w:drawing>
+      </w:r>
+      <w:r>
+        <w:rPr>
+          <w:rFonts w:ascii="Arial" w:hAnsi="Arial" w:cs="Arial"/>
         </w:rPr>
         <w:t xml:space="preserve">Riporta </w:t>
       </w:r>
@@ -906,6 +953,19 @@
         </w:rPr>
       </w:pPr>
       <w:bookmarkStart w:id="3" w:name="_Hlk219186319"/>
+      <w:r>
+        <w:rPr>
+          <w:rFonts w:ascii="Arial" w:hAnsi="Arial" w:cs="Arial"/>
+          <w:color w:val="0070C0"/>
+        </w:rPr>
+        <w:t>Come posso ricrearlo in XAML Maui</w:t>
+      </w:r>
+      <w:r>
+        <w:rPr>
+          <w:rFonts w:ascii="Arial" w:hAnsi="Arial" w:cs="Arial"/>
+        </w:rPr>
+        <w:br/>
+      </w:r>
     </w:p>
     <w:p>
       <w:pPr>
@@ -1150,8 +1210,8 @@
       </w:pPr>
     </w:p>
     <w:sectPr>
-      <w:headerReference w:type="default" r:id="rId8"/>
-      <w:footerReference w:type="default" r:id="rId9"/>
+      <w:headerReference w:type="default" r:id="rId9"/>
+      <w:footerReference w:type="default" r:id="rId10"/>
       <w:pgSz w:w="11906" w:h="16838"/>
       <w:pgMar w:top="1135" w:right="1134" w:bottom="993" w:left="1134" w:header="708" w:footer="314" w:gutter="0"/>
       <w:cols w:space="708"/>
@@ -1957,7 +2017,6 @@
   <w:style w:type="character" w:default="1" w:styleId="Carpredefinitoparagrafo">
     <w:name w:val="Default Paragraph Font"/>
     <w:uiPriority w:val="1"/>
-    <w:semiHidden/>
     <w:unhideWhenUsed/>
   </w:style>
   <w:style w:type="table" w:default="1" w:styleId="Tabellanormale">
@@ -2634,7 +2693,6 @@
     <w:rsid w:val="002504BF"/>
     <w:rsid w:val="00254154"/>
     <w:rsid w:val="00267CFA"/>
-    <w:rsid w:val="002722E5"/>
     <w:rsid w:val="00295EC0"/>
     <w:rsid w:val="002A4220"/>
     <w:rsid w:val="002B263F"/>
@@ -2774,6 +2832,7 @@
     <w:rsid w:val="00DE2402"/>
     <w:rsid w:val="00DE4EBE"/>
     <w:rsid w:val="00E063DF"/>
+    <w:rsid w:val="00E11611"/>
     <w:rsid w:val="00E31C75"/>
     <w:rsid w:val="00E52C95"/>
     <w:rsid w:val="00E67A57"/>

--- a/1_Documentazione/DiarioMatteo-24.04.docx
+++ b/1_Documentazione/DiarioMatteo-24.04.docx
@@ -266,16 +266,8 @@
               <w:rPr>
                 <w:rFonts w:ascii="Arial" w:hAnsi="Arial" w:cs="Arial"/>
               </w:rPr>
-              <w:t xml:space="preserve">Creazione di </w:t>
+              <w:t>Creazione di SettingsPage</w:t>
             </w:r>
-            <w:proofErr w:type="spellStart"/>
-            <w:r>
-              <w:rPr>
-                <w:rFonts w:ascii="Arial" w:hAnsi="Arial" w:cs="Arial"/>
-              </w:rPr>
-              <w:t>SettingsPage</w:t>
-            </w:r>
-            <w:proofErr w:type="spellEnd"/>
           </w:p>
         </w:tc>
       </w:tr>
@@ -1003,6 +995,8 @@
         <w:pStyle w:val="Nessunaspaziatura"/>
         <w:rPr>
           <w:rFonts w:ascii="Arial" w:hAnsi="Arial" w:cs="Arial"/>
+          <w:color w:val="002060"/>
+          <w:highlight w:val="cyan"/>
         </w:rPr>
       </w:pPr>
       <w:r>
@@ -1010,6 +1004,864 @@
           <w:rFonts w:ascii="Arial" w:hAnsi="Arial" w:cs="Arial"/>
         </w:rPr>
         <w:t>Possibili errori e soluzioni</w:t>
+      </w:r>
+      <w:r>
+        <w:rPr>
+          <w:rFonts w:ascii="Arial" w:hAnsi="Arial" w:cs="Arial"/>
+        </w:rPr>
+        <w:br/>
+      </w:r>
+      <w:r>
+        <w:rPr>
+          <w:rFonts w:ascii="Arial" w:hAnsi="Arial" w:cs="Arial"/>
+          <w:color w:val="002060"/>
+          <w:highlight w:val="cyan"/>
+        </w:rPr>
+        <w:t xml:space="preserve">&lt;Border BackgroundColor="White" </w:t>
+      </w:r>
+    </w:p>
+    <w:p>
+      <w:pPr>
+        <w:pStyle w:val="Nessunaspaziatura"/>
+        <w:rPr>
+          <w:rFonts w:ascii="Arial" w:hAnsi="Arial" w:cs="Arial"/>
+          <w:color w:val="002060"/>
+          <w:highlight w:val="cyan"/>
+        </w:rPr>
+      </w:pPr>
+      <w:r>
+        <w:rPr>
+          <w:rFonts w:ascii="Arial" w:hAnsi="Arial" w:cs="Arial"/>
+          <w:color w:val="002060"/>
+          <w:highlight w:val="cyan"/>
+        </w:rPr>
+        <w:t xml:space="preserve">        StrokeShape="RoundRectangle 20"</w:t>
+      </w:r>
+    </w:p>
+    <w:p>
+      <w:pPr>
+        <w:pStyle w:val="Nessunaspaziatura"/>
+        <w:rPr>
+          <w:rFonts w:ascii="Arial" w:hAnsi="Arial" w:cs="Arial"/>
+          <w:color w:val="002060"/>
+          <w:highlight w:val="cyan"/>
+        </w:rPr>
+      </w:pPr>
+      <w:r>
+        <w:rPr>
+          <w:rFonts w:ascii="Arial" w:hAnsi="Arial" w:cs="Arial"/>
+          <w:color w:val="002060"/>
+          <w:highlight w:val="cyan"/>
+        </w:rPr>
+        <w:t xml:space="preserve">        Margin="20"</w:t>
+      </w:r>
+    </w:p>
+    <w:p>
+      <w:pPr>
+        <w:pStyle w:val="Nessunaspaziatura"/>
+        <w:rPr>
+          <w:rFonts w:ascii="Arial" w:hAnsi="Arial" w:cs="Arial"/>
+          <w:color w:val="002060"/>
+          <w:highlight w:val="cyan"/>
+        </w:rPr>
+      </w:pPr>
+      <w:r>
+        <w:rPr>
+          <w:rFonts w:ascii="Arial" w:hAnsi="Arial" w:cs="Arial"/>
+          <w:color w:val="002060"/>
+          <w:highlight w:val="cyan"/>
+        </w:rPr>
+        <w:t xml:space="preserve">        Padding="0"</w:t>
+      </w:r>
+    </w:p>
+    <w:p>
+      <w:pPr>
+        <w:pStyle w:val="Nessunaspaziatura"/>
+        <w:rPr>
+          <w:rFonts w:ascii="Arial" w:hAnsi="Arial" w:cs="Arial"/>
+          <w:color w:val="002060"/>
+          <w:highlight w:val="cyan"/>
+        </w:rPr>
+      </w:pPr>
+      <w:r>
+        <w:rPr>
+          <w:rFonts w:ascii="Arial" w:hAnsi="Arial" w:cs="Arial"/>
+          <w:color w:val="002060"/>
+          <w:highlight w:val="cyan"/>
+        </w:rPr>
+        <w:t xml:space="preserve">        StrokeThickness="0"&gt;</w:t>
+      </w:r>
+    </w:p>
+    <w:p>
+      <w:pPr>
+        <w:pStyle w:val="Nessunaspaziatura"/>
+        <w:rPr>
+          <w:rFonts w:ascii="Arial" w:hAnsi="Arial" w:cs="Arial"/>
+          <w:color w:val="002060"/>
+          <w:highlight w:val="cyan"/>
+        </w:rPr>
+      </w:pPr>
+      <w:r>
+        <w:rPr>
+          <w:rFonts w:ascii="Arial" w:hAnsi="Arial" w:cs="Arial"/>
+          <w:color w:val="002060"/>
+          <w:highlight w:val="cyan"/>
+        </w:rPr>
+        <w:t xml:space="preserve">    &lt;Border.Shadow&gt;</w:t>
+      </w:r>
+    </w:p>
+    <w:p>
+      <w:pPr>
+        <w:pStyle w:val="Nessunaspaziatura"/>
+        <w:rPr>
+          <w:rFonts w:ascii="Arial" w:hAnsi="Arial" w:cs="Arial"/>
+          <w:color w:val="002060"/>
+          <w:highlight w:val="cyan"/>
+        </w:rPr>
+      </w:pPr>
+      <w:r>
+        <w:rPr>
+          <w:rFonts w:ascii="Arial" w:hAnsi="Arial" w:cs="Arial"/>
+          <w:color w:val="002060"/>
+          <w:highlight w:val="cyan"/>
+        </w:rPr>
+        <w:t xml:space="preserve">        &lt;Shadow Brush="Black" Offset="0,2" Opacity="0.1" Radius="10" /&gt;</w:t>
+      </w:r>
+    </w:p>
+    <w:p>
+      <w:pPr>
+        <w:pStyle w:val="Nessunaspaziatura"/>
+        <w:rPr>
+          <w:rFonts w:ascii="Arial" w:hAnsi="Arial" w:cs="Arial"/>
+          <w:color w:val="002060"/>
+          <w:highlight w:val="cyan"/>
+        </w:rPr>
+      </w:pPr>
+      <w:r>
+        <w:rPr>
+          <w:rFonts w:ascii="Arial" w:hAnsi="Arial" w:cs="Arial"/>
+          <w:color w:val="002060"/>
+          <w:highlight w:val="cyan"/>
+        </w:rPr>
+        <w:t xml:space="preserve">    &lt;/Border.Shadow&gt;</w:t>
+      </w:r>
+    </w:p>
+    <w:p>
+      <w:pPr>
+        <w:pStyle w:val="Nessunaspaziatura"/>
+        <w:rPr>
+          <w:rFonts w:ascii="Arial" w:hAnsi="Arial" w:cs="Arial"/>
+          <w:color w:val="002060"/>
+          <w:highlight w:val="cyan"/>
+        </w:rPr>
+      </w:pPr>
+    </w:p>
+    <w:p>
+      <w:pPr>
+        <w:pStyle w:val="Nessunaspaziatura"/>
+        <w:rPr>
+          <w:rFonts w:ascii="Arial" w:hAnsi="Arial" w:cs="Arial"/>
+          <w:color w:val="002060"/>
+          <w:highlight w:val="cyan"/>
+        </w:rPr>
+      </w:pPr>
+      <w:r>
+        <w:rPr>
+          <w:rFonts w:ascii="Arial" w:hAnsi="Arial" w:cs="Arial"/>
+          <w:color w:val="002060"/>
+          <w:highlight w:val="cyan"/>
+        </w:rPr>
+        <w:t xml:space="preserve">    &lt;VerticalStackLayout&gt;</w:t>
+      </w:r>
+    </w:p>
+    <w:p>
+      <w:pPr>
+        <w:pStyle w:val="Nessunaspaziatura"/>
+        <w:rPr>
+          <w:rFonts w:ascii="Arial" w:hAnsi="Arial" w:cs="Arial"/>
+          <w:color w:val="002060"/>
+          <w:highlight w:val="cyan"/>
+        </w:rPr>
+      </w:pPr>
+      <w:r>
+        <w:rPr>
+          <w:rFonts w:ascii="Arial" w:hAnsi="Arial" w:cs="Arial"/>
+          <w:color w:val="002060"/>
+          <w:highlight w:val="cyan"/>
+        </w:rPr>
+        <w:t xml:space="preserve">        &lt;!-- Esempio: Fuso Orario --&gt;</w:t>
+      </w:r>
+    </w:p>
+    <w:p>
+      <w:pPr>
+        <w:pStyle w:val="Nessunaspaziatura"/>
+        <w:rPr>
+          <w:rFonts w:ascii="Arial" w:hAnsi="Arial" w:cs="Arial"/>
+          <w:color w:val="002060"/>
+          <w:highlight w:val="cyan"/>
+        </w:rPr>
+      </w:pPr>
+      <w:r>
+        <w:rPr>
+          <w:rFonts w:ascii="Arial" w:hAnsi="Arial" w:cs="Arial"/>
+          <w:color w:val="002060"/>
+          <w:highlight w:val="cyan"/>
+        </w:rPr>
+        <w:t xml:space="preserve">        &lt;Grid Style="{StaticResource MenuRowStyle}" ColumnDefinitions="Auto, *, Auto"&gt;</w:t>
+      </w:r>
+    </w:p>
+    <w:p>
+      <w:pPr>
+        <w:pStyle w:val="Nessunaspaziatura"/>
+        <w:rPr>
+          <w:rFonts w:ascii="Arial" w:hAnsi="Arial" w:cs="Arial"/>
+          <w:color w:val="002060"/>
+          <w:highlight w:val="cyan"/>
+        </w:rPr>
+      </w:pPr>
+      <w:r>
+        <w:rPr>
+          <w:rFonts w:ascii="Arial" w:hAnsi="Arial" w:cs="Arial"/>
+          <w:color w:val="002060"/>
+          <w:highlight w:val="cyan"/>
+        </w:rPr>
+        <w:t xml:space="preserve">            &lt;!-- Icona a sinistra --&gt;</w:t>
+      </w:r>
+    </w:p>
+    <w:p>
+      <w:pPr>
+        <w:pStyle w:val="Nessunaspaziatura"/>
+        <w:rPr>
+          <w:rFonts w:ascii="Arial" w:hAnsi="Arial" w:cs="Arial"/>
+          <w:color w:val="002060"/>
+          <w:highlight w:val="cyan"/>
+          <w:lang w:val="fr-CH"/>
+        </w:rPr>
+      </w:pPr>
+      <w:r>
+        <w:rPr>
+          <w:rFonts w:ascii="Arial" w:hAnsi="Arial" w:cs="Arial"/>
+          <w:color w:val="002060"/>
+          <w:highlight w:val="cyan"/>
+        </w:rPr>
+        <w:t xml:space="preserve">            </w:t>
+      </w:r>
+      <w:r>
+        <w:rPr>
+          <w:rFonts w:ascii="Arial" w:hAnsi="Arial" w:cs="Arial"/>
+          <w:color w:val="002060"/>
+          <w:highlight w:val="cyan"/>
+          <w:lang w:val="fr-CH"/>
+        </w:rPr>
+        <w:t xml:space="preserve">&lt;Image Source="clock_icon.png" </w:t>
+      </w:r>
+    </w:p>
+    <w:p>
+      <w:pPr>
+        <w:pStyle w:val="Nessunaspaziatura"/>
+        <w:rPr>
+          <w:rFonts w:ascii="Arial" w:hAnsi="Arial" w:cs="Arial"/>
+          <w:color w:val="002060"/>
+          <w:highlight w:val="cyan"/>
+        </w:rPr>
+      </w:pPr>
+      <w:r>
+        <w:rPr>
+          <w:rFonts w:ascii="Arial" w:hAnsi="Arial" w:cs="Arial"/>
+          <w:color w:val="002060"/>
+          <w:highlight w:val="cyan"/>
+          <w:lang w:val="fr-CH"/>
+        </w:rPr>
+        <w:t xml:space="preserve">                   </w:t>
+      </w:r>
+      <w:r>
+        <w:rPr>
+          <w:rFonts w:ascii="Arial" w:hAnsi="Arial" w:cs="Arial"/>
+          <w:color w:val="002060"/>
+          <w:highlight w:val="cyan"/>
+        </w:rPr>
+        <w:t xml:space="preserve">WidthRequest="24" </w:t>
+      </w:r>
+    </w:p>
+    <w:p>
+      <w:pPr>
+        <w:pStyle w:val="Nessunaspaziatura"/>
+        <w:rPr>
+          <w:rFonts w:ascii="Arial" w:hAnsi="Arial" w:cs="Arial"/>
+          <w:color w:val="002060"/>
+          <w:highlight w:val="cyan"/>
+        </w:rPr>
+      </w:pPr>
+      <w:r>
+        <w:rPr>
+          <w:rFonts w:ascii="Arial" w:hAnsi="Arial" w:cs="Arial"/>
+          <w:color w:val="002060"/>
+          <w:highlight w:val="cyan"/>
+        </w:rPr>
+        <w:t xml:space="preserve">                   HeightRequest="24" </w:t>
+      </w:r>
+    </w:p>
+    <w:p>
+      <w:pPr>
+        <w:pStyle w:val="Nessunaspaziatura"/>
+        <w:rPr>
+          <w:rFonts w:ascii="Arial" w:hAnsi="Arial" w:cs="Arial"/>
+          <w:color w:val="002060"/>
+          <w:highlight w:val="cyan"/>
+        </w:rPr>
+      </w:pPr>
+      <w:r>
+        <w:rPr>
+          <w:rFonts w:ascii="Arial" w:hAnsi="Arial" w:cs="Arial"/>
+          <w:color w:val="002060"/>
+          <w:highlight w:val="cyan"/>
+        </w:rPr>
+        <w:t xml:space="preserve">                   VerticalOptions="Center" /&gt;</w:t>
+      </w:r>
+    </w:p>
+    <w:p>
+      <w:pPr>
+        <w:pStyle w:val="Nessunaspaziatura"/>
+        <w:rPr>
+          <w:rFonts w:ascii="Arial" w:hAnsi="Arial" w:cs="Arial"/>
+          <w:color w:val="002060"/>
+          <w:highlight w:val="cyan"/>
+        </w:rPr>
+      </w:pPr>
+      <w:r>
+        <w:rPr>
+          <w:rFonts w:ascii="Arial" w:hAnsi="Arial" w:cs="Arial"/>
+          <w:color w:val="002060"/>
+          <w:highlight w:val="cyan"/>
+        </w:rPr>
+        <w:t xml:space="preserve">            </w:t>
+      </w:r>
+    </w:p>
+    <w:p>
+      <w:pPr>
+        <w:pStyle w:val="Nessunaspaziatura"/>
+        <w:rPr>
+          <w:rFonts w:ascii="Arial" w:hAnsi="Arial" w:cs="Arial"/>
+          <w:color w:val="002060"/>
+          <w:highlight w:val="cyan"/>
+        </w:rPr>
+      </w:pPr>
+      <w:r>
+        <w:rPr>
+          <w:rFonts w:ascii="Arial" w:hAnsi="Arial" w:cs="Arial"/>
+          <w:color w:val="002060"/>
+          <w:highlight w:val="cyan"/>
+        </w:rPr>
+        <w:t xml:space="preserve">            &lt;!-- Testo Centrale --&gt;</w:t>
+      </w:r>
+    </w:p>
+    <w:p>
+      <w:pPr>
+        <w:pStyle w:val="Nessunaspaziatura"/>
+        <w:rPr>
+          <w:rFonts w:ascii="Arial" w:hAnsi="Arial" w:cs="Arial"/>
+          <w:color w:val="002060"/>
+          <w:highlight w:val="cyan"/>
+        </w:rPr>
+      </w:pPr>
+      <w:r>
+        <w:rPr>
+          <w:rFonts w:ascii="Arial" w:hAnsi="Arial" w:cs="Arial"/>
+          <w:color w:val="002060"/>
+          <w:highlight w:val="cyan"/>
+        </w:rPr>
+        <w:lastRenderedPageBreak/>
+        <w:t xml:space="preserve">            &lt;Label Grid.Column="1" </w:t>
+      </w:r>
+    </w:p>
+    <w:p>
+      <w:pPr>
+        <w:pStyle w:val="Nessunaspaziatura"/>
+        <w:rPr>
+          <w:rFonts w:ascii="Arial" w:hAnsi="Arial" w:cs="Arial"/>
+          <w:color w:val="002060"/>
+          <w:highlight w:val="cyan"/>
+        </w:rPr>
+      </w:pPr>
+      <w:r>
+        <w:rPr>
+          <w:rFonts w:ascii="Arial" w:hAnsi="Arial" w:cs="Arial"/>
+          <w:color w:val="002060"/>
+          <w:highlight w:val="cyan"/>
+        </w:rPr>
+        <w:t xml:space="preserve">                   Text="Fuso orario" </w:t>
+      </w:r>
+    </w:p>
+    <w:p>
+      <w:pPr>
+        <w:pStyle w:val="Nessunaspaziatura"/>
+        <w:rPr>
+          <w:rFonts w:ascii="Arial" w:hAnsi="Arial" w:cs="Arial"/>
+          <w:color w:val="002060"/>
+          <w:highlight w:val="cyan"/>
+          <w:lang w:val="fr-CH"/>
+        </w:rPr>
+      </w:pPr>
+      <w:r>
+        <w:rPr>
+          <w:rFonts w:ascii="Arial" w:hAnsi="Arial" w:cs="Arial"/>
+          <w:color w:val="002060"/>
+          <w:highlight w:val="cyan"/>
+        </w:rPr>
+        <w:t xml:space="preserve">                   </w:t>
+      </w:r>
+      <w:r>
+        <w:rPr>
+          <w:rFonts w:ascii="Arial" w:hAnsi="Arial" w:cs="Arial"/>
+          <w:color w:val="002060"/>
+          <w:highlight w:val="cyan"/>
+          <w:lang w:val="fr-CH"/>
+        </w:rPr>
+        <w:t xml:space="preserve">VerticalOptions="Center" </w:t>
+      </w:r>
+    </w:p>
+    <w:p>
+      <w:pPr>
+        <w:pStyle w:val="Nessunaspaziatura"/>
+        <w:rPr>
+          <w:rFonts w:ascii="Arial" w:hAnsi="Arial" w:cs="Arial"/>
+          <w:color w:val="002060"/>
+          <w:highlight w:val="cyan"/>
+          <w:lang w:val="fr-CH"/>
+        </w:rPr>
+      </w:pPr>
+      <w:r>
+        <w:rPr>
+          <w:rFonts w:ascii="Arial" w:hAnsi="Arial" w:cs="Arial"/>
+          <w:color w:val="002060"/>
+          <w:highlight w:val="cyan"/>
+          <w:lang w:val="fr-CH"/>
+        </w:rPr>
+        <w:t xml:space="preserve">                   Margin="15,0"</w:t>
+      </w:r>
+    </w:p>
+    <w:p>
+      <w:pPr>
+        <w:pStyle w:val="Nessunaspaziatura"/>
+        <w:rPr>
+          <w:rFonts w:ascii="Arial" w:hAnsi="Arial" w:cs="Arial"/>
+          <w:color w:val="002060"/>
+          <w:highlight w:val="cyan"/>
+          <w:lang w:val="fr-CH"/>
+        </w:rPr>
+      </w:pPr>
+      <w:r>
+        <w:rPr>
+          <w:rFonts w:ascii="Arial" w:hAnsi="Arial" w:cs="Arial"/>
+          <w:color w:val="002060"/>
+          <w:highlight w:val="cyan"/>
+          <w:lang w:val="fr-CH"/>
+        </w:rPr>
+        <w:t xml:space="preserve">                   FontSize="16"</w:t>
+      </w:r>
+    </w:p>
+    <w:p>
+      <w:pPr>
+        <w:pStyle w:val="Nessunaspaziatura"/>
+        <w:rPr>
+          <w:rFonts w:ascii="Arial" w:hAnsi="Arial" w:cs="Arial"/>
+          <w:color w:val="002060"/>
+          <w:highlight w:val="cyan"/>
+          <w:lang w:val="fr-CH"/>
+        </w:rPr>
+      </w:pPr>
+      <w:r>
+        <w:rPr>
+          <w:rFonts w:ascii="Arial" w:hAnsi="Arial" w:cs="Arial"/>
+          <w:color w:val="002060"/>
+          <w:highlight w:val="cyan"/>
+          <w:lang w:val="fr-CH"/>
+        </w:rPr>
+        <w:t xml:space="preserve">                   TextColor="Black" /&gt;</w:t>
+      </w:r>
+    </w:p>
+    <w:p>
+      <w:pPr>
+        <w:pStyle w:val="Nessunaspaziatura"/>
+        <w:rPr>
+          <w:rFonts w:ascii="Arial" w:hAnsi="Arial" w:cs="Arial"/>
+          <w:color w:val="002060"/>
+          <w:highlight w:val="cyan"/>
+          <w:lang w:val="fr-CH"/>
+        </w:rPr>
+      </w:pPr>
+    </w:p>
+    <w:p>
+      <w:pPr>
+        <w:pStyle w:val="Nessunaspaziatura"/>
+        <w:rPr>
+          <w:rFonts w:ascii="Arial" w:hAnsi="Arial" w:cs="Arial"/>
+          <w:color w:val="002060"/>
+          <w:highlight w:val="cyan"/>
+        </w:rPr>
+      </w:pPr>
+      <w:r>
+        <w:rPr>
+          <w:rFonts w:ascii="Arial" w:hAnsi="Arial" w:cs="Arial"/>
+          <w:color w:val="002060"/>
+          <w:highlight w:val="cyan"/>
+          <w:lang w:val="fr-CH"/>
+        </w:rPr>
+        <w:t xml:space="preserve">            </w:t>
+      </w:r>
+      <w:r>
+        <w:rPr>
+          <w:rFonts w:ascii="Arial" w:hAnsi="Arial" w:cs="Arial"/>
+          <w:color w:val="002060"/>
+          <w:highlight w:val="cyan"/>
+        </w:rPr>
+        <w:t>&lt;!-- Freccia a destra --&gt;</w:t>
+      </w:r>
+    </w:p>
+    <w:p>
+      <w:pPr>
+        <w:pStyle w:val="Nessunaspaziatura"/>
+        <w:rPr>
+          <w:rFonts w:ascii="Arial" w:hAnsi="Arial" w:cs="Arial"/>
+          <w:color w:val="002060"/>
+          <w:highlight w:val="cyan"/>
+        </w:rPr>
+      </w:pPr>
+      <w:r>
+        <w:rPr>
+          <w:rFonts w:ascii="Arial" w:hAnsi="Arial" w:cs="Arial"/>
+          <w:color w:val="002060"/>
+          <w:highlight w:val="cyan"/>
+        </w:rPr>
+        <w:t xml:space="preserve">            &lt;Image Grid.Column="2" </w:t>
+      </w:r>
+    </w:p>
+    <w:p>
+      <w:pPr>
+        <w:pStyle w:val="Nessunaspaziatura"/>
+        <w:rPr>
+          <w:rFonts w:ascii="Arial" w:hAnsi="Arial" w:cs="Arial"/>
+          <w:color w:val="002060"/>
+          <w:highlight w:val="cyan"/>
+          <w:lang w:val="fr-CH"/>
+        </w:rPr>
+      </w:pPr>
+      <w:r>
+        <w:rPr>
+          <w:rFonts w:ascii="Arial" w:hAnsi="Arial" w:cs="Arial"/>
+          <w:color w:val="002060"/>
+          <w:highlight w:val="cyan"/>
+        </w:rPr>
+        <w:t xml:space="preserve">                   </w:t>
+      </w:r>
+      <w:r>
+        <w:rPr>
+          <w:rFonts w:ascii="Arial" w:hAnsi="Arial" w:cs="Arial"/>
+          <w:color w:val="002060"/>
+          <w:highlight w:val="cyan"/>
+          <w:lang w:val="fr-CH"/>
+        </w:rPr>
+        <w:t xml:space="preserve">Source="chevron_right.png" </w:t>
+      </w:r>
+    </w:p>
+    <w:p>
+      <w:pPr>
+        <w:pStyle w:val="Nessunaspaziatura"/>
+        <w:rPr>
+          <w:rFonts w:ascii="Arial" w:hAnsi="Arial" w:cs="Arial"/>
+          <w:color w:val="002060"/>
+          <w:highlight w:val="cyan"/>
+          <w:lang w:val="fr-CH"/>
+        </w:rPr>
+      </w:pPr>
+      <w:r>
+        <w:rPr>
+          <w:rFonts w:ascii="Arial" w:hAnsi="Arial" w:cs="Arial"/>
+          <w:color w:val="002060"/>
+          <w:highlight w:val="cyan"/>
+          <w:lang w:val="fr-CH"/>
+        </w:rPr>
+        <w:t xml:space="preserve">                   WidthRequest="12" </w:t>
+      </w:r>
+    </w:p>
+    <w:p>
+      <w:pPr>
+        <w:pStyle w:val="Nessunaspaziatura"/>
+        <w:rPr>
+          <w:rFonts w:ascii="Arial" w:hAnsi="Arial" w:cs="Arial"/>
+          <w:color w:val="002060"/>
+          <w:highlight w:val="cyan"/>
+        </w:rPr>
+      </w:pPr>
+      <w:r>
+        <w:rPr>
+          <w:rFonts w:ascii="Arial" w:hAnsi="Arial" w:cs="Arial"/>
+          <w:color w:val="002060"/>
+          <w:highlight w:val="cyan"/>
+          <w:lang w:val="fr-CH"/>
+        </w:rPr>
+        <w:t xml:space="preserve">                   </w:t>
+      </w:r>
+      <w:r>
+        <w:rPr>
+          <w:rFonts w:ascii="Arial" w:hAnsi="Arial" w:cs="Arial"/>
+          <w:color w:val="002060"/>
+          <w:highlight w:val="cyan"/>
+        </w:rPr>
+        <w:t>Opacity="0.5"</w:t>
+      </w:r>
+    </w:p>
+    <w:p>
+      <w:pPr>
+        <w:pStyle w:val="Nessunaspaziatura"/>
+        <w:rPr>
+          <w:rFonts w:ascii="Arial" w:hAnsi="Arial" w:cs="Arial"/>
+          <w:color w:val="002060"/>
+          <w:highlight w:val="cyan"/>
+        </w:rPr>
+      </w:pPr>
+      <w:r>
+        <w:rPr>
+          <w:rFonts w:ascii="Arial" w:hAnsi="Arial" w:cs="Arial"/>
+          <w:color w:val="002060"/>
+          <w:highlight w:val="cyan"/>
+        </w:rPr>
+        <w:t xml:space="preserve">                   VerticalOptions="Center" /&gt;</w:t>
+      </w:r>
+    </w:p>
+    <w:p>
+      <w:pPr>
+        <w:pStyle w:val="Nessunaspaziatura"/>
+        <w:rPr>
+          <w:rFonts w:ascii="Arial" w:hAnsi="Arial" w:cs="Arial"/>
+          <w:color w:val="002060"/>
+          <w:highlight w:val="cyan"/>
+        </w:rPr>
+      </w:pPr>
+      <w:r>
+        <w:rPr>
+          <w:rFonts w:ascii="Arial" w:hAnsi="Arial" w:cs="Arial"/>
+          <w:color w:val="002060"/>
+          <w:highlight w:val="cyan"/>
+        </w:rPr>
+        <w:t xml:space="preserve">            </w:t>
+      </w:r>
+    </w:p>
+    <w:p>
+      <w:pPr>
+        <w:pStyle w:val="Nessunaspaziatura"/>
+        <w:rPr>
+          <w:rFonts w:ascii="Arial" w:hAnsi="Arial" w:cs="Arial"/>
+          <w:color w:val="002060"/>
+          <w:highlight w:val="cyan"/>
+        </w:rPr>
+      </w:pPr>
+      <w:r>
+        <w:rPr>
+          <w:rFonts w:ascii="Arial" w:hAnsi="Arial" w:cs="Arial"/>
+          <w:color w:val="002060"/>
+          <w:highlight w:val="cyan"/>
+        </w:rPr>
+        <w:t xml:space="preserve">            &lt;!-- Gesture Recognizer per il click --&gt;</w:t>
+      </w:r>
+    </w:p>
+    <w:p>
+      <w:pPr>
+        <w:pStyle w:val="Nessunaspaziatura"/>
+        <w:rPr>
+          <w:rFonts w:ascii="Arial" w:hAnsi="Arial" w:cs="Arial"/>
+          <w:color w:val="002060"/>
+          <w:highlight w:val="cyan"/>
+        </w:rPr>
+      </w:pPr>
+      <w:r>
+        <w:rPr>
+          <w:rFonts w:ascii="Arial" w:hAnsi="Arial" w:cs="Arial"/>
+          <w:color w:val="002060"/>
+          <w:highlight w:val="cyan"/>
+        </w:rPr>
+        <w:t xml:space="preserve">            &lt;Grid.GestureRecognizers&gt;</w:t>
+      </w:r>
+    </w:p>
+    <w:p>
+      <w:pPr>
+        <w:pStyle w:val="Nessunaspaziatura"/>
+        <w:rPr>
+          <w:rFonts w:ascii="Arial" w:hAnsi="Arial" w:cs="Arial"/>
+          <w:color w:val="002060"/>
+          <w:highlight w:val="cyan"/>
+        </w:rPr>
+      </w:pPr>
+      <w:r>
+        <w:rPr>
+          <w:rFonts w:ascii="Arial" w:hAnsi="Arial" w:cs="Arial"/>
+          <w:color w:val="002060"/>
+          <w:highlight w:val="cyan"/>
+        </w:rPr>
+        <w:t xml:space="preserve">                &lt;TapGestureRecognizer Command="{Binding NavigateToTimeZoneCommand}" /&gt;</w:t>
+      </w:r>
+    </w:p>
+    <w:p>
+      <w:pPr>
+        <w:pStyle w:val="Nessunaspaziatura"/>
+        <w:rPr>
+          <w:rFonts w:ascii="Arial" w:hAnsi="Arial" w:cs="Arial"/>
+          <w:color w:val="002060"/>
+          <w:highlight w:val="cyan"/>
+        </w:rPr>
+      </w:pPr>
+      <w:r>
+        <w:rPr>
+          <w:rFonts w:ascii="Arial" w:hAnsi="Arial" w:cs="Arial"/>
+          <w:color w:val="002060"/>
+          <w:highlight w:val="cyan"/>
+        </w:rPr>
+        <w:t xml:space="preserve">            &lt;/Grid.GestureRecognizers&gt;</w:t>
+      </w:r>
+    </w:p>
+    <w:p>
+      <w:pPr>
+        <w:pStyle w:val="Nessunaspaziatura"/>
+        <w:rPr>
+          <w:rFonts w:ascii="Arial" w:hAnsi="Arial" w:cs="Arial"/>
+          <w:color w:val="002060"/>
+          <w:highlight w:val="cyan"/>
+        </w:rPr>
+      </w:pPr>
+      <w:r>
+        <w:rPr>
+          <w:rFonts w:ascii="Arial" w:hAnsi="Arial" w:cs="Arial"/>
+          <w:color w:val="002060"/>
+          <w:highlight w:val="cyan"/>
+        </w:rPr>
+        <w:t xml:space="preserve">        &lt;/Grid&gt;</w:t>
+      </w:r>
+    </w:p>
+    <w:p>
+      <w:pPr>
+        <w:pStyle w:val="Nessunaspaziatura"/>
+        <w:rPr>
+          <w:rFonts w:ascii="Arial" w:hAnsi="Arial" w:cs="Arial"/>
+          <w:color w:val="002060"/>
+          <w:highlight w:val="cyan"/>
+        </w:rPr>
+      </w:pPr>
+    </w:p>
+    <w:p>
+      <w:pPr>
+        <w:pStyle w:val="Nessunaspaziatura"/>
+        <w:rPr>
+          <w:rFonts w:ascii="Arial" w:hAnsi="Arial" w:cs="Arial"/>
+          <w:color w:val="002060"/>
+          <w:highlight w:val="cyan"/>
+        </w:rPr>
+      </w:pPr>
+      <w:r>
+        <w:rPr>
+          <w:rFonts w:ascii="Arial" w:hAnsi="Arial" w:cs="Arial"/>
+          <w:color w:val="002060"/>
+          <w:highlight w:val="cyan"/>
+        </w:rPr>
+        <w:t xml:space="preserve">        &lt;!-- Separatore --&gt;</w:t>
+      </w:r>
+    </w:p>
+    <w:p>
+      <w:pPr>
+        <w:pStyle w:val="Nessunaspaziatura"/>
+        <w:rPr>
+          <w:rFonts w:ascii="Arial" w:hAnsi="Arial" w:cs="Arial"/>
+          <w:color w:val="002060"/>
+          <w:highlight w:val="cyan"/>
+        </w:rPr>
+      </w:pPr>
+      <w:r>
+        <w:rPr>
+          <w:rFonts w:ascii="Arial" w:hAnsi="Arial" w:cs="Arial"/>
+          <w:color w:val="002060"/>
+          <w:highlight w:val="cyan"/>
+        </w:rPr>
+        <w:t xml:space="preserve">        &lt;BoxView HeightRequest="1" Color="#EEEEEE" Margin="15,0" /&gt;</w:t>
+      </w:r>
+    </w:p>
+    <w:p>
+      <w:pPr>
+        <w:pStyle w:val="Nessunaspaziatura"/>
+        <w:rPr>
+          <w:rFonts w:ascii="Arial" w:hAnsi="Arial" w:cs="Arial"/>
+          <w:color w:val="002060"/>
+          <w:highlight w:val="cyan"/>
+        </w:rPr>
+      </w:pPr>
+    </w:p>
+    <w:p>
+      <w:pPr>
+        <w:pStyle w:val="Nessunaspaziatura"/>
+        <w:rPr>
+          <w:rFonts w:ascii="Arial" w:hAnsi="Arial" w:cs="Arial"/>
+          <w:color w:val="002060"/>
+          <w:highlight w:val="cyan"/>
+        </w:rPr>
+      </w:pPr>
+      <w:r>
+        <w:rPr>
+          <w:rFonts w:ascii="Arial" w:hAnsi="Arial" w:cs="Arial"/>
+          <w:color w:val="002060"/>
+          <w:highlight w:val="cyan"/>
+        </w:rPr>
+        <w:t xml:space="preserve">        &lt;!-- Aggiungi qui le altre voci seguendo lo stesso schema --&gt;</w:t>
+      </w:r>
+    </w:p>
+    <w:p>
+      <w:pPr>
+        <w:pStyle w:val="Nessunaspaziatura"/>
+        <w:rPr>
+          <w:rFonts w:ascii="Arial" w:hAnsi="Arial" w:cs="Arial"/>
+          <w:color w:val="002060"/>
+          <w:highlight w:val="cyan"/>
+        </w:rPr>
+      </w:pPr>
+      <w:r>
+        <w:rPr>
+          <w:rFonts w:ascii="Arial" w:hAnsi="Arial" w:cs="Arial"/>
+          <w:color w:val="002060"/>
+          <w:highlight w:val="cyan"/>
+        </w:rPr>
+        <w:t xml:space="preserve">        </w:t>
+      </w:r>
+    </w:p>
+    <w:p>
+      <w:pPr>
+        <w:pStyle w:val="Nessunaspaziatura"/>
+        <w:rPr>
+          <w:rFonts w:ascii="Arial" w:hAnsi="Arial" w:cs="Arial"/>
+          <w:color w:val="002060"/>
+          <w:highlight w:val="cyan"/>
+        </w:rPr>
+      </w:pPr>
+      <w:r>
+        <w:rPr>
+          <w:rFonts w:ascii="Arial" w:hAnsi="Arial" w:cs="Arial"/>
+          <w:color w:val="002060"/>
+          <w:highlight w:val="cyan"/>
+        </w:rPr>
+        <w:t xml:space="preserve">    &lt;/VerticalStackLayout&gt;</w:t>
+      </w:r>
+    </w:p>
+    <w:p>
+      <w:pPr>
+        <w:pStyle w:val="Nessunaspaziatura"/>
+        <w:rPr>
+          <w:rFonts w:ascii="Arial" w:hAnsi="Arial" w:cs="Arial"/>
+          <w:color w:val="002060"/>
+        </w:rPr>
+      </w:pPr>
+      <w:r>
+        <w:rPr>
+          <w:rFonts w:ascii="Arial" w:hAnsi="Arial" w:cs="Arial"/>
+          <w:color w:val="002060"/>
+          <w:highlight w:val="cyan"/>
+        </w:rPr>
+        <w:t>&lt;/Border&gt;</w:t>
       </w:r>
     </w:p>
     <w:p>
@@ -1048,7 +1900,7 @@
           </w:rPr>
           <w:id w:val="-1896963747"/>
           <w14:checkbox>
-            <w14:checked w14:val="0"/>
+            <w14:checked w14:val="1"/>
             <w14:checkedState w14:val="2612" w14:font="MS Gothic"/>
             <w14:uncheckedState w14:val="2610" w14:font="MS Gothic"/>
           </w14:checkbox>
@@ -1058,7 +1910,7 @@
             <w:rPr>
               <w:rFonts w:ascii="MS Gothic" w:eastAsia="MS Gothic" w:hAnsi="MS Gothic" w:cs="Segoe UI Symbol" w:hint="eastAsia"/>
             </w:rPr>
-            <w:t>☐</w:t>
+            <w:t>☒</w:t>
           </w:r>
         </w:sdtContent>
       </w:sdt>
@@ -1081,7 +1933,7 @@
           </w:rPr>
           <w:id w:val="1841200741"/>
           <w14:checkbox>
-            <w14:checked w14:val="0"/>
+            <w14:checked w14:val="1"/>
             <w14:checkedState w14:val="2612" w14:font="MS Gothic"/>
             <w14:uncheckedState w14:val="2610" w14:font="MS Gothic"/>
           </w14:checkbox>
@@ -1091,7 +1943,7 @@
             <w:rPr>
               <w:rFonts w:ascii="MS Gothic" w:eastAsia="MS Gothic" w:hAnsi="MS Gothic" w:cs="Segoe UI Symbol" w:hint="eastAsia"/>
             </w:rPr>
-            <w:t>☐</w:t>
+            <w:t>☒</w:t>
           </w:r>
         </w:sdtContent>
       </w:sdt>
@@ -1206,8 +2058,30 @@
         <w:spacing w:line="276" w:lineRule="auto"/>
         <w:rPr>
           <w:rFonts w:ascii="Arial" w:hAnsi="Arial" w:cs="Arial"/>
-        </w:rPr>
-      </w:pPr>
+          <w:color w:val="0070C0"/>
+        </w:rPr>
+      </w:pPr>
+      <w:r>
+        <w:rPr>
+          <w:rFonts w:ascii="Arial" w:hAnsi="Arial" w:cs="Arial"/>
+          <w:color w:val="0070C0"/>
+        </w:rPr>
+        <w:t xml:space="preserve">Forse </w:t>
+      </w:r>
+      <w:r>
+        <w:rPr>
+          <w:rFonts w:ascii="Arial" w:hAnsi="Arial" w:cs="Arial"/>
+          <w:color w:val="0070C0"/>
+        </w:rPr>
+        <w:t>Niente?</w:t>
+      </w:r>
+      <w:r>
+        <w:rPr>
+          <w:rFonts w:ascii="Arial" w:hAnsi="Arial" w:cs="Arial"/>
+          <w:color w:val="0070C0"/>
+        </w:rPr>
+        <w:t xml:space="preserve"> Non sapevo come ricreare l’immagine</w:t>
+      </w:r>
     </w:p>
     <w:sectPr>
       <w:headerReference w:type="default" r:id="rId9"/>
@@ -1431,17 +2305,8 @@
         <w:rFonts w:ascii="Arial" w:hAnsi="Arial" w:cs="Arial"/>
         <w:lang w:val="fr-CH"/>
       </w:rPr>
-      <w:t xml:space="preserve">Nome </w:t>
+      <w:t>Nome Cognome</w:t>
     </w:r>
-    <w:proofErr w:type="spellStart"/>
-    <w:r>
-      <w:rPr>
-        <w:rFonts w:ascii="Arial" w:hAnsi="Arial" w:cs="Arial"/>
-        <w:lang w:val="fr-CH"/>
-      </w:rPr>
-      <w:t>Cognome</w:t>
-    </w:r>
-    <w:proofErr w:type="spellEnd"/>
   </w:p>
 </w:hdr>
 </file>
@@ -2832,7 +3697,6 @@
     <w:rsid w:val="00DE2402"/>
     <w:rsid w:val="00DE4EBE"/>
     <w:rsid w:val="00E063DF"/>
-    <w:rsid w:val="00E11611"/>
     <w:rsid w:val="00E31C75"/>
     <w:rsid w:val="00E52C95"/>
     <w:rsid w:val="00E67A57"/>
@@ -2845,6 +3709,7 @@
     <w:rsid w:val="00F1427F"/>
     <w:rsid w:val="00F2036A"/>
     <w:rsid w:val="00F3029E"/>
+    <w:rsid w:val="00F42795"/>
     <w:rsid w:val="00F43C58"/>
     <w:rsid w:val="00F4458D"/>
     <w:rsid w:val="00F47630"/>

--- a/1_Documentazione/DiarioMatteo-24.04.docx
+++ b/1_Documentazione/DiarioMatteo-24.04.docx
@@ -199,6 +199,12 @@
               </w:rPr>
               <w:t>-</w:t>
             </w:r>
+            <w:r>
+              <w:rPr>
+                <w:rFonts w:ascii="Arial" w:hAnsi="Arial" w:cs="Arial"/>
+              </w:rPr>
+              <w:t>16:25</w:t>
+            </w:r>
           </w:p>
         </w:tc>
       </w:tr>
@@ -267,6 +273,12 @@
                 <w:rFonts w:ascii="Arial" w:hAnsi="Arial" w:cs="Arial"/>
               </w:rPr>
               <w:t>Creazione di SettingsPage</w:t>
+            </w:r>
+            <w:r>
+              <w:rPr>
+                <w:rFonts w:ascii="Arial" w:hAnsi="Arial" w:cs="Arial"/>
+              </w:rPr>
+              <w:t xml:space="preserve"> e popolazione della pagina</w:t>
             </w:r>
           </w:p>
         </w:tc>
@@ -1525,24 +1537,6 @@
           <w:rFonts w:ascii="Arial" w:hAnsi="Arial" w:cs="Arial"/>
           <w:color w:val="002060"/>
           <w:highlight w:val="cyan"/>
-        </w:rPr>
-      </w:pPr>
-      <w:r>
-        <w:rPr>
-          <w:rFonts w:ascii="Arial" w:hAnsi="Arial" w:cs="Arial"/>
-          <w:color w:val="002060"/>
-          <w:highlight w:val="cyan"/>
-        </w:rPr>
-        <w:t xml:space="preserve">            &lt;Image Grid.Column="2" </w:t>
-      </w:r>
-    </w:p>
-    <w:p>
-      <w:pPr>
-        <w:pStyle w:val="Nessunaspaziatura"/>
-        <w:rPr>
-          <w:rFonts w:ascii="Arial" w:hAnsi="Arial" w:cs="Arial"/>
-          <w:color w:val="002060"/>
-          <w:highlight w:val="cyan"/>
           <w:lang w:val="fr-CH"/>
         </w:rPr>
       </w:pPr>
@@ -1552,6 +1546,35 @@
           <w:color w:val="002060"/>
           <w:highlight w:val="cyan"/>
         </w:rPr>
+        <w:t xml:space="preserve">            </w:t>
+      </w:r>
+      <w:r>
+        <w:rPr>
+          <w:rFonts w:ascii="Arial" w:hAnsi="Arial" w:cs="Arial"/>
+          <w:color w:val="002060"/>
+          <w:highlight w:val="cyan"/>
+          <w:lang w:val="fr-CH"/>
+        </w:rPr>
+        <w:t xml:space="preserve">&lt;Image Grid.Column="2" </w:t>
+      </w:r>
+    </w:p>
+    <w:p>
+      <w:pPr>
+        <w:pStyle w:val="Nessunaspaziatura"/>
+        <w:rPr>
+          <w:rFonts w:ascii="Arial" w:hAnsi="Arial" w:cs="Arial"/>
+          <w:color w:val="002060"/>
+          <w:highlight w:val="cyan"/>
+          <w:lang w:val="fr-CH"/>
+        </w:rPr>
+      </w:pPr>
+      <w:r>
+        <w:rPr>
+          <w:rFonts w:ascii="Arial" w:hAnsi="Arial" w:cs="Arial"/>
+          <w:color w:val="002060"/>
+          <w:highlight w:val="cyan"/>
+          <w:lang w:val="fr-CH"/>
+        </w:rPr>
         <w:t xml:space="preserve">                   </w:t>
       </w:r>
       <w:r>
@@ -1772,43 +1795,63 @@
           <w:rFonts w:ascii="Arial" w:hAnsi="Arial" w:cs="Arial"/>
           <w:color w:val="002060"/>
           <w:highlight w:val="cyan"/>
-        </w:rPr>
-      </w:pPr>
-      <w:r>
-        <w:rPr>
-          <w:rFonts w:ascii="Arial" w:hAnsi="Arial" w:cs="Arial"/>
-          <w:color w:val="002060"/>
-          <w:highlight w:val="cyan"/>
-        </w:rPr>
-        <w:t xml:space="preserve">        &lt;BoxView HeightRequest="1" Color="#EEEEEE" Margin="15,0" /&gt;</w:t>
-      </w:r>
-    </w:p>
-    <w:p>
-      <w:pPr>
-        <w:pStyle w:val="Nessunaspaziatura"/>
-        <w:rPr>
-          <w:rFonts w:ascii="Arial" w:hAnsi="Arial" w:cs="Arial"/>
-          <w:color w:val="002060"/>
-          <w:highlight w:val="cyan"/>
-        </w:rPr>
-      </w:pPr>
-    </w:p>
-    <w:p>
-      <w:pPr>
-        <w:pStyle w:val="Nessunaspaziatura"/>
-        <w:rPr>
-          <w:rFonts w:ascii="Arial" w:hAnsi="Arial" w:cs="Arial"/>
-          <w:color w:val="002060"/>
-          <w:highlight w:val="cyan"/>
-        </w:rPr>
-      </w:pPr>
-      <w:r>
-        <w:rPr>
-          <w:rFonts w:ascii="Arial" w:hAnsi="Arial" w:cs="Arial"/>
-          <w:color w:val="002060"/>
-          <w:highlight w:val="cyan"/>
-        </w:rPr>
-        <w:t xml:space="preserve">        &lt;!-- Aggiungi qui le altre voci seguendo lo stesso schema --&gt;</w:t>
+          <w:lang w:val="fr-CH"/>
+        </w:rPr>
+      </w:pPr>
+      <w:r>
+        <w:rPr>
+          <w:rFonts w:ascii="Arial" w:hAnsi="Arial" w:cs="Arial"/>
+          <w:color w:val="002060"/>
+          <w:highlight w:val="cyan"/>
+        </w:rPr>
+        <w:t xml:space="preserve">        </w:t>
+      </w:r>
+      <w:r>
+        <w:rPr>
+          <w:rFonts w:ascii="Arial" w:hAnsi="Arial" w:cs="Arial"/>
+          <w:color w:val="002060"/>
+          <w:highlight w:val="cyan"/>
+          <w:lang w:val="fr-CH"/>
+        </w:rPr>
+        <w:t>&lt;BoxView HeightRequest="1" Color="#EEEEEE" Margin="15,0" /&gt;</w:t>
+      </w:r>
+    </w:p>
+    <w:p>
+      <w:pPr>
+        <w:pStyle w:val="Nessunaspaziatura"/>
+        <w:rPr>
+          <w:rFonts w:ascii="Arial" w:hAnsi="Arial" w:cs="Arial"/>
+          <w:color w:val="002060"/>
+          <w:highlight w:val="cyan"/>
+          <w:lang w:val="fr-CH"/>
+        </w:rPr>
+      </w:pPr>
+    </w:p>
+    <w:p>
+      <w:pPr>
+        <w:pStyle w:val="Nessunaspaziatura"/>
+        <w:rPr>
+          <w:rFonts w:ascii="Arial" w:hAnsi="Arial" w:cs="Arial"/>
+          <w:color w:val="002060"/>
+          <w:highlight w:val="cyan"/>
+        </w:rPr>
+      </w:pPr>
+      <w:r>
+        <w:rPr>
+          <w:rFonts w:ascii="Arial" w:hAnsi="Arial" w:cs="Arial"/>
+          <w:color w:val="002060"/>
+          <w:highlight w:val="cyan"/>
+          <w:lang w:val="fr-CH"/>
+        </w:rPr>
+        <w:t xml:space="preserve">        </w:t>
+      </w:r>
+      <w:r>
+        <w:rPr>
+          <w:rFonts w:ascii="Arial" w:hAnsi="Arial" w:cs="Arial"/>
+          <w:color w:val="002060"/>
+          <w:highlight w:val="cyan"/>
+        </w:rPr>
+        <w:t>&lt;!-- Aggiungi qui le altre voci seguendo lo stesso schema --&gt;</w:t>
       </w:r>
     </w:p>
     <w:p>
@@ -2882,6 +2925,7 @@
   <w:style w:type="character" w:default="1" w:styleId="Carpredefinitoparagrafo">
     <w:name w:val="Default Paragraph Font"/>
     <w:uiPriority w:val="1"/>
+    <w:semiHidden/>
     <w:unhideWhenUsed/>
   </w:style>
   <w:style w:type="table" w:default="1" w:styleId="Tabellanormale">
@@ -3615,6 +3659,7 @@
     <w:rsid w:val="00636B75"/>
     <w:rsid w:val="0066409A"/>
     <w:rsid w:val="006B7DC0"/>
+    <w:rsid w:val="006C0036"/>
     <w:rsid w:val="006E02EF"/>
     <w:rsid w:val="00705B4E"/>
     <w:rsid w:val="00707698"/>
@@ -3666,6 +3711,7 @@
     <w:rsid w:val="00B34858"/>
     <w:rsid w:val="00B4671D"/>
     <w:rsid w:val="00B532B4"/>
+    <w:rsid w:val="00B7646A"/>
     <w:rsid w:val="00BC14BB"/>
     <w:rsid w:val="00BC3196"/>
     <w:rsid w:val="00BE1173"/>

--- a/1_Documentazione/DiarioMatteo-24.04.docx
+++ b/1_Documentazione/DiarioMatteo-24.04.docx
@@ -203,7 +203,13 @@
               <w:rPr>
                 <w:rFonts w:ascii="Arial" w:hAnsi="Arial" w:cs="Arial"/>
               </w:rPr>
-              <w:t>16:25</w:t>
+              <w:t>16:</w:t>
+            </w:r>
+            <w:r>
+              <w:rPr>
+                <w:rFonts w:ascii="Arial" w:hAnsi="Arial" w:cs="Arial"/>
+              </w:rPr>
+              <w:t>09</w:t>
             </w:r>
           </w:p>
         </w:tc>
@@ -1795,7 +1801,6 @@
           <w:rFonts w:ascii="Arial" w:hAnsi="Arial" w:cs="Arial"/>
           <w:color w:val="002060"/>
           <w:highlight w:val="cyan"/>
-          <w:lang w:val="fr-CH"/>
         </w:rPr>
       </w:pPr>
       <w:r>
@@ -1811,7 +1816,6 @@
           <w:rFonts w:ascii="Arial" w:hAnsi="Arial" w:cs="Arial"/>
           <w:color w:val="002060"/>
           <w:highlight w:val="cyan"/>
-          <w:lang w:val="fr-CH"/>
         </w:rPr>
         <w:t>&lt;BoxView HeightRequest="1" Color="#EEEEEE" Margin="15,0" /&gt;</w:t>
       </w:r>
@@ -1823,25 +1827,23 @@
           <w:rFonts w:ascii="Arial" w:hAnsi="Arial" w:cs="Arial"/>
           <w:color w:val="002060"/>
           <w:highlight w:val="cyan"/>
-          <w:lang w:val="fr-CH"/>
-        </w:rPr>
-      </w:pPr>
-    </w:p>
-    <w:p>
-      <w:pPr>
-        <w:pStyle w:val="Nessunaspaziatura"/>
-        <w:rPr>
-          <w:rFonts w:ascii="Arial" w:hAnsi="Arial" w:cs="Arial"/>
-          <w:color w:val="002060"/>
-          <w:highlight w:val="cyan"/>
-        </w:rPr>
-      </w:pPr>
-      <w:r>
-        <w:rPr>
-          <w:rFonts w:ascii="Arial" w:hAnsi="Arial" w:cs="Arial"/>
-          <w:color w:val="002060"/>
-          <w:highlight w:val="cyan"/>
-          <w:lang w:val="fr-CH"/>
+        </w:rPr>
+      </w:pPr>
+    </w:p>
+    <w:p>
+      <w:pPr>
+        <w:pStyle w:val="Nessunaspaziatura"/>
+        <w:rPr>
+          <w:rFonts w:ascii="Arial" w:hAnsi="Arial" w:cs="Arial"/>
+          <w:color w:val="002060"/>
+          <w:highlight w:val="cyan"/>
+        </w:rPr>
+      </w:pPr>
+      <w:r>
+        <w:rPr>
+          <w:rFonts w:ascii="Arial" w:hAnsi="Arial" w:cs="Arial"/>
+          <w:color w:val="002060"/>
+          <w:highlight w:val="cyan"/>
         </w:rPr>
         <w:t xml:space="preserve">        </w:t>
       </w:r>
@@ -3606,6 +3608,7 @@
     <w:rsid w:val="002A4220"/>
     <w:rsid w:val="002B263F"/>
     <w:rsid w:val="002B5A7B"/>
+    <w:rsid w:val="002D1DE7"/>
     <w:rsid w:val="002E44A3"/>
     <w:rsid w:val="00307FAE"/>
     <w:rsid w:val="00317FB9"/>
@@ -3696,6 +3699,7 @@
     <w:rsid w:val="009B25D7"/>
     <w:rsid w:val="009B3CFD"/>
     <w:rsid w:val="009C29C8"/>
+    <w:rsid w:val="00A144A8"/>
     <w:rsid w:val="00A27987"/>
     <w:rsid w:val="00A33570"/>
     <w:rsid w:val="00A50FCC"/>

--- a/1_Documentazione/DiarioMatteo-24.04.docx
+++ b/1_Documentazione/DiarioMatteo-24.04.docx
@@ -278,8 +278,16 @@
               <w:rPr>
                 <w:rFonts w:ascii="Arial" w:hAnsi="Arial" w:cs="Arial"/>
               </w:rPr>
-              <w:t>Creazione di SettingsPage</w:t>
+              <w:t xml:space="preserve">Creazione di </w:t>
             </w:r>
+            <w:proofErr w:type="spellStart"/>
+            <w:r>
+              <w:rPr>
+                <w:rFonts w:ascii="Arial" w:hAnsi="Arial" w:cs="Arial"/>
+              </w:rPr>
+              <w:t>SettingsPage</w:t>
+            </w:r>
+            <w:proofErr w:type="spellEnd"/>
             <w:r>
               <w:rPr>
                 <w:rFonts w:ascii="Arial" w:hAnsi="Arial" w:cs="Arial"/>
@@ -1035,215 +1043,521 @@
           <w:color w:val="002060"/>
           <w:highlight w:val="cyan"/>
         </w:rPr>
-        <w:t xml:space="preserve">&lt;Border BackgroundColor="White" </w:t>
-      </w:r>
-    </w:p>
-    <w:p>
-      <w:pPr>
-        <w:pStyle w:val="Nessunaspaziatura"/>
-        <w:rPr>
-          <w:rFonts w:ascii="Arial" w:hAnsi="Arial" w:cs="Arial"/>
-          <w:color w:val="002060"/>
-          <w:highlight w:val="cyan"/>
-        </w:rPr>
-      </w:pPr>
-      <w:r>
-        <w:rPr>
-          <w:rFonts w:ascii="Arial" w:hAnsi="Arial" w:cs="Arial"/>
-          <w:color w:val="002060"/>
-          <w:highlight w:val="cyan"/>
-        </w:rPr>
-        <w:t xml:space="preserve">        StrokeShape="RoundRectangle 20"</w:t>
-      </w:r>
-    </w:p>
-    <w:p>
-      <w:pPr>
-        <w:pStyle w:val="Nessunaspaziatura"/>
-        <w:rPr>
-          <w:rFonts w:ascii="Arial" w:hAnsi="Arial" w:cs="Arial"/>
-          <w:color w:val="002060"/>
-          <w:highlight w:val="cyan"/>
-        </w:rPr>
-      </w:pPr>
-      <w:r>
-        <w:rPr>
-          <w:rFonts w:ascii="Arial" w:hAnsi="Arial" w:cs="Arial"/>
-          <w:color w:val="002060"/>
-          <w:highlight w:val="cyan"/>
-        </w:rPr>
-        <w:t xml:space="preserve">        Margin="20"</w:t>
-      </w:r>
-    </w:p>
-    <w:p>
-      <w:pPr>
-        <w:pStyle w:val="Nessunaspaziatura"/>
-        <w:rPr>
-          <w:rFonts w:ascii="Arial" w:hAnsi="Arial" w:cs="Arial"/>
-          <w:color w:val="002060"/>
-          <w:highlight w:val="cyan"/>
-        </w:rPr>
-      </w:pPr>
-      <w:r>
-        <w:rPr>
-          <w:rFonts w:ascii="Arial" w:hAnsi="Arial" w:cs="Arial"/>
-          <w:color w:val="002060"/>
-          <w:highlight w:val="cyan"/>
-        </w:rPr>
-        <w:t xml:space="preserve">        Padding="0"</w:t>
-      </w:r>
-    </w:p>
-    <w:p>
-      <w:pPr>
-        <w:pStyle w:val="Nessunaspaziatura"/>
-        <w:rPr>
-          <w:rFonts w:ascii="Arial" w:hAnsi="Arial" w:cs="Arial"/>
-          <w:color w:val="002060"/>
-          <w:highlight w:val="cyan"/>
-        </w:rPr>
-      </w:pPr>
-      <w:r>
-        <w:rPr>
-          <w:rFonts w:ascii="Arial" w:hAnsi="Arial" w:cs="Arial"/>
-          <w:color w:val="002060"/>
-          <w:highlight w:val="cyan"/>
-        </w:rPr>
-        <w:t xml:space="preserve">        StrokeThickness="0"&gt;</w:t>
-      </w:r>
-    </w:p>
-    <w:p>
-      <w:pPr>
-        <w:pStyle w:val="Nessunaspaziatura"/>
-        <w:rPr>
-          <w:rFonts w:ascii="Arial" w:hAnsi="Arial" w:cs="Arial"/>
-          <w:color w:val="002060"/>
-          <w:highlight w:val="cyan"/>
-        </w:rPr>
-      </w:pPr>
-      <w:r>
-        <w:rPr>
-          <w:rFonts w:ascii="Arial" w:hAnsi="Arial" w:cs="Arial"/>
-          <w:color w:val="002060"/>
-          <w:highlight w:val="cyan"/>
-        </w:rPr>
-        <w:t xml:space="preserve">    &lt;Border.Shadow&gt;</w:t>
-      </w:r>
-    </w:p>
-    <w:p>
-      <w:pPr>
-        <w:pStyle w:val="Nessunaspaziatura"/>
-        <w:rPr>
-          <w:rFonts w:ascii="Arial" w:hAnsi="Arial" w:cs="Arial"/>
-          <w:color w:val="002060"/>
-          <w:highlight w:val="cyan"/>
-        </w:rPr>
-      </w:pPr>
-      <w:r>
-        <w:rPr>
-          <w:rFonts w:ascii="Arial" w:hAnsi="Arial" w:cs="Arial"/>
-          <w:color w:val="002060"/>
-          <w:highlight w:val="cyan"/>
-        </w:rPr>
-        <w:t xml:space="preserve">        &lt;Shadow Brush="Black" Offset="0,2" Opacity="0.1" Radius="10" /&gt;</w:t>
-      </w:r>
-    </w:p>
-    <w:p>
-      <w:pPr>
-        <w:pStyle w:val="Nessunaspaziatura"/>
-        <w:rPr>
-          <w:rFonts w:ascii="Arial" w:hAnsi="Arial" w:cs="Arial"/>
-          <w:color w:val="002060"/>
-          <w:highlight w:val="cyan"/>
-        </w:rPr>
-      </w:pPr>
-      <w:r>
-        <w:rPr>
-          <w:rFonts w:ascii="Arial" w:hAnsi="Arial" w:cs="Arial"/>
-          <w:color w:val="002060"/>
-          <w:highlight w:val="cyan"/>
-        </w:rPr>
-        <w:t xml:space="preserve">    &lt;/Border.Shadow&gt;</w:t>
-      </w:r>
-    </w:p>
-    <w:p>
-      <w:pPr>
-        <w:pStyle w:val="Nessunaspaziatura"/>
-        <w:rPr>
-          <w:rFonts w:ascii="Arial" w:hAnsi="Arial" w:cs="Arial"/>
-          <w:color w:val="002060"/>
-          <w:highlight w:val="cyan"/>
-        </w:rPr>
-      </w:pPr>
-    </w:p>
-    <w:p>
-      <w:pPr>
-        <w:pStyle w:val="Nessunaspaziatura"/>
-        <w:rPr>
-          <w:rFonts w:ascii="Arial" w:hAnsi="Arial" w:cs="Arial"/>
-          <w:color w:val="002060"/>
-          <w:highlight w:val="cyan"/>
-        </w:rPr>
-      </w:pPr>
-      <w:r>
-        <w:rPr>
-          <w:rFonts w:ascii="Arial" w:hAnsi="Arial" w:cs="Arial"/>
-          <w:color w:val="002060"/>
-          <w:highlight w:val="cyan"/>
-        </w:rPr>
-        <w:t xml:space="preserve">    &lt;VerticalStackLayout&gt;</w:t>
-      </w:r>
-    </w:p>
-    <w:p>
-      <w:pPr>
-        <w:pStyle w:val="Nessunaspaziatura"/>
-        <w:rPr>
-          <w:rFonts w:ascii="Arial" w:hAnsi="Arial" w:cs="Arial"/>
-          <w:color w:val="002060"/>
-          <w:highlight w:val="cyan"/>
-        </w:rPr>
-      </w:pPr>
-      <w:r>
-        <w:rPr>
-          <w:rFonts w:ascii="Arial" w:hAnsi="Arial" w:cs="Arial"/>
-          <w:color w:val="002060"/>
-          <w:highlight w:val="cyan"/>
-        </w:rPr>
-        <w:t xml:space="preserve">        &lt;!-- Esempio: Fuso Orario --&gt;</w:t>
-      </w:r>
-    </w:p>
-    <w:p>
-      <w:pPr>
-        <w:pStyle w:val="Nessunaspaziatura"/>
-        <w:rPr>
-          <w:rFonts w:ascii="Arial" w:hAnsi="Arial" w:cs="Arial"/>
-          <w:color w:val="002060"/>
-          <w:highlight w:val="cyan"/>
-        </w:rPr>
-      </w:pPr>
-      <w:r>
-        <w:rPr>
-          <w:rFonts w:ascii="Arial" w:hAnsi="Arial" w:cs="Arial"/>
-          <w:color w:val="002060"/>
-          <w:highlight w:val="cyan"/>
-        </w:rPr>
-        <w:t xml:space="preserve">        &lt;Grid Style="{StaticResource MenuRowStyle}" ColumnDefinitions="Auto, *, Auto"&gt;</w:t>
-      </w:r>
-    </w:p>
-    <w:p>
-      <w:pPr>
-        <w:pStyle w:val="Nessunaspaziatura"/>
-        <w:rPr>
-          <w:rFonts w:ascii="Arial" w:hAnsi="Arial" w:cs="Arial"/>
-          <w:color w:val="002060"/>
-          <w:highlight w:val="cyan"/>
-        </w:rPr>
-      </w:pPr>
-      <w:r>
-        <w:rPr>
-          <w:rFonts w:ascii="Arial" w:hAnsi="Arial" w:cs="Arial"/>
-          <w:color w:val="002060"/>
-          <w:highlight w:val="cyan"/>
-        </w:rPr>
-        <w:t xml:space="preserve">            &lt;!-- Icona a sinistra --&gt;</w:t>
+        <w:t>&lt;</w:t>
+      </w:r>
+      <w:proofErr w:type="spellStart"/>
+      <w:r>
+        <w:rPr>
+          <w:rFonts w:ascii="Arial" w:hAnsi="Arial" w:cs="Arial"/>
+          <w:color w:val="002060"/>
+          <w:highlight w:val="cyan"/>
+        </w:rPr>
+        <w:t>Border</w:t>
+      </w:r>
+      <w:proofErr w:type="spellEnd"/>
+      <w:r>
+        <w:rPr>
+          <w:rFonts w:ascii="Arial" w:hAnsi="Arial" w:cs="Arial"/>
+          <w:color w:val="002060"/>
+          <w:highlight w:val="cyan"/>
+        </w:rPr>
+        <w:t xml:space="preserve"> </w:t>
+      </w:r>
+      <w:proofErr w:type="spellStart"/>
+      <w:r>
+        <w:rPr>
+          <w:rFonts w:ascii="Arial" w:hAnsi="Arial" w:cs="Arial"/>
+          <w:color w:val="002060"/>
+          <w:highlight w:val="cyan"/>
+        </w:rPr>
+        <w:t>BackgroundColor</w:t>
+      </w:r>
+      <w:proofErr w:type="spellEnd"/>
+      <w:r>
+        <w:rPr>
+          <w:rFonts w:ascii="Arial" w:hAnsi="Arial" w:cs="Arial"/>
+          <w:color w:val="002060"/>
+          <w:highlight w:val="cyan"/>
+        </w:rPr>
+        <w:t xml:space="preserve">="White" </w:t>
+      </w:r>
+    </w:p>
+    <w:p>
+      <w:pPr>
+        <w:pStyle w:val="Nessunaspaziatura"/>
+        <w:rPr>
+          <w:rFonts w:ascii="Arial" w:hAnsi="Arial" w:cs="Arial"/>
+          <w:color w:val="002060"/>
+          <w:highlight w:val="cyan"/>
+        </w:rPr>
+      </w:pPr>
+      <w:r>
+        <w:rPr>
+          <w:rFonts w:ascii="Arial" w:hAnsi="Arial" w:cs="Arial"/>
+          <w:color w:val="002060"/>
+          <w:highlight w:val="cyan"/>
+        </w:rPr>
+        <w:t xml:space="preserve">        </w:t>
+      </w:r>
+      <w:proofErr w:type="spellStart"/>
+      <w:r>
+        <w:rPr>
+          <w:rFonts w:ascii="Arial" w:hAnsi="Arial" w:cs="Arial"/>
+          <w:color w:val="002060"/>
+          <w:highlight w:val="cyan"/>
+        </w:rPr>
+        <w:t>StrokeShape</w:t>
+      </w:r>
+      <w:proofErr w:type="spellEnd"/>
+      <w:r>
+        <w:rPr>
+          <w:rFonts w:ascii="Arial" w:hAnsi="Arial" w:cs="Arial"/>
+          <w:color w:val="002060"/>
+          <w:highlight w:val="cyan"/>
+        </w:rPr>
+        <w:t>="</w:t>
+      </w:r>
+      <w:proofErr w:type="spellStart"/>
+      <w:r>
+        <w:rPr>
+          <w:rFonts w:ascii="Arial" w:hAnsi="Arial" w:cs="Arial"/>
+          <w:color w:val="002060"/>
+          <w:highlight w:val="cyan"/>
+        </w:rPr>
+        <w:t>RoundRectangle</w:t>
+      </w:r>
+      <w:proofErr w:type="spellEnd"/>
+      <w:r>
+        <w:rPr>
+          <w:rFonts w:ascii="Arial" w:hAnsi="Arial" w:cs="Arial"/>
+          <w:color w:val="002060"/>
+          <w:highlight w:val="cyan"/>
+        </w:rPr>
+        <w:t xml:space="preserve"> 20"</w:t>
+      </w:r>
+    </w:p>
+    <w:p>
+      <w:pPr>
+        <w:pStyle w:val="Nessunaspaziatura"/>
+        <w:rPr>
+          <w:rFonts w:ascii="Arial" w:hAnsi="Arial" w:cs="Arial"/>
+          <w:color w:val="002060"/>
+          <w:highlight w:val="cyan"/>
+        </w:rPr>
+      </w:pPr>
+      <w:r>
+        <w:rPr>
+          <w:rFonts w:ascii="Arial" w:hAnsi="Arial" w:cs="Arial"/>
+          <w:color w:val="002060"/>
+          <w:highlight w:val="cyan"/>
+        </w:rPr>
+        <w:t xml:space="preserve">        </w:t>
+      </w:r>
+      <w:proofErr w:type="spellStart"/>
+      <w:r>
+        <w:rPr>
+          <w:rFonts w:ascii="Arial" w:hAnsi="Arial" w:cs="Arial"/>
+          <w:color w:val="002060"/>
+          <w:highlight w:val="cyan"/>
+        </w:rPr>
+        <w:t>Margin</w:t>
+      </w:r>
+      <w:proofErr w:type="spellEnd"/>
+      <w:r>
+        <w:rPr>
+          <w:rFonts w:ascii="Arial" w:hAnsi="Arial" w:cs="Arial"/>
+          <w:color w:val="002060"/>
+          <w:highlight w:val="cyan"/>
+        </w:rPr>
+        <w:t>="20"</w:t>
+      </w:r>
+    </w:p>
+    <w:p>
+      <w:pPr>
+        <w:pStyle w:val="Nessunaspaziatura"/>
+        <w:rPr>
+          <w:rFonts w:ascii="Arial" w:hAnsi="Arial" w:cs="Arial"/>
+          <w:color w:val="002060"/>
+          <w:highlight w:val="cyan"/>
+        </w:rPr>
+      </w:pPr>
+      <w:r>
+        <w:rPr>
+          <w:rFonts w:ascii="Arial" w:hAnsi="Arial" w:cs="Arial"/>
+          <w:color w:val="002060"/>
+          <w:highlight w:val="cyan"/>
+        </w:rPr>
+        <w:t xml:space="preserve">        </w:t>
+      </w:r>
+      <w:proofErr w:type="spellStart"/>
+      <w:r>
+        <w:rPr>
+          <w:rFonts w:ascii="Arial" w:hAnsi="Arial" w:cs="Arial"/>
+          <w:color w:val="002060"/>
+          <w:highlight w:val="cyan"/>
+        </w:rPr>
+        <w:t>Padding</w:t>
+      </w:r>
+      <w:proofErr w:type="spellEnd"/>
+      <w:r>
+        <w:rPr>
+          <w:rFonts w:ascii="Arial" w:hAnsi="Arial" w:cs="Arial"/>
+          <w:color w:val="002060"/>
+          <w:highlight w:val="cyan"/>
+        </w:rPr>
+        <w:t>="0"</w:t>
+      </w:r>
+    </w:p>
+    <w:p>
+      <w:pPr>
+        <w:pStyle w:val="Nessunaspaziatura"/>
+        <w:rPr>
+          <w:rFonts w:ascii="Arial" w:hAnsi="Arial" w:cs="Arial"/>
+          <w:color w:val="002060"/>
+          <w:highlight w:val="cyan"/>
+        </w:rPr>
+      </w:pPr>
+      <w:r>
+        <w:rPr>
+          <w:rFonts w:ascii="Arial" w:hAnsi="Arial" w:cs="Arial"/>
+          <w:color w:val="002060"/>
+          <w:highlight w:val="cyan"/>
+        </w:rPr>
+        <w:t xml:space="preserve">        </w:t>
+      </w:r>
+      <w:proofErr w:type="spellStart"/>
+      <w:r>
+        <w:rPr>
+          <w:rFonts w:ascii="Arial" w:hAnsi="Arial" w:cs="Arial"/>
+          <w:color w:val="002060"/>
+          <w:highlight w:val="cyan"/>
+        </w:rPr>
+        <w:t>StrokeThickness</w:t>
+      </w:r>
+      <w:proofErr w:type="spellEnd"/>
+      <w:r>
+        <w:rPr>
+          <w:rFonts w:ascii="Arial" w:hAnsi="Arial" w:cs="Arial"/>
+          <w:color w:val="002060"/>
+          <w:highlight w:val="cyan"/>
+        </w:rPr>
+        <w:t>="0"&gt;</w:t>
+      </w:r>
+    </w:p>
+    <w:p>
+      <w:pPr>
+        <w:pStyle w:val="Nessunaspaziatura"/>
+        <w:rPr>
+          <w:rFonts w:ascii="Arial" w:hAnsi="Arial" w:cs="Arial"/>
+          <w:color w:val="002060"/>
+          <w:highlight w:val="cyan"/>
+        </w:rPr>
+      </w:pPr>
+      <w:r>
+        <w:rPr>
+          <w:rFonts w:ascii="Arial" w:hAnsi="Arial" w:cs="Arial"/>
+          <w:color w:val="002060"/>
+          <w:highlight w:val="cyan"/>
+        </w:rPr>
+        <w:t xml:space="preserve">    &lt;</w:t>
+      </w:r>
+      <w:proofErr w:type="spellStart"/>
+      <w:r>
+        <w:rPr>
+          <w:rFonts w:ascii="Arial" w:hAnsi="Arial" w:cs="Arial"/>
+          <w:color w:val="002060"/>
+          <w:highlight w:val="cyan"/>
+        </w:rPr>
+        <w:t>Border.Shadow</w:t>
+      </w:r>
+      <w:proofErr w:type="spellEnd"/>
+      <w:r>
+        <w:rPr>
+          <w:rFonts w:ascii="Arial" w:hAnsi="Arial" w:cs="Arial"/>
+          <w:color w:val="002060"/>
+          <w:highlight w:val="cyan"/>
+        </w:rPr>
+        <w:t>&gt;</w:t>
+      </w:r>
+    </w:p>
+    <w:p>
+      <w:pPr>
+        <w:pStyle w:val="Nessunaspaziatura"/>
+        <w:rPr>
+          <w:rFonts w:ascii="Arial" w:hAnsi="Arial" w:cs="Arial"/>
+          <w:color w:val="002060"/>
+          <w:highlight w:val="cyan"/>
+        </w:rPr>
+      </w:pPr>
+      <w:r>
+        <w:rPr>
+          <w:rFonts w:ascii="Arial" w:hAnsi="Arial" w:cs="Arial"/>
+          <w:color w:val="002060"/>
+          <w:highlight w:val="cyan"/>
+        </w:rPr>
+        <w:t xml:space="preserve">        &lt;Shadow Brush="Black" Offset="0,2" </w:t>
+      </w:r>
+      <w:proofErr w:type="spellStart"/>
+      <w:r>
+        <w:rPr>
+          <w:rFonts w:ascii="Arial" w:hAnsi="Arial" w:cs="Arial"/>
+          <w:color w:val="002060"/>
+          <w:highlight w:val="cyan"/>
+        </w:rPr>
+        <w:t>Opacity</w:t>
+      </w:r>
+      <w:proofErr w:type="spellEnd"/>
+      <w:r>
+        <w:rPr>
+          <w:rFonts w:ascii="Arial" w:hAnsi="Arial" w:cs="Arial"/>
+          <w:color w:val="002060"/>
+          <w:highlight w:val="cyan"/>
+        </w:rPr>
+        <w:t>="0.1" Radius="10" /&gt;</w:t>
+      </w:r>
+    </w:p>
+    <w:p>
+      <w:pPr>
+        <w:pStyle w:val="Nessunaspaziatura"/>
+        <w:rPr>
+          <w:rFonts w:ascii="Arial" w:hAnsi="Arial" w:cs="Arial"/>
+          <w:color w:val="002060"/>
+          <w:highlight w:val="cyan"/>
+        </w:rPr>
+      </w:pPr>
+      <w:r>
+        <w:rPr>
+          <w:rFonts w:ascii="Arial" w:hAnsi="Arial" w:cs="Arial"/>
+          <w:color w:val="002060"/>
+          <w:highlight w:val="cyan"/>
+        </w:rPr>
+        <w:t xml:space="preserve">    &lt;/</w:t>
+      </w:r>
+      <w:proofErr w:type="spellStart"/>
+      <w:r>
+        <w:rPr>
+          <w:rFonts w:ascii="Arial" w:hAnsi="Arial" w:cs="Arial"/>
+          <w:color w:val="002060"/>
+          <w:highlight w:val="cyan"/>
+        </w:rPr>
+        <w:t>Border.Shadow</w:t>
+      </w:r>
+      <w:proofErr w:type="spellEnd"/>
+      <w:r>
+        <w:rPr>
+          <w:rFonts w:ascii="Arial" w:hAnsi="Arial" w:cs="Arial"/>
+          <w:color w:val="002060"/>
+          <w:highlight w:val="cyan"/>
+        </w:rPr>
+        <w:t>&gt;</w:t>
+      </w:r>
+    </w:p>
+    <w:p>
+      <w:pPr>
+        <w:pStyle w:val="Nessunaspaziatura"/>
+        <w:rPr>
+          <w:rFonts w:ascii="Arial" w:hAnsi="Arial" w:cs="Arial"/>
+          <w:color w:val="002060"/>
+          <w:highlight w:val="cyan"/>
+        </w:rPr>
+      </w:pPr>
+    </w:p>
+    <w:p>
+      <w:pPr>
+        <w:pStyle w:val="Nessunaspaziatura"/>
+        <w:rPr>
+          <w:rFonts w:ascii="Arial" w:hAnsi="Arial" w:cs="Arial"/>
+          <w:color w:val="002060"/>
+          <w:highlight w:val="cyan"/>
+        </w:rPr>
+      </w:pPr>
+      <w:r>
+        <w:rPr>
+          <w:rFonts w:ascii="Arial" w:hAnsi="Arial" w:cs="Arial"/>
+          <w:color w:val="002060"/>
+          <w:highlight w:val="cyan"/>
+        </w:rPr>
+        <w:t xml:space="preserve">    &lt;</w:t>
+      </w:r>
+      <w:proofErr w:type="spellStart"/>
+      <w:r>
+        <w:rPr>
+          <w:rFonts w:ascii="Arial" w:hAnsi="Arial" w:cs="Arial"/>
+          <w:color w:val="002060"/>
+          <w:highlight w:val="cyan"/>
+        </w:rPr>
+        <w:t>VerticalStackLayout</w:t>
+      </w:r>
+      <w:proofErr w:type="spellEnd"/>
+      <w:r>
+        <w:rPr>
+          <w:rFonts w:ascii="Arial" w:hAnsi="Arial" w:cs="Arial"/>
+          <w:color w:val="002060"/>
+          <w:highlight w:val="cyan"/>
+        </w:rPr>
+        <w:t>&gt;</w:t>
+      </w:r>
+    </w:p>
+    <w:p>
+      <w:pPr>
+        <w:pStyle w:val="Nessunaspaziatura"/>
+        <w:rPr>
+          <w:rFonts w:ascii="Arial" w:hAnsi="Arial" w:cs="Arial"/>
+          <w:color w:val="002060"/>
+          <w:highlight w:val="cyan"/>
+        </w:rPr>
+      </w:pPr>
+      <w:r>
+        <w:rPr>
+          <w:rFonts w:ascii="Arial" w:hAnsi="Arial" w:cs="Arial"/>
+          <w:color w:val="002060"/>
+          <w:highlight w:val="cyan"/>
+        </w:rPr>
+        <w:t xml:space="preserve">        </w:t>
+      </w:r>
+      <w:proofErr w:type="gramStart"/>
+      <w:r>
+        <w:rPr>
+          <w:rFonts w:ascii="Arial" w:hAnsi="Arial" w:cs="Arial"/>
+          <w:color w:val="002060"/>
+          <w:highlight w:val="cyan"/>
+        </w:rPr>
+        <w:t>&lt;!--</w:t>
+      </w:r>
+      <w:proofErr w:type="gramEnd"/>
+      <w:r>
+        <w:rPr>
+          <w:rFonts w:ascii="Arial" w:hAnsi="Arial" w:cs="Arial"/>
+          <w:color w:val="002060"/>
+          <w:highlight w:val="cyan"/>
+        </w:rPr>
+        <w:t xml:space="preserve"> Esempio: Fuso Orario --&gt;</w:t>
+      </w:r>
+    </w:p>
+    <w:p>
+      <w:pPr>
+        <w:pStyle w:val="Nessunaspaziatura"/>
+        <w:rPr>
+          <w:rFonts w:ascii="Arial" w:hAnsi="Arial" w:cs="Arial"/>
+          <w:color w:val="002060"/>
+          <w:highlight w:val="cyan"/>
+        </w:rPr>
+      </w:pPr>
+      <w:r>
+        <w:rPr>
+          <w:rFonts w:ascii="Arial" w:hAnsi="Arial" w:cs="Arial"/>
+          <w:color w:val="002060"/>
+          <w:highlight w:val="cyan"/>
+        </w:rPr>
+        <w:t xml:space="preserve">        &lt;</w:t>
+      </w:r>
+      <w:proofErr w:type="spellStart"/>
+      <w:r>
+        <w:rPr>
+          <w:rFonts w:ascii="Arial" w:hAnsi="Arial" w:cs="Arial"/>
+          <w:color w:val="002060"/>
+          <w:highlight w:val="cyan"/>
+        </w:rPr>
+        <w:t>Grid</w:t>
+      </w:r>
+      <w:proofErr w:type="spellEnd"/>
+      <w:r>
+        <w:rPr>
+          <w:rFonts w:ascii="Arial" w:hAnsi="Arial" w:cs="Arial"/>
+          <w:color w:val="002060"/>
+          <w:highlight w:val="cyan"/>
+        </w:rPr>
+        <w:t xml:space="preserve"> Style="{</w:t>
+      </w:r>
+      <w:proofErr w:type="spellStart"/>
+      <w:r>
+        <w:rPr>
+          <w:rFonts w:ascii="Arial" w:hAnsi="Arial" w:cs="Arial"/>
+          <w:color w:val="002060"/>
+          <w:highlight w:val="cyan"/>
+        </w:rPr>
+        <w:t>StaticResource</w:t>
+      </w:r>
+      <w:proofErr w:type="spellEnd"/>
+      <w:r>
+        <w:rPr>
+          <w:rFonts w:ascii="Arial" w:hAnsi="Arial" w:cs="Arial"/>
+          <w:color w:val="002060"/>
+          <w:highlight w:val="cyan"/>
+        </w:rPr>
+        <w:t xml:space="preserve"> </w:t>
+      </w:r>
+      <w:proofErr w:type="spellStart"/>
+      <w:r>
+        <w:rPr>
+          <w:rFonts w:ascii="Arial" w:hAnsi="Arial" w:cs="Arial"/>
+          <w:color w:val="002060"/>
+          <w:highlight w:val="cyan"/>
+        </w:rPr>
+        <w:t>MenuRowStyle</w:t>
+      </w:r>
+      <w:proofErr w:type="spellEnd"/>
+      <w:r>
+        <w:rPr>
+          <w:rFonts w:ascii="Arial" w:hAnsi="Arial" w:cs="Arial"/>
+          <w:color w:val="002060"/>
+          <w:highlight w:val="cyan"/>
+        </w:rPr>
+        <w:t xml:space="preserve">}" </w:t>
+      </w:r>
+      <w:proofErr w:type="spellStart"/>
+      <w:r>
+        <w:rPr>
+          <w:rFonts w:ascii="Arial" w:hAnsi="Arial" w:cs="Arial"/>
+          <w:color w:val="002060"/>
+          <w:highlight w:val="cyan"/>
+        </w:rPr>
+        <w:t>ColumnDefinitions</w:t>
+      </w:r>
+      <w:proofErr w:type="spellEnd"/>
+      <w:r>
+        <w:rPr>
+          <w:rFonts w:ascii="Arial" w:hAnsi="Arial" w:cs="Arial"/>
+          <w:color w:val="002060"/>
+          <w:highlight w:val="cyan"/>
+        </w:rPr>
+        <w:t>="Auto, *, Auto"&gt;</w:t>
+      </w:r>
+    </w:p>
+    <w:p>
+      <w:pPr>
+        <w:pStyle w:val="Nessunaspaziatura"/>
+        <w:rPr>
+          <w:rFonts w:ascii="Arial" w:hAnsi="Arial" w:cs="Arial"/>
+          <w:color w:val="002060"/>
+          <w:highlight w:val="cyan"/>
+        </w:rPr>
+      </w:pPr>
+      <w:r>
+        <w:rPr>
+          <w:rFonts w:ascii="Arial" w:hAnsi="Arial" w:cs="Arial"/>
+          <w:color w:val="002060"/>
+          <w:highlight w:val="cyan"/>
+        </w:rPr>
+        <w:t xml:space="preserve">            </w:t>
+      </w:r>
+      <w:proofErr w:type="gramStart"/>
+      <w:r>
+        <w:rPr>
+          <w:rFonts w:ascii="Arial" w:hAnsi="Arial" w:cs="Arial"/>
+          <w:color w:val="002060"/>
+          <w:highlight w:val="cyan"/>
+        </w:rPr>
+        <w:t>&lt;!--</w:t>
+      </w:r>
+      <w:proofErr w:type="gramEnd"/>
+      <w:r>
+        <w:rPr>
+          <w:rFonts w:ascii="Arial" w:hAnsi="Arial" w:cs="Arial"/>
+          <w:color w:val="002060"/>
+          <w:highlight w:val="cyan"/>
+        </w:rPr>
+        <w:t xml:space="preserve"> Icona a sinistra --&gt;</w:t>
       </w:r>
     </w:p>
     <w:p>
@@ -1292,49 +1606,95 @@
         </w:rPr>
         <w:t xml:space="preserve">                   </w:t>
       </w:r>
-      <w:r>
-        <w:rPr>
-          <w:rFonts w:ascii="Arial" w:hAnsi="Arial" w:cs="Arial"/>
-          <w:color w:val="002060"/>
-          <w:highlight w:val="cyan"/>
-        </w:rPr>
-        <w:t xml:space="preserve">WidthRequest="24" </w:t>
-      </w:r>
-    </w:p>
-    <w:p>
-      <w:pPr>
-        <w:pStyle w:val="Nessunaspaziatura"/>
-        <w:rPr>
-          <w:rFonts w:ascii="Arial" w:hAnsi="Arial" w:cs="Arial"/>
-          <w:color w:val="002060"/>
-          <w:highlight w:val="cyan"/>
-        </w:rPr>
-      </w:pPr>
-      <w:r>
-        <w:rPr>
-          <w:rFonts w:ascii="Arial" w:hAnsi="Arial" w:cs="Arial"/>
-          <w:color w:val="002060"/>
-          <w:highlight w:val="cyan"/>
-        </w:rPr>
-        <w:t xml:space="preserve">                   HeightRequest="24" </w:t>
-      </w:r>
-    </w:p>
-    <w:p>
-      <w:pPr>
-        <w:pStyle w:val="Nessunaspaziatura"/>
-        <w:rPr>
-          <w:rFonts w:ascii="Arial" w:hAnsi="Arial" w:cs="Arial"/>
-          <w:color w:val="002060"/>
-          <w:highlight w:val="cyan"/>
-        </w:rPr>
-      </w:pPr>
-      <w:r>
-        <w:rPr>
-          <w:rFonts w:ascii="Arial" w:hAnsi="Arial" w:cs="Arial"/>
-          <w:color w:val="002060"/>
-          <w:highlight w:val="cyan"/>
-        </w:rPr>
-        <w:t xml:space="preserve">                   VerticalOptions="Center" /&gt;</w:t>
+      <w:proofErr w:type="spellStart"/>
+      <w:r>
+        <w:rPr>
+          <w:rFonts w:ascii="Arial" w:hAnsi="Arial" w:cs="Arial"/>
+          <w:color w:val="002060"/>
+          <w:highlight w:val="cyan"/>
+        </w:rPr>
+        <w:t>WidthRequest</w:t>
+      </w:r>
+      <w:proofErr w:type="spellEnd"/>
+      <w:r>
+        <w:rPr>
+          <w:rFonts w:ascii="Arial" w:hAnsi="Arial" w:cs="Arial"/>
+          <w:color w:val="002060"/>
+          <w:highlight w:val="cyan"/>
+        </w:rPr>
+        <w:t xml:space="preserve">="24" </w:t>
+      </w:r>
+    </w:p>
+    <w:p>
+      <w:pPr>
+        <w:pStyle w:val="Nessunaspaziatura"/>
+        <w:rPr>
+          <w:rFonts w:ascii="Arial" w:hAnsi="Arial" w:cs="Arial"/>
+          <w:color w:val="002060"/>
+          <w:highlight w:val="cyan"/>
+        </w:rPr>
+      </w:pPr>
+      <w:r>
+        <w:rPr>
+          <w:rFonts w:ascii="Arial" w:hAnsi="Arial" w:cs="Arial"/>
+          <w:color w:val="002060"/>
+          <w:highlight w:val="cyan"/>
+        </w:rPr>
+        <w:t xml:space="preserve">                   </w:t>
+      </w:r>
+      <w:proofErr w:type="spellStart"/>
+      <w:r>
+        <w:rPr>
+          <w:rFonts w:ascii="Arial" w:hAnsi="Arial" w:cs="Arial"/>
+          <w:color w:val="002060"/>
+          <w:highlight w:val="cyan"/>
+        </w:rPr>
+        <w:t>HeightRequest</w:t>
+      </w:r>
+      <w:proofErr w:type="spellEnd"/>
+      <w:r>
+        <w:rPr>
+          <w:rFonts w:ascii="Arial" w:hAnsi="Arial" w:cs="Arial"/>
+          <w:color w:val="002060"/>
+          <w:highlight w:val="cyan"/>
+        </w:rPr>
+        <w:t xml:space="preserve">="24" </w:t>
+      </w:r>
+    </w:p>
+    <w:p>
+      <w:pPr>
+        <w:pStyle w:val="Nessunaspaziatura"/>
+        <w:rPr>
+          <w:rFonts w:ascii="Arial" w:hAnsi="Arial" w:cs="Arial"/>
+          <w:color w:val="002060"/>
+          <w:highlight w:val="cyan"/>
+        </w:rPr>
+      </w:pPr>
+      <w:r>
+        <w:rPr>
+          <w:rFonts w:ascii="Arial" w:hAnsi="Arial" w:cs="Arial"/>
+          <w:color w:val="002060"/>
+          <w:highlight w:val="cyan"/>
+        </w:rPr>
+        <w:t xml:space="preserve">                   </w:t>
+      </w:r>
+      <w:proofErr w:type="spellStart"/>
+      <w:r>
+        <w:rPr>
+          <w:rFonts w:ascii="Arial" w:hAnsi="Arial" w:cs="Arial"/>
+          <w:color w:val="002060"/>
+          <w:highlight w:val="cyan"/>
+        </w:rPr>
+        <w:t>VerticalOptions</w:t>
+      </w:r>
+      <w:proofErr w:type="spellEnd"/>
+      <w:r>
+        <w:rPr>
+          <w:rFonts w:ascii="Arial" w:hAnsi="Arial" w:cs="Arial"/>
+          <w:color w:val="002060"/>
+          <w:highlight w:val="cyan"/>
+        </w:rPr>
+        <w:t>="Center" /&gt;</w:t>
       </w:r>
     </w:p>
     <w:p>
@@ -1370,7 +1730,25 @@
           <w:color w:val="002060"/>
           <w:highlight w:val="cyan"/>
         </w:rPr>
-        <w:t xml:space="preserve">            &lt;!-- Testo Centrale --&gt;</w:t>
+        <w:t xml:space="preserve">            </w:t>
+      </w:r>
+      <w:proofErr w:type="gramStart"/>
+      <w:r>
+        <w:rPr>
+          <w:rFonts w:ascii="Arial" w:hAnsi="Arial" w:cs="Arial"/>
+          <w:color w:val="002060"/>
+          <w:highlight w:val="cyan"/>
+        </w:rPr>
+        <w:t>&lt;!--</w:t>
+      </w:r>
+      <w:proofErr w:type="gramEnd"/>
+      <w:r>
+        <w:rPr>
+          <w:rFonts w:ascii="Arial" w:hAnsi="Arial" w:cs="Arial"/>
+          <w:color w:val="002060"/>
+          <w:highlight w:val="cyan"/>
+        </w:rPr>
+        <w:t xml:space="preserve"> Testo Centrale --&gt;</w:t>
       </w:r>
     </w:p>
     <w:p>
@@ -1389,7 +1767,25 @@
           <w:highlight w:val="cyan"/>
         </w:rPr>
         <w:lastRenderedPageBreak/>
-        <w:t xml:space="preserve">            &lt;Label Grid.Column="1" </w:t>
+        <w:t xml:space="preserve">            &lt;Label </w:t>
+      </w:r>
+      <w:proofErr w:type="spellStart"/>
+      <w:r>
+        <w:rPr>
+          <w:rFonts w:ascii="Arial" w:hAnsi="Arial" w:cs="Arial"/>
+          <w:color w:val="002060"/>
+          <w:highlight w:val="cyan"/>
+        </w:rPr>
+        <w:t>Grid.Column</w:t>
+      </w:r>
+      <w:proofErr w:type="spellEnd"/>
+      <w:r>
+        <w:rPr>
+          <w:rFonts w:ascii="Arial" w:hAnsi="Arial" w:cs="Arial"/>
+          <w:color w:val="002060"/>
+          <w:highlight w:val="cyan"/>
+        </w:rPr>
+        <w:t xml:space="preserve">="1" </w:t>
       </w:r>
     </w:p>
     <w:p>
@@ -1428,6 +1824,7 @@
         </w:rPr>
         <w:t xml:space="preserve">                   </w:t>
       </w:r>
+      <w:proofErr w:type="spellStart"/>
       <w:r>
         <w:rPr>
           <w:rFonts w:ascii="Arial" w:hAnsi="Arial" w:cs="Arial"/>
@@ -1435,39 +1832,39 @@
           <w:highlight w:val="cyan"/>
           <w:lang w:val="fr-CH"/>
         </w:rPr>
-        <w:t xml:space="preserve">VerticalOptions="Center" </w:t>
-      </w:r>
-    </w:p>
-    <w:p>
-      <w:pPr>
-        <w:pStyle w:val="Nessunaspaziatura"/>
+        <w:t>VerticalOptions</w:t>
+      </w:r>
+      <w:proofErr w:type="spellEnd"/>
+      <w:r>
         <w:rPr>
           <w:rFonts w:ascii="Arial" w:hAnsi="Arial" w:cs="Arial"/>
           <w:color w:val="002060"/>
           <w:highlight w:val="cyan"/>
           <w:lang w:val="fr-CH"/>
         </w:rPr>
-      </w:pPr>
-      <w:r>
+        <w:t xml:space="preserve">="Center" </w:t>
+      </w:r>
+    </w:p>
+    <w:p>
+      <w:pPr>
+        <w:pStyle w:val="Nessunaspaziatura"/>
         <w:rPr>
           <w:rFonts w:ascii="Arial" w:hAnsi="Arial" w:cs="Arial"/>
           <w:color w:val="002060"/>
           <w:highlight w:val="cyan"/>
           <w:lang w:val="fr-CH"/>
         </w:rPr>
-        <w:t xml:space="preserve">                   Margin="15,0"</w:t>
-      </w:r>
-    </w:p>
-    <w:p>
-      <w:pPr>
-        <w:pStyle w:val="Nessunaspaziatura"/>
+      </w:pPr>
+      <w:r>
         <w:rPr>
           <w:rFonts w:ascii="Arial" w:hAnsi="Arial" w:cs="Arial"/>
           <w:color w:val="002060"/>
           <w:highlight w:val="cyan"/>
           <w:lang w:val="fr-CH"/>
         </w:rPr>
-      </w:pPr>
+        <w:t xml:space="preserve">                   </w:t>
+      </w:r>
+      <w:proofErr w:type="spellStart"/>
       <w:r>
         <w:rPr>
           <w:rFonts w:ascii="Arial" w:hAnsi="Arial" w:cs="Arial"/>
@@ -1475,49 +1872,39 @@
           <w:highlight w:val="cyan"/>
           <w:lang w:val="fr-CH"/>
         </w:rPr>
-        <w:t xml:space="preserve">                   FontSize="16"</w:t>
-      </w:r>
-    </w:p>
-    <w:p>
-      <w:pPr>
-        <w:pStyle w:val="Nessunaspaziatura"/>
+        <w:t>Margin</w:t>
+      </w:r>
+      <w:proofErr w:type="spellEnd"/>
+      <w:r>
         <w:rPr>
           <w:rFonts w:ascii="Arial" w:hAnsi="Arial" w:cs="Arial"/>
           <w:color w:val="002060"/>
           <w:highlight w:val="cyan"/>
           <w:lang w:val="fr-CH"/>
         </w:rPr>
-      </w:pPr>
-      <w:r>
+        <w:t>="15,0"</w:t>
+      </w:r>
+    </w:p>
+    <w:p>
+      <w:pPr>
+        <w:pStyle w:val="Nessunaspaziatura"/>
         <w:rPr>
           <w:rFonts w:ascii="Arial" w:hAnsi="Arial" w:cs="Arial"/>
           <w:color w:val="002060"/>
           <w:highlight w:val="cyan"/>
           <w:lang w:val="fr-CH"/>
         </w:rPr>
-        <w:t xml:space="preserve">                   TextColor="Black" /&gt;</w:t>
-      </w:r>
-    </w:p>
-    <w:p>
-      <w:pPr>
-        <w:pStyle w:val="Nessunaspaziatura"/>
+      </w:pPr>
+      <w:r>
         <w:rPr>
           <w:rFonts w:ascii="Arial" w:hAnsi="Arial" w:cs="Arial"/>
           <w:color w:val="002060"/>
           <w:highlight w:val="cyan"/>
           <w:lang w:val="fr-CH"/>
         </w:rPr>
-      </w:pPr>
-    </w:p>
-    <w:p>
-      <w:pPr>
-        <w:pStyle w:val="Nessunaspaziatura"/>
-        <w:rPr>
-          <w:rFonts w:ascii="Arial" w:hAnsi="Arial" w:cs="Arial"/>
-          <w:color w:val="002060"/>
-          <w:highlight w:val="cyan"/>
-        </w:rPr>
-      </w:pPr>
+        <w:t xml:space="preserve">                   </w:t>
+      </w:r>
+      <w:proofErr w:type="spellStart"/>
       <w:r>
         <w:rPr>
           <w:rFonts w:ascii="Arial" w:hAnsi="Arial" w:cs="Arial"/>
@@ -1525,15 +1912,131 @@
           <w:highlight w:val="cyan"/>
           <w:lang w:val="fr-CH"/>
         </w:rPr>
+        <w:t>FontSize</w:t>
+      </w:r>
+      <w:proofErr w:type="spellEnd"/>
+      <w:r>
+        <w:rPr>
+          <w:rFonts w:ascii="Arial" w:hAnsi="Arial" w:cs="Arial"/>
+          <w:color w:val="002060"/>
+          <w:highlight w:val="cyan"/>
+          <w:lang w:val="fr-CH"/>
+        </w:rPr>
+        <w:t>="16"</w:t>
+      </w:r>
+    </w:p>
+    <w:p>
+      <w:pPr>
+        <w:pStyle w:val="Nessunaspaziatura"/>
+        <w:rPr>
+          <w:rFonts w:ascii="Arial" w:hAnsi="Arial" w:cs="Arial"/>
+          <w:color w:val="002060"/>
+          <w:highlight w:val="cyan"/>
+          <w:lang w:val="fr-CH"/>
+        </w:rPr>
+      </w:pPr>
+      <w:r>
+        <w:rPr>
+          <w:rFonts w:ascii="Arial" w:hAnsi="Arial" w:cs="Arial"/>
+          <w:color w:val="002060"/>
+          <w:highlight w:val="cyan"/>
+          <w:lang w:val="fr-CH"/>
+        </w:rPr>
+        <w:t xml:space="preserve">                   </w:t>
+      </w:r>
+      <w:proofErr w:type="spellStart"/>
+      <w:r>
+        <w:rPr>
+          <w:rFonts w:ascii="Arial" w:hAnsi="Arial" w:cs="Arial"/>
+          <w:color w:val="002060"/>
+          <w:highlight w:val="cyan"/>
+          <w:lang w:val="fr-CH"/>
+        </w:rPr>
+        <w:t>TextColor</w:t>
+      </w:r>
+      <w:proofErr w:type="spellEnd"/>
+      <w:r>
+        <w:rPr>
+          <w:rFonts w:ascii="Arial" w:hAnsi="Arial" w:cs="Arial"/>
+          <w:color w:val="002060"/>
+          <w:highlight w:val="cyan"/>
+          <w:lang w:val="fr-CH"/>
+        </w:rPr>
+        <w:t>="Black" /&gt;</w:t>
+      </w:r>
+    </w:p>
+    <w:p>
+      <w:pPr>
+        <w:pStyle w:val="Nessunaspaziatura"/>
+        <w:rPr>
+          <w:rFonts w:ascii="Arial" w:hAnsi="Arial" w:cs="Arial"/>
+          <w:color w:val="002060"/>
+          <w:highlight w:val="cyan"/>
+          <w:lang w:val="fr-CH"/>
+        </w:rPr>
+      </w:pPr>
+    </w:p>
+    <w:p>
+      <w:pPr>
+        <w:pStyle w:val="Nessunaspaziatura"/>
+        <w:rPr>
+          <w:rFonts w:ascii="Arial" w:hAnsi="Arial" w:cs="Arial"/>
+          <w:color w:val="002060"/>
+          <w:highlight w:val="cyan"/>
+        </w:rPr>
+      </w:pPr>
+      <w:r>
+        <w:rPr>
+          <w:rFonts w:ascii="Arial" w:hAnsi="Arial" w:cs="Arial"/>
+          <w:color w:val="002060"/>
+          <w:highlight w:val="cyan"/>
+          <w:lang w:val="fr-CH"/>
+        </w:rPr>
         <w:t xml:space="preserve">            </w:t>
       </w:r>
-      <w:r>
-        <w:rPr>
-          <w:rFonts w:ascii="Arial" w:hAnsi="Arial" w:cs="Arial"/>
-          <w:color w:val="002060"/>
-          <w:highlight w:val="cyan"/>
-        </w:rPr>
-        <w:t>&lt;!-- Freccia a destra --&gt;</w:t>
+      <w:proofErr w:type="gramStart"/>
+      <w:r>
+        <w:rPr>
+          <w:rFonts w:ascii="Arial" w:hAnsi="Arial" w:cs="Arial"/>
+          <w:color w:val="002060"/>
+          <w:highlight w:val="cyan"/>
+        </w:rPr>
+        <w:t>&lt;!--</w:t>
+      </w:r>
+      <w:proofErr w:type="gramEnd"/>
+      <w:r>
+        <w:rPr>
+          <w:rFonts w:ascii="Arial" w:hAnsi="Arial" w:cs="Arial"/>
+          <w:color w:val="002060"/>
+          <w:highlight w:val="cyan"/>
+        </w:rPr>
+        <w:t xml:space="preserve"> Freccia a destra --&gt;</w:t>
+      </w:r>
+    </w:p>
+    <w:p>
+      <w:pPr>
+        <w:pStyle w:val="Nessunaspaziatura"/>
+        <w:rPr>
+          <w:rFonts w:ascii="Arial" w:hAnsi="Arial" w:cs="Arial"/>
+          <w:color w:val="002060"/>
+          <w:highlight w:val="cyan"/>
+        </w:rPr>
+      </w:pPr>
+      <w:r>
+        <w:rPr>
+          <w:rFonts w:ascii="Arial" w:hAnsi="Arial" w:cs="Arial"/>
+          <w:color w:val="002060"/>
+          <w:highlight w:val="cyan"/>
+        </w:rPr>
+        <w:t xml:space="preserve">            </w:t>
+      </w:r>
+      <w:r>
+        <w:rPr>
+          <w:rFonts w:ascii="Arial" w:hAnsi="Arial" w:cs="Arial"/>
+          <w:color w:val="002060"/>
+          <w:highlight w:val="cyan"/>
+        </w:rPr>
+        <w:t xml:space="preserve">&lt;Image Grid.Column="2" </w:t>
       </w:r>
     </w:p>
     <w:p>
@@ -1552,111 +2055,148 @@
           <w:color w:val="002060"/>
           <w:highlight w:val="cyan"/>
         </w:rPr>
+        <w:t xml:space="preserve">                   </w:t>
+      </w:r>
+      <w:r>
+        <w:rPr>
+          <w:rFonts w:ascii="Arial" w:hAnsi="Arial" w:cs="Arial"/>
+          <w:color w:val="002060"/>
+          <w:highlight w:val="cyan"/>
+          <w:lang w:val="fr-CH"/>
+        </w:rPr>
+        <w:t xml:space="preserve">Source="chevron_right.png" </w:t>
+      </w:r>
+    </w:p>
+    <w:p>
+      <w:pPr>
+        <w:pStyle w:val="Nessunaspaziatura"/>
+        <w:rPr>
+          <w:rFonts w:ascii="Arial" w:hAnsi="Arial" w:cs="Arial"/>
+          <w:color w:val="002060"/>
+          <w:highlight w:val="cyan"/>
+          <w:lang w:val="fr-CH"/>
+        </w:rPr>
+      </w:pPr>
+      <w:r>
+        <w:rPr>
+          <w:rFonts w:ascii="Arial" w:hAnsi="Arial" w:cs="Arial"/>
+          <w:color w:val="002060"/>
+          <w:highlight w:val="cyan"/>
+          <w:lang w:val="fr-CH"/>
+        </w:rPr>
+        <w:t xml:space="preserve">                   </w:t>
+      </w:r>
+      <w:proofErr w:type="spellStart"/>
+      <w:r>
+        <w:rPr>
+          <w:rFonts w:ascii="Arial" w:hAnsi="Arial" w:cs="Arial"/>
+          <w:color w:val="002060"/>
+          <w:highlight w:val="cyan"/>
+          <w:lang w:val="fr-CH"/>
+        </w:rPr>
+        <w:t>WidthRequest</w:t>
+      </w:r>
+      <w:proofErr w:type="spellEnd"/>
+      <w:r>
+        <w:rPr>
+          <w:rFonts w:ascii="Arial" w:hAnsi="Arial" w:cs="Arial"/>
+          <w:color w:val="002060"/>
+          <w:highlight w:val="cyan"/>
+          <w:lang w:val="fr-CH"/>
+        </w:rPr>
+        <w:t xml:space="preserve">="12" </w:t>
+      </w:r>
+    </w:p>
+    <w:p>
+      <w:pPr>
+        <w:pStyle w:val="Nessunaspaziatura"/>
+        <w:rPr>
+          <w:rFonts w:ascii="Arial" w:hAnsi="Arial" w:cs="Arial"/>
+          <w:color w:val="002060"/>
+          <w:highlight w:val="cyan"/>
+        </w:rPr>
+      </w:pPr>
+      <w:r>
+        <w:rPr>
+          <w:rFonts w:ascii="Arial" w:hAnsi="Arial" w:cs="Arial"/>
+          <w:color w:val="002060"/>
+          <w:highlight w:val="cyan"/>
+          <w:lang w:val="fr-CH"/>
+        </w:rPr>
+        <w:t xml:space="preserve">                   </w:t>
+      </w:r>
+      <w:proofErr w:type="spellStart"/>
+      <w:r>
+        <w:rPr>
+          <w:rFonts w:ascii="Arial" w:hAnsi="Arial" w:cs="Arial"/>
+          <w:color w:val="002060"/>
+          <w:highlight w:val="cyan"/>
+        </w:rPr>
+        <w:t>Opacity</w:t>
+      </w:r>
+      <w:proofErr w:type="spellEnd"/>
+      <w:r>
+        <w:rPr>
+          <w:rFonts w:ascii="Arial" w:hAnsi="Arial" w:cs="Arial"/>
+          <w:color w:val="002060"/>
+          <w:highlight w:val="cyan"/>
+        </w:rPr>
+        <w:t>="0.5"</w:t>
+      </w:r>
+    </w:p>
+    <w:p>
+      <w:pPr>
+        <w:pStyle w:val="Nessunaspaziatura"/>
+        <w:rPr>
+          <w:rFonts w:ascii="Arial" w:hAnsi="Arial" w:cs="Arial"/>
+          <w:color w:val="002060"/>
+          <w:highlight w:val="cyan"/>
+        </w:rPr>
+      </w:pPr>
+      <w:r>
+        <w:rPr>
+          <w:rFonts w:ascii="Arial" w:hAnsi="Arial" w:cs="Arial"/>
+          <w:color w:val="002060"/>
+          <w:highlight w:val="cyan"/>
+        </w:rPr>
+        <w:t xml:space="preserve">                   </w:t>
+      </w:r>
+      <w:proofErr w:type="spellStart"/>
+      <w:r>
+        <w:rPr>
+          <w:rFonts w:ascii="Arial" w:hAnsi="Arial" w:cs="Arial"/>
+          <w:color w:val="002060"/>
+          <w:highlight w:val="cyan"/>
+        </w:rPr>
+        <w:t>VerticalOptions</w:t>
+      </w:r>
+      <w:proofErr w:type="spellEnd"/>
+      <w:r>
+        <w:rPr>
+          <w:rFonts w:ascii="Arial" w:hAnsi="Arial" w:cs="Arial"/>
+          <w:color w:val="002060"/>
+          <w:highlight w:val="cyan"/>
+        </w:rPr>
+        <w:t>="Center" /&gt;</w:t>
+      </w:r>
+    </w:p>
+    <w:p>
+      <w:pPr>
+        <w:pStyle w:val="Nessunaspaziatura"/>
+        <w:rPr>
+          <w:rFonts w:ascii="Arial" w:hAnsi="Arial" w:cs="Arial"/>
+          <w:color w:val="002060"/>
+          <w:highlight w:val="cyan"/>
+        </w:rPr>
+      </w:pPr>
+      <w:r>
+        <w:rPr>
+          <w:rFonts w:ascii="Arial" w:hAnsi="Arial" w:cs="Arial"/>
+          <w:color w:val="002060"/>
+          <w:highlight w:val="cyan"/>
+        </w:rPr>
         <w:t xml:space="preserve">            </w:t>
       </w:r>
-      <w:r>
-        <w:rPr>
-          <w:rFonts w:ascii="Arial" w:hAnsi="Arial" w:cs="Arial"/>
-          <w:color w:val="002060"/>
-          <w:highlight w:val="cyan"/>
-          <w:lang w:val="fr-CH"/>
-        </w:rPr>
-        <w:t xml:space="preserve">&lt;Image Grid.Column="2" </w:t>
-      </w:r>
-    </w:p>
-    <w:p>
-      <w:pPr>
-        <w:pStyle w:val="Nessunaspaziatura"/>
-        <w:rPr>
-          <w:rFonts w:ascii="Arial" w:hAnsi="Arial" w:cs="Arial"/>
-          <w:color w:val="002060"/>
-          <w:highlight w:val="cyan"/>
-          <w:lang w:val="fr-CH"/>
-        </w:rPr>
-      </w:pPr>
-      <w:r>
-        <w:rPr>
-          <w:rFonts w:ascii="Arial" w:hAnsi="Arial" w:cs="Arial"/>
-          <w:color w:val="002060"/>
-          <w:highlight w:val="cyan"/>
-          <w:lang w:val="fr-CH"/>
-        </w:rPr>
-        <w:t xml:space="preserve">                   </w:t>
-      </w:r>
-      <w:r>
-        <w:rPr>
-          <w:rFonts w:ascii="Arial" w:hAnsi="Arial" w:cs="Arial"/>
-          <w:color w:val="002060"/>
-          <w:highlight w:val="cyan"/>
-          <w:lang w:val="fr-CH"/>
-        </w:rPr>
-        <w:t xml:space="preserve">Source="chevron_right.png" </w:t>
-      </w:r>
-    </w:p>
-    <w:p>
-      <w:pPr>
-        <w:pStyle w:val="Nessunaspaziatura"/>
-        <w:rPr>
-          <w:rFonts w:ascii="Arial" w:hAnsi="Arial" w:cs="Arial"/>
-          <w:color w:val="002060"/>
-          <w:highlight w:val="cyan"/>
-          <w:lang w:val="fr-CH"/>
-        </w:rPr>
-      </w:pPr>
-      <w:r>
-        <w:rPr>
-          <w:rFonts w:ascii="Arial" w:hAnsi="Arial" w:cs="Arial"/>
-          <w:color w:val="002060"/>
-          <w:highlight w:val="cyan"/>
-          <w:lang w:val="fr-CH"/>
-        </w:rPr>
-        <w:t xml:space="preserve">                   WidthRequest="12" </w:t>
-      </w:r>
-    </w:p>
-    <w:p>
-      <w:pPr>
-        <w:pStyle w:val="Nessunaspaziatura"/>
-        <w:rPr>
-          <w:rFonts w:ascii="Arial" w:hAnsi="Arial" w:cs="Arial"/>
-          <w:color w:val="002060"/>
-          <w:highlight w:val="cyan"/>
-        </w:rPr>
-      </w:pPr>
-      <w:r>
-        <w:rPr>
-          <w:rFonts w:ascii="Arial" w:hAnsi="Arial" w:cs="Arial"/>
-          <w:color w:val="002060"/>
-          <w:highlight w:val="cyan"/>
-          <w:lang w:val="fr-CH"/>
-        </w:rPr>
-        <w:t xml:space="preserve">                   </w:t>
-      </w:r>
-      <w:r>
-        <w:rPr>
-          <w:rFonts w:ascii="Arial" w:hAnsi="Arial" w:cs="Arial"/>
-          <w:color w:val="002060"/>
-          <w:highlight w:val="cyan"/>
-        </w:rPr>
-        <w:t>Opacity="0.5"</w:t>
-      </w:r>
-    </w:p>
-    <w:p>
-      <w:pPr>
-        <w:pStyle w:val="Nessunaspaziatura"/>
-        <w:rPr>
-          <w:rFonts w:ascii="Arial" w:hAnsi="Arial" w:cs="Arial"/>
-          <w:color w:val="002060"/>
-          <w:highlight w:val="cyan"/>
-        </w:rPr>
-      </w:pPr>
-      <w:r>
-        <w:rPr>
-          <w:rFonts w:ascii="Arial" w:hAnsi="Arial" w:cs="Arial"/>
-          <w:color w:val="002060"/>
-          <w:highlight w:val="cyan"/>
-        </w:rPr>
-        <w:t xml:space="preserve">                   VerticalOptions="Center" /&gt;</w:t>
-      </w:r>
     </w:p>
     <w:p>
       <w:pPr>
@@ -1675,124 +2215,250 @@
         </w:rPr>
         <w:t xml:space="preserve">            </w:t>
       </w:r>
-    </w:p>
-    <w:p>
-      <w:pPr>
-        <w:pStyle w:val="Nessunaspaziatura"/>
-        <w:rPr>
-          <w:rFonts w:ascii="Arial" w:hAnsi="Arial" w:cs="Arial"/>
-          <w:color w:val="002060"/>
-          <w:highlight w:val="cyan"/>
-        </w:rPr>
-      </w:pPr>
-      <w:r>
-        <w:rPr>
-          <w:rFonts w:ascii="Arial" w:hAnsi="Arial" w:cs="Arial"/>
-          <w:color w:val="002060"/>
-          <w:highlight w:val="cyan"/>
-        </w:rPr>
-        <w:t xml:space="preserve">            &lt;!-- Gesture Recognizer per il click --&gt;</w:t>
-      </w:r>
-    </w:p>
-    <w:p>
-      <w:pPr>
-        <w:pStyle w:val="Nessunaspaziatura"/>
-        <w:rPr>
-          <w:rFonts w:ascii="Arial" w:hAnsi="Arial" w:cs="Arial"/>
-          <w:color w:val="002060"/>
-          <w:highlight w:val="cyan"/>
-        </w:rPr>
-      </w:pPr>
-      <w:r>
-        <w:rPr>
-          <w:rFonts w:ascii="Arial" w:hAnsi="Arial" w:cs="Arial"/>
-          <w:color w:val="002060"/>
-          <w:highlight w:val="cyan"/>
-        </w:rPr>
-        <w:t xml:space="preserve">            &lt;Grid.GestureRecognizers&gt;</w:t>
-      </w:r>
-    </w:p>
-    <w:p>
-      <w:pPr>
-        <w:pStyle w:val="Nessunaspaziatura"/>
-        <w:rPr>
-          <w:rFonts w:ascii="Arial" w:hAnsi="Arial" w:cs="Arial"/>
-          <w:color w:val="002060"/>
-          <w:highlight w:val="cyan"/>
-        </w:rPr>
-      </w:pPr>
-      <w:r>
-        <w:rPr>
-          <w:rFonts w:ascii="Arial" w:hAnsi="Arial" w:cs="Arial"/>
-          <w:color w:val="002060"/>
-          <w:highlight w:val="cyan"/>
-        </w:rPr>
-        <w:t xml:space="preserve">                &lt;TapGestureRecognizer Command="{Binding NavigateToTimeZoneCommand}" /&gt;</w:t>
-      </w:r>
-    </w:p>
-    <w:p>
-      <w:pPr>
-        <w:pStyle w:val="Nessunaspaziatura"/>
-        <w:rPr>
-          <w:rFonts w:ascii="Arial" w:hAnsi="Arial" w:cs="Arial"/>
-          <w:color w:val="002060"/>
-          <w:highlight w:val="cyan"/>
-        </w:rPr>
-      </w:pPr>
-      <w:r>
-        <w:rPr>
-          <w:rFonts w:ascii="Arial" w:hAnsi="Arial" w:cs="Arial"/>
-          <w:color w:val="002060"/>
-          <w:highlight w:val="cyan"/>
-        </w:rPr>
-        <w:t xml:space="preserve">            &lt;/Grid.GestureRecognizers&gt;</w:t>
-      </w:r>
-    </w:p>
-    <w:p>
-      <w:pPr>
-        <w:pStyle w:val="Nessunaspaziatura"/>
-        <w:rPr>
-          <w:rFonts w:ascii="Arial" w:hAnsi="Arial" w:cs="Arial"/>
-          <w:color w:val="002060"/>
-          <w:highlight w:val="cyan"/>
-        </w:rPr>
-      </w:pPr>
-      <w:r>
-        <w:rPr>
-          <w:rFonts w:ascii="Arial" w:hAnsi="Arial" w:cs="Arial"/>
-          <w:color w:val="002060"/>
-          <w:highlight w:val="cyan"/>
-        </w:rPr>
-        <w:t xml:space="preserve">        &lt;/Grid&gt;</w:t>
-      </w:r>
-    </w:p>
-    <w:p>
-      <w:pPr>
-        <w:pStyle w:val="Nessunaspaziatura"/>
-        <w:rPr>
-          <w:rFonts w:ascii="Arial" w:hAnsi="Arial" w:cs="Arial"/>
-          <w:color w:val="002060"/>
-          <w:highlight w:val="cyan"/>
-        </w:rPr>
-      </w:pPr>
-    </w:p>
-    <w:p>
-      <w:pPr>
-        <w:pStyle w:val="Nessunaspaziatura"/>
-        <w:rPr>
-          <w:rFonts w:ascii="Arial" w:hAnsi="Arial" w:cs="Arial"/>
-          <w:color w:val="002060"/>
-          <w:highlight w:val="cyan"/>
-        </w:rPr>
-      </w:pPr>
-      <w:r>
-        <w:rPr>
-          <w:rFonts w:ascii="Arial" w:hAnsi="Arial" w:cs="Arial"/>
-          <w:color w:val="002060"/>
-          <w:highlight w:val="cyan"/>
-        </w:rPr>
-        <w:t xml:space="preserve">        &lt;!-- Separatore --&gt;</w:t>
-      </w:r>
+      <w:proofErr w:type="gramStart"/>
+      <w:r>
+        <w:rPr>
+          <w:rFonts w:ascii="Arial" w:hAnsi="Arial" w:cs="Arial"/>
+          <w:color w:val="002060"/>
+          <w:highlight w:val="cyan"/>
+        </w:rPr>
+        <w:t>&lt;!--</w:t>
+      </w:r>
+      <w:proofErr w:type="gramEnd"/>
+      <w:r>
+        <w:rPr>
+          <w:rFonts w:ascii="Arial" w:hAnsi="Arial" w:cs="Arial"/>
+          <w:color w:val="002060"/>
+          <w:highlight w:val="cyan"/>
+        </w:rPr>
+        <w:t xml:space="preserve"> </w:t>
+      </w:r>
+      <w:proofErr w:type="spellStart"/>
+      <w:r>
+        <w:rPr>
+          <w:rFonts w:ascii="Arial" w:hAnsi="Arial" w:cs="Arial"/>
+          <w:color w:val="002060"/>
+          <w:highlight w:val="cyan"/>
+        </w:rPr>
+        <w:t>Gesture</w:t>
+      </w:r>
+      <w:proofErr w:type="spellEnd"/>
+      <w:r>
+        <w:rPr>
+          <w:rFonts w:ascii="Arial" w:hAnsi="Arial" w:cs="Arial"/>
+          <w:color w:val="002060"/>
+          <w:highlight w:val="cyan"/>
+        </w:rPr>
+        <w:t xml:space="preserve"> </w:t>
+      </w:r>
+      <w:proofErr w:type="spellStart"/>
+      <w:r>
+        <w:rPr>
+          <w:rFonts w:ascii="Arial" w:hAnsi="Arial" w:cs="Arial"/>
+          <w:color w:val="002060"/>
+          <w:highlight w:val="cyan"/>
+        </w:rPr>
+        <w:t>Recognizer</w:t>
+      </w:r>
+      <w:proofErr w:type="spellEnd"/>
+      <w:r>
+        <w:rPr>
+          <w:rFonts w:ascii="Arial" w:hAnsi="Arial" w:cs="Arial"/>
+          <w:color w:val="002060"/>
+          <w:highlight w:val="cyan"/>
+        </w:rPr>
+        <w:t xml:space="preserve"> per il click --&gt;</w:t>
+      </w:r>
+    </w:p>
+    <w:p>
+      <w:pPr>
+        <w:pStyle w:val="Nessunaspaziatura"/>
+        <w:rPr>
+          <w:rFonts w:ascii="Arial" w:hAnsi="Arial" w:cs="Arial"/>
+          <w:color w:val="002060"/>
+          <w:highlight w:val="cyan"/>
+        </w:rPr>
+      </w:pPr>
+      <w:r>
+        <w:rPr>
+          <w:rFonts w:ascii="Arial" w:hAnsi="Arial" w:cs="Arial"/>
+          <w:color w:val="002060"/>
+          <w:highlight w:val="cyan"/>
+        </w:rPr>
+        <w:t xml:space="preserve">            &lt;</w:t>
+      </w:r>
+      <w:proofErr w:type="spellStart"/>
+      <w:r>
+        <w:rPr>
+          <w:rFonts w:ascii="Arial" w:hAnsi="Arial" w:cs="Arial"/>
+          <w:color w:val="002060"/>
+          <w:highlight w:val="cyan"/>
+        </w:rPr>
+        <w:t>Grid.GestureRecognizers</w:t>
+      </w:r>
+      <w:proofErr w:type="spellEnd"/>
+      <w:r>
+        <w:rPr>
+          <w:rFonts w:ascii="Arial" w:hAnsi="Arial" w:cs="Arial"/>
+          <w:color w:val="002060"/>
+          <w:highlight w:val="cyan"/>
+        </w:rPr>
+        <w:t>&gt;</w:t>
+      </w:r>
+    </w:p>
+    <w:p>
+      <w:pPr>
+        <w:pStyle w:val="Nessunaspaziatura"/>
+        <w:rPr>
+          <w:rFonts w:ascii="Arial" w:hAnsi="Arial" w:cs="Arial"/>
+          <w:color w:val="002060"/>
+          <w:highlight w:val="cyan"/>
+        </w:rPr>
+      </w:pPr>
+      <w:r>
+        <w:rPr>
+          <w:rFonts w:ascii="Arial" w:hAnsi="Arial" w:cs="Arial"/>
+          <w:color w:val="002060"/>
+          <w:highlight w:val="cyan"/>
+        </w:rPr>
+        <w:t xml:space="preserve">                &lt;</w:t>
+      </w:r>
+      <w:proofErr w:type="spellStart"/>
+      <w:r>
+        <w:rPr>
+          <w:rFonts w:ascii="Arial" w:hAnsi="Arial" w:cs="Arial"/>
+          <w:color w:val="002060"/>
+          <w:highlight w:val="cyan"/>
+        </w:rPr>
+        <w:t>TapGestureRecognizer</w:t>
+      </w:r>
+      <w:proofErr w:type="spellEnd"/>
+      <w:r>
+        <w:rPr>
+          <w:rFonts w:ascii="Arial" w:hAnsi="Arial" w:cs="Arial"/>
+          <w:color w:val="002060"/>
+          <w:highlight w:val="cyan"/>
+        </w:rPr>
+        <w:t xml:space="preserve"> </w:t>
+      </w:r>
+      <w:proofErr w:type="spellStart"/>
+      <w:r>
+        <w:rPr>
+          <w:rFonts w:ascii="Arial" w:hAnsi="Arial" w:cs="Arial"/>
+          <w:color w:val="002060"/>
+          <w:highlight w:val="cyan"/>
+        </w:rPr>
+        <w:t>Command</w:t>
+      </w:r>
+      <w:proofErr w:type="spellEnd"/>
+      <w:r>
+        <w:rPr>
+          <w:rFonts w:ascii="Arial" w:hAnsi="Arial" w:cs="Arial"/>
+          <w:color w:val="002060"/>
+          <w:highlight w:val="cyan"/>
+        </w:rPr>
+        <w:t xml:space="preserve">="{Binding </w:t>
+      </w:r>
+      <w:proofErr w:type="spellStart"/>
+      <w:r>
+        <w:rPr>
+          <w:rFonts w:ascii="Arial" w:hAnsi="Arial" w:cs="Arial"/>
+          <w:color w:val="002060"/>
+          <w:highlight w:val="cyan"/>
+        </w:rPr>
+        <w:t>NavigateToTimeZoneCommand</w:t>
+      </w:r>
+      <w:proofErr w:type="spellEnd"/>
+      <w:r>
+        <w:rPr>
+          <w:rFonts w:ascii="Arial" w:hAnsi="Arial" w:cs="Arial"/>
+          <w:color w:val="002060"/>
+          <w:highlight w:val="cyan"/>
+        </w:rPr>
+        <w:t>}" /&gt;</w:t>
+      </w:r>
+    </w:p>
+    <w:p>
+      <w:pPr>
+        <w:pStyle w:val="Nessunaspaziatura"/>
+        <w:rPr>
+          <w:rFonts w:ascii="Arial" w:hAnsi="Arial" w:cs="Arial"/>
+          <w:color w:val="002060"/>
+          <w:highlight w:val="cyan"/>
+        </w:rPr>
+      </w:pPr>
+      <w:r>
+        <w:rPr>
+          <w:rFonts w:ascii="Arial" w:hAnsi="Arial" w:cs="Arial"/>
+          <w:color w:val="002060"/>
+          <w:highlight w:val="cyan"/>
+        </w:rPr>
+        <w:t xml:space="preserve">            &lt;/</w:t>
+      </w:r>
+      <w:proofErr w:type="spellStart"/>
+      <w:r>
+        <w:rPr>
+          <w:rFonts w:ascii="Arial" w:hAnsi="Arial" w:cs="Arial"/>
+          <w:color w:val="002060"/>
+          <w:highlight w:val="cyan"/>
+        </w:rPr>
+        <w:t>Grid.GestureRecognizers</w:t>
+      </w:r>
+      <w:proofErr w:type="spellEnd"/>
+      <w:r>
+        <w:rPr>
+          <w:rFonts w:ascii="Arial" w:hAnsi="Arial" w:cs="Arial"/>
+          <w:color w:val="002060"/>
+          <w:highlight w:val="cyan"/>
+        </w:rPr>
+        <w:t>&gt;</w:t>
+      </w:r>
+    </w:p>
+    <w:p>
+      <w:pPr>
+        <w:pStyle w:val="Nessunaspaziatura"/>
+        <w:rPr>
+          <w:rFonts w:ascii="Arial" w:hAnsi="Arial" w:cs="Arial"/>
+          <w:color w:val="002060"/>
+          <w:highlight w:val="cyan"/>
+        </w:rPr>
+      </w:pPr>
+      <w:r>
+        <w:rPr>
+          <w:rFonts w:ascii="Arial" w:hAnsi="Arial" w:cs="Arial"/>
+          <w:color w:val="002060"/>
+          <w:highlight w:val="cyan"/>
+        </w:rPr>
+        <w:t xml:space="preserve">        &lt;/</w:t>
+      </w:r>
+      <w:proofErr w:type="spellStart"/>
+      <w:r>
+        <w:rPr>
+          <w:rFonts w:ascii="Arial" w:hAnsi="Arial" w:cs="Arial"/>
+          <w:color w:val="002060"/>
+          <w:highlight w:val="cyan"/>
+        </w:rPr>
+        <w:t>Grid</w:t>
+      </w:r>
+      <w:proofErr w:type="spellEnd"/>
+      <w:r>
+        <w:rPr>
+          <w:rFonts w:ascii="Arial" w:hAnsi="Arial" w:cs="Arial"/>
+          <w:color w:val="002060"/>
+          <w:highlight w:val="cyan"/>
+        </w:rPr>
+        <w:t>&gt;</w:t>
+      </w:r>
+    </w:p>
+    <w:p>
+      <w:pPr>
+        <w:pStyle w:val="Nessunaspaziatura"/>
+        <w:rPr>
+          <w:rFonts w:ascii="Arial" w:hAnsi="Arial" w:cs="Arial"/>
+          <w:color w:val="002060"/>
+          <w:highlight w:val="cyan"/>
+        </w:rPr>
+      </w:pPr>
     </w:p>
     <w:p>
       <w:pPr>
@@ -1811,24 +2477,24 @@
         </w:rPr>
         <w:t xml:space="preserve">        </w:t>
       </w:r>
-      <w:r>
-        <w:rPr>
-          <w:rFonts w:ascii="Arial" w:hAnsi="Arial" w:cs="Arial"/>
-          <w:color w:val="002060"/>
-          <w:highlight w:val="cyan"/>
-        </w:rPr>
-        <w:t>&lt;BoxView HeightRequest="1" Color="#EEEEEE" Margin="15,0" /&gt;</w:t>
-      </w:r>
-    </w:p>
-    <w:p>
-      <w:pPr>
-        <w:pStyle w:val="Nessunaspaziatura"/>
-        <w:rPr>
-          <w:rFonts w:ascii="Arial" w:hAnsi="Arial" w:cs="Arial"/>
-          <w:color w:val="002060"/>
-          <w:highlight w:val="cyan"/>
-        </w:rPr>
-      </w:pPr>
+      <w:proofErr w:type="gramStart"/>
+      <w:r>
+        <w:rPr>
+          <w:rFonts w:ascii="Arial" w:hAnsi="Arial" w:cs="Arial"/>
+          <w:color w:val="002060"/>
+          <w:highlight w:val="cyan"/>
+        </w:rPr>
+        <w:t>&lt;!--</w:t>
+      </w:r>
+      <w:proofErr w:type="gramEnd"/>
+      <w:r>
+        <w:rPr>
+          <w:rFonts w:ascii="Arial" w:hAnsi="Arial" w:cs="Arial"/>
+          <w:color w:val="002060"/>
+          <w:highlight w:val="cyan"/>
+        </w:rPr>
+        <w:t xml:space="preserve"> Separatore --&gt;</w:t>
+      </w:r>
     </w:p>
     <w:p>
       <w:pPr>
@@ -1853,8 +2519,72 @@
           <w:color w:val="002060"/>
           <w:highlight w:val="cyan"/>
         </w:rPr>
-        <w:t>&lt;!-- Aggiungi qui le altre voci seguendo lo stesso schema --&gt;</w:t>
-      </w:r>
+        <w:t>&lt;</w:t>
+      </w:r>
+      <w:proofErr w:type="spellStart"/>
+      <w:r>
+        <w:rPr>
+          <w:rFonts w:ascii="Arial" w:hAnsi="Arial" w:cs="Arial"/>
+          <w:color w:val="002060"/>
+          <w:highlight w:val="cyan"/>
+        </w:rPr>
+        <w:t>BoxView</w:t>
+      </w:r>
+      <w:proofErr w:type="spellEnd"/>
+      <w:r>
+        <w:rPr>
+          <w:rFonts w:ascii="Arial" w:hAnsi="Arial" w:cs="Arial"/>
+          <w:color w:val="002060"/>
+          <w:highlight w:val="cyan"/>
+        </w:rPr>
+        <w:t xml:space="preserve"> </w:t>
+      </w:r>
+      <w:proofErr w:type="spellStart"/>
+      <w:r>
+        <w:rPr>
+          <w:rFonts w:ascii="Arial" w:hAnsi="Arial" w:cs="Arial"/>
+          <w:color w:val="002060"/>
+          <w:highlight w:val="cyan"/>
+        </w:rPr>
+        <w:t>HeightRequest</w:t>
+      </w:r>
+      <w:proofErr w:type="spellEnd"/>
+      <w:r>
+        <w:rPr>
+          <w:rFonts w:ascii="Arial" w:hAnsi="Arial" w:cs="Arial"/>
+          <w:color w:val="002060"/>
+          <w:highlight w:val="cyan"/>
+        </w:rPr>
+        <w:t xml:space="preserve">="1" Color="#EEEEEE" </w:t>
+      </w:r>
+      <w:proofErr w:type="spellStart"/>
+      <w:r>
+        <w:rPr>
+          <w:rFonts w:ascii="Arial" w:hAnsi="Arial" w:cs="Arial"/>
+          <w:color w:val="002060"/>
+          <w:highlight w:val="cyan"/>
+        </w:rPr>
+        <w:t>Margin</w:t>
+      </w:r>
+      <w:proofErr w:type="spellEnd"/>
+      <w:r>
+        <w:rPr>
+          <w:rFonts w:ascii="Arial" w:hAnsi="Arial" w:cs="Arial"/>
+          <w:color w:val="002060"/>
+          <w:highlight w:val="cyan"/>
+        </w:rPr>
+        <w:t>="15,0" /&gt;</w:t>
+      </w:r>
+    </w:p>
+    <w:p>
+      <w:pPr>
+        <w:pStyle w:val="Nessunaspaziatura"/>
+        <w:rPr>
+          <w:rFonts w:ascii="Arial" w:hAnsi="Arial" w:cs="Arial"/>
+          <w:color w:val="002060"/>
+          <w:highlight w:val="cyan"/>
+        </w:rPr>
+      </w:pPr>
     </w:p>
     <w:p>
       <w:pPr>
@@ -1873,40 +2603,112 @@
         </w:rPr>
         <w:t xml:space="preserve">        </w:t>
       </w:r>
-    </w:p>
-    <w:p>
-      <w:pPr>
-        <w:pStyle w:val="Nessunaspaziatura"/>
-        <w:rPr>
-          <w:rFonts w:ascii="Arial" w:hAnsi="Arial" w:cs="Arial"/>
-          <w:color w:val="002060"/>
-          <w:highlight w:val="cyan"/>
-        </w:rPr>
-      </w:pPr>
-      <w:r>
-        <w:rPr>
-          <w:rFonts w:ascii="Arial" w:hAnsi="Arial" w:cs="Arial"/>
-          <w:color w:val="002060"/>
-          <w:highlight w:val="cyan"/>
-        </w:rPr>
-        <w:t xml:space="preserve">    &lt;/VerticalStackLayout&gt;</w:t>
-      </w:r>
-    </w:p>
-    <w:p>
-      <w:pPr>
-        <w:pStyle w:val="Nessunaspaziatura"/>
-        <w:rPr>
-          <w:rFonts w:ascii="Arial" w:hAnsi="Arial" w:cs="Arial"/>
-          <w:color w:val="002060"/>
-        </w:rPr>
-      </w:pPr>
-      <w:r>
-        <w:rPr>
-          <w:rFonts w:ascii="Arial" w:hAnsi="Arial" w:cs="Arial"/>
-          <w:color w:val="002060"/>
-          <w:highlight w:val="cyan"/>
-        </w:rPr>
-        <w:t>&lt;/Border&gt;</w:t>
+      <w:proofErr w:type="gramStart"/>
+      <w:r>
+        <w:rPr>
+          <w:rFonts w:ascii="Arial" w:hAnsi="Arial" w:cs="Arial"/>
+          <w:color w:val="002060"/>
+          <w:highlight w:val="cyan"/>
+        </w:rPr>
+        <w:t>&lt;!--</w:t>
+      </w:r>
+      <w:proofErr w:type="gramEnd"/>
+      <w:r>
+        <w:rPr>
+          <w:rFonts w:ascii="Arial" w:hAnsi="Arial" w:cs="Arial"/>
+          <w:color w:val="002060"/>
+          <w:highlight w:val="cyan"/>
+        </w:rPr>
+        <w:t xml:space="preserve"> Aggiungi qui le altre voci seguendo lo stesso schema --&gt;</w:t>
+      </w:r>
+    </w:p>
+    <w:p>
+      <w:pPr>
+        <w:pStyle w:val="Nessunaspaziatura"/>
+        <w:rPr>
+          <w:rFonts w:ascii="Arial" w:hAnsi="Arial" w:cs="Arial"/>
+          <w:color w:val="002060"/>
+          <w:highlight w:val="cyan"/>
+        </w:rPr>
+      </w:pPr>
+      <w:r>
+        <w:rPr>
+          <w:rFonts w:ascii="Arial" w:hAnsi="Arial" w:cs="Arial"/>
+          <w:color w:val="002060"/>
+          <w:highlight w:val="cyan"/>
+        </w:rPr>
+        <w:t xml:space="preserve">        </w:t>
+      </w:r>
+    </w:p>
+    <w:p>
+      <w:pPr>
+        <w:pStyle w:val="Nessunaspaziatura"/>
+        <w:rPr>
+          <w:rFonts w:ascii="Arial" w:hAnsi="Arial" w:cs="Arial"/>
+          <w:color w:val="002060"/>
+          <w:highlight w:val="cyan"/>
+        </w:rPr>
+      </w:pPr>
+      <w:r>
+        <w:rPr>
+          <w:rFonts w:ascii="Arial" w:hAnsi="Arial" w:cs="Arial"/>
+          <w:color w:val="002060"/>
+          <w:highlight w:val="cyan"/>
+        </w:rPr>
+        <w:t xml:space="preserve">    &lt;/</w:t>
+      </w:r>
+      <w:proofErr w:type="spellStart"/>
+      <w:r>
+        <w:rPr>
+          <w:rFonts w:ascii="Arial" w:hAnsi="Arial" w:cs="Arial"/>
+          <w:color w:val="002060"/>
+          <w:highlight w:val="cyan"/>
+        </w:rPr>
+        <w:t>VerticalStackLayout</w:t>
+      </w:r>
+      <w:proofErr w:type="spellEnd"/>
+      <w:r>
+        <w:rPr>
+          <w:rFonts w:ascii="Arial" w:hAnsi="Arial" w:cs="Arial"/>
+          <w:color w:val="002060"/>
+          <w:highlight w:val="cyan"/>
+        </w:rPr>
+        <w:t>&gt;</w:t>
+      </w:r>
+    </w:p>
+    <w:p>
+      <w:pPr>
+        <w:pStyle w:val="Nessunaspaziatura"/>
+        <w:rPr>
+          <w:rFonts w:ascii="Arial" w:hAnsi="Arial" w:cs="Arial"/>
+          <w:color w:val="002060"/>
+        </w:rPr>
+      </w:pPr>
+      <w:r>
+        <w:rPr>
+          <w:rFonts w:ascii="Arial" w:hAnsi="Arial" w:cs="Arial"/>
+          <w:color w:val="002060"/>
+          <w:highlight w:val="cyan"/>
+        </w:rPr>
+        <w:t>&lt;/</w:t>
+      </w:r>
+      <w:proofErr w:type="spellStart"/>
+      <w:r>
+        <w:rPr>
+          <w:rFonts w:ascii="Arial" w:hAnsi="Arial" w:cs="Arial"/>
+          <w:color w:val="002060"/>
+          <w:highlight w:val="cyan"/>
+        </w:rPr>
+        <w:t>Border</w:t>
+      </w:r>
+      <w:proofErr w:type="spellEnd"/>
+      <w:r>
+        <w:rPr>
+          <w:rFonts w:ascii="Arial" w:hAnsi="Arial" w:cs="Arial"/>
+          <w:color w:val="002060"/>
+          <w:highlight w:val="cyan"/>
+        </w:rPr>
+        <w:t>&gt;</w:t>
       </w:r>
     </w:p>
     <w:p>
@@ -2204,8 +3006,22 @@
           <w:rPr>
             <w:rFonts w:ascii="Arial" w:hAnsi="Arial" w:cs="Arial"/>
           </w:rPr>
-          <w:t xml:space="preserve"> Simulatore Treni VR</w:t>
+          <w:t xml:space="preserve"> </w:t>
         </w:r>
+        <w:r>
+          <w:rPr>
+            <w:rFonts w:ascii="Arial" w:hAnsi="Arial" w:cs="Arial"/>
+          </w:rPr>
+          <w:t xml:space="preserve">App </w:t>
+        </w:r>
+        <w:proofErr w:type="spellStart"/>
+        <w:r>
+          <w:rPr>
+            <w:rFonts w:ascii="Arial" w:hAnsi="Arial" w:cs="Arial"/>
+          </w:rPr>
+          <w:t>MyAgenda</w:t>
+        </w:r>
+        <w:proofErr w:type="spellEnd"/>
       </w:sdtContent>
     </w:sdt>
     <w:r>
@@ -2350,8 +3166,17 @@
         <w:rFonts w:ascii="Arial" w:hAnsi="Arial" w:cs="Arial"/>
         <w:lang w:val="fr-CH"/>
       </w:rPr>
-      <w:t>Nome Cognome</w:t>
+      <w:t xml:space="preserve">Nome </w:t>
     </w:r>
+    <w:proofErr w:type="spellStart"/>
+    <w:r>
+      <w:rPr>
+        <w:rFonts w:ascii="Arial" w:hAnsi="Arial" w:cs="Arial"/>
+        <w:lang w:val="fr-CH"/>
+      </w:rPr>
+      <w:t>Cognome</w:t>
+    </w:r>
+    <w:proofErr w:type="spellEnd"/>
   </w:p>
 </w:hdr>
 </file>
@@ -3713,6 +4538,7 @@
     <w:rsid w:val="00B255ED"/>
     <w:rsid w:val="00B26B07"/>
     <w:rsid w:val="00B34858"/>
+    <w:rsid w:val="00B43E9F"/>
     <w:rsid w:val="00B4671D"/>
     <w:rsid w:val="00B532B4"/>
     <w:rsid w:val="00B7646A"/>
@@ -3762,6 +4588,7 @@
     <w:rsid w:val="00F42795"/>
     <w:rsid w:val="00F43C58"/>
     <w:rsid w:val="00F4458D"/>
+    <w:rsid w:val="00F4759F"/>
     <w:rsid w:val="00F47630"/>
     <w:rsid w:val="00F555F7"/>
     <w:rsid w:val="00F57A2C"/>

--- a/1_Documentazione/DiarioMatteo-24.04.docx
+++ b/1_Documentazione/DiarioMatteo-24.04.docx
@@ -278,16 +278,8 @@
               <w:rPr>
                 <w:rFonts w:ascii="Arial" w:hAnsi="Arial" w:cs="Arial"/>
               </w:rPr>
-              <w:t xml:space="preserve">Creazione di </w:t>
+              <w:t>Creazione di SettingsPage</w:t>
             </w:r>
-            <w:proofErr w:type="spellStart"/>
-            <w:r>
-              <w:rPr>
-                <w:rFonts w:ascii="Arial" w:hAnsi="Arial" w:cs="Arial"/>
-              </w:rPr>
-              <w:t>SettingsPage</w:t>
-            </w:r>
-            <w:proofErr w:type="spellEnd"/>
             <w:r>
               <w:rPr>
                 <w:rFonts w:ascii="Arial" w:hAnsi="Arial" w:cs="Arial"/>
@@ -1043,43 +1035,760 @@
           <w:color w:val="002060"/>
           <w:highlight w:val="cyan"/>
         </w:rPr>
-        <w:t>&lt;</w:t>
-      </w:r>
-      <w:proofErr w:type="spellStart"/>
-      <w:r>
-        <w:rPr>
-          <w:rFonts w:ascii="Arial" w:hAnsi="Arial" w:cs="Arial"/>
-          <w:color w:val="002060"/>
-          <w:highlight w:val="cyan"/>
-        </w:rPr>
-        <w:t>Border</w:t>
-      </w:r>
-      <w:proofErr w:type="spellEnd"/>
-      <w:r>
-        <w:rPr>
-          <w:rFonts w:ascii="Arial" w:hAnsi="Arial" w:cs="Arial"/>
-          <w:color w:val="002060"/>
-          <w:highlight w:val="cyan"/>
-        </w:rPr>
-        <w:t xml:space="preserve"> </w:t>
-      </w:r>
-      <w:proofErr w:type="spellStart"/>
-      <w:r>
-        <w:rPr>
-          <w:rFonts w:ascii="Arial" w:hAnsi="Arial" w:cs="Arial"/>
-          <w:color w:val="002060"/>
-          <w:highlight w:val="cyan"/>
-        </w:rPr>
-        <w:t>BackgroundColor</w:t>
-      </w:r>
-      <w:proofErr w:type="spellEnd"/>
-      <w:r>
-        <w:rPr>
-          <w:rFonts w:ascii="Arial" w:hAnsi="Arial" w:cs="Arial"/>
-          <w:color w:val="002060"/>
-          <w:highlight w:val="cyan"/>
-        </w:rPr>
-        <w:t xml:space="preserve">="White" </w:t>
+        <w:t xml:space="preserve">&lt;Border BackgroundColor="White" </w:t>
+      </w:r>
+    </w:p>
+    <w:p>
+      <w:pPr>
+        <w:pStyle w:val="Nessunaspaziatura"/>
+        <w:rPr>
+          <w:rFonts w:ascii="Arial" w:hAnsi="Arial" w:cs="Arial"/>
+          <w:color w:val="002060"/>
+          <w:highlight w:val="cyan"/>
+        </w:rPr>
+      </w:pPr>
+      <w:r>
+        <w:rPr>
+          <w:rFonts w:ascii="Arial" w:hAnsi="Arial" w:cs="Arial"/>
+          <w:color w:val="002060"/>
+          <w:highlight w:val="cyan"/>
+        </w:rPr>
+        <w:t xml:space="preserve">        StrokeShape="RoundRectangle 20"</w:t>
+      </w:r>
+    </w:p>
+    <w:p>
+      <w:pPr>
+        <w:pStyle w:val="Nessunaspaziatura"/>
+        <w:rPr>
+          <w:rFonts w:ascii="Arial" w:hAnsi="Arial" w:cs="Arial"/>
+          <w:color w:val="002060"/>
+          <w:highlight w:val="cyan"/>
+        </w:rPr>
+      </w:pPr>
+      <w:r>
+        <w:rPr>
+          <w:rFonts w:ascii="Arial" w:hAnsi="Arial" w:cs="Arial"/>
+          <w:color w:val="002060"/>
+          <w:highlight w:val="cyan"/>
+        </w:rPr>
+        <w:t xml:space="preserve">        Margin="20"</w:t>
+      </w:r>
+    </w:p>
+    <w:p>
+      <w:pPr>
+        <w:pStyle w:val="Nessunaspaziatura"/>
+        <w:rPr>
+          <w:rFonts w:ascii="Arial" w:hAnsi="Arial" w:cs="Arial"/>
+          <w:color w:val="002060"/>
+          <w:highlight w:val="cyan"/>
+        </w:rPr>
+      </w:pPr>
+      <w:r>
+        <w:rPr>
+          <w:rFonts w:ascii="Arial" w:hAnsi="Arial" w:cs="Arial"/>
+          <w:color w:val="002060"/>
+          <w:highlight w:val="cyan"/>
+        </w:rPr>
+        <w:t xml:space="preserve">        Padding="0"</w:t>
+      </w:r>
+    </w:p>
+    <w:p>
+      <w:pPr>
+        <w:pStyle w:val="Nessunaspaziatura"/>
+        <w:rPr>
+          <w:rFonts w:ascii="Arial" w:hAnsi="Arial" w:cs="Arial"/>
+          <w:color w:val="002060"/>
+          <w:highlight w:val="cyan"/>
+        </w:rPr>
+      </w:pPr>
+      <w:r>
+        <w:rPr>
+          <w:rFonts w:ascii="Arial" w:hAnsi="Arial" w:cs="Arial"/>
+          <w:color w:val="002060"/>
+          <w:highlight w:val="cyan"/>
+        </w:rPr>
+        <w:t xml:space="preserve">        StrokeThickness="0"&gt;</w:t>
+      </w:r>
+    </w:p>
+    <w:p>
+      <w:pPr>
+        <w:pStyle w:val="Nessunaspaziatura"/>
+        <w:rPr>
+          <w:rFonts w:ascii="Arial" w:hAnsi="Arial" w:cs="Arial"/>
+          <w:color w:val="002060"/>
+          <w:highlight w:val="cyan"/>
+        </w:rPr>
+      </w:pPr>
+      <w:r>
+        <w:rPr>
+          <w:rFonts w:ascii="Arial" w:hAnsi="Arial" w:cs="Arial"/>
+          <w:color w:val="002060"/>
+          <w:highlight w:val="cyan"/>
+        </w:rPr>
+        <w:t xml:space="preserve">    &lt;Border.Shadow&gt;</w:t>
+      </w:r>
+    </w:p>
+    <w:p>
+      <w:pPr>
+        <w:pStyle w:val="Nessunaspaziatura"/>
+        <w:rPr>
+          <w:rFonts w:ascii="Arial" w:hAnsi="Arial" w:cs="Arial"/>
+          <w:color w:val="002060"/>
+          <w:highlight w:val="cyan"/>
+        </w:rPr>
+      </w:pPr>
+      <w:r>
+        <w:rPr>
+          <w:rFonts w:ascii="Arial" w:hAnsi="Arial" w:cs="Arial"/>
+          <w:color w:val="002060"/>
+          <w:highlight w:val="cyan"/>
+        </w:rPr>
+        <w:t xml:space="preserve">        &lt;Shadow Brush="Black" Offset="0,2" Opacity="0.1" Radius="10" /&gt;</w:t>
+      </w:r>
+    </w:p>
+    <w:p>
+      <w:pPr>
+        <w:pStyle w:val="Nessunaspaziatura"/>
+        <w:rPr>
+          <w:rFonts w:ascii="Arial" w:hAnsi="Arial" w:cs="Arial"/>
+          <w:color w:val="002060"/>
+          <w:highlight w:val="cyan"/>
+        </w:rPr>
+      </w:pPr>
+      <w:r>
+        <w:rPr>
+          <w:rFonts w:ascii="Arial" w:hAnsi="Arial" w:cs="Arial"/>
+          <w:color w:val="002060"/>
+          <w:highlight w:val="cyan"/>
+        </w:rPr>
+        <w:t xml:space="preserve">    &lt;/Border.Shadow&gt;</w:t>
+      </w:r>
+    </w:p>
+    <w:p>
+      <w:pPr>
+        <w:pStyle w:val="Nessunaspaziatura"/>
+        <w:rPr>
+          <w:rFonts w:ascii="Arial" w:hAnsi="Arial" w:cs="Arial"/>
+          <w:color w:val="002060"/>
+          <w:highlight w:val="cyan"/>
+        </w:rPr>
+      </w:pPr>
+    </w:p>
+    <w:p>
+      <w:pPr>
+        <w:pStyle w:val="Nessunaspaziatura"/>
+        <w:rPr>
+          <w:rFonts w:ascii="Arial" w:hAnsi="Arial" w:cs="Arial"/>
+          <w:color w:val="002060"/>
+          <w:highlight w:val="cyan"/>
+        </w:rPr>
+      </w:pPr>
+      <w:r>
+        <w:rPr>
+          <w:rFonts w:ascii="Arial" w:hAnsi="Arial" w:cs="Arial"/>
+          <w:color w:val="002060"/>
+          <w:highlight w:val="cyan"/>
+        </w:rPr>
+        <w:t xml:space="preserve">    &lt;VerticalStackLayout&gt;</w:t>
+      </w:r>
+    </w:p>
+    <w:p>
+      <w:pPr>
+        <w:pStyle w:val="Nessunaspaziatura"/>
+        <w:rPr>
+          <w:rFonts w:ascii="Arial" w:hAnsi="Arial" w:cs="Arial"/>
+          <w:color w:val="002060"/>
+          <w:highlight w:val="cyan"/>
+        </w:rPr>
+      </w:pPr>
+      <w:r>
+        <w:rPr>
+          <w:rFonts w:ascii="Arial" w:hAnsi="Arial" w:cs="Arial"/>
+          <w:color w:val="002060"/>
+          <w:highlight w:val="cyan"/>
+        </w:rPr>
+        <w:t xml:space="preserve">        &lt;!-- Esempio: Fuso Orario --&gt;</w:t>
+      </w:r>
+    </w:p>
+    <w:p>
+      <w:pPr>
+        <w:pStyle w:val="Nessunaspaziatura"/>
+        <w:rPr>
+          <w:rFonts w:ascii="Arial" w:hAnsi="Arial" w:cs="Arial"/>
+          <w:color w:val="002060"/>
+          <w:highlight w:val="cyan"/>
+        </w:rPr>
+      </w:pPr>
+      <w:r>
+        <w:rPr>
+          <w:rFonts w:ascii="Arial" w:hAnsi="Arial" w:cs="Arial"/>
+          <w:color w:val="002060"/>
+          <w:highlight w:val="cyan"/>
+        </w:rPr>
+        <w:t xml:space="preserve">        &lt;Grid Style="{StaticResource MenuRowStyle}" ColumnDefinitions="Auto, *, Auto"&gt;</w:t>
+      </w:r>
+    </w:p>
+    <w:p>
+      <w:pPr>
+        <w:pStyle w:val="Nessunaspaziatura"/>
+        <w:rPr>
+          <w:rFonts w:ascii="Arial" w:hAnsi="Arial" w:cs="Arial"/>
+          <w:color w:val="002060"/>
+          <w:highlight w:val="cyan"/>
+        </w:rPr>
+      </w:pPr>
+      <w:r>
+        <w:rPr>
+          <w:rFonts w:ascii="Arial" w:hAnsi="Arial" w:cs="Arial"/>
+          <w:color w:val="002060"/>
+          <w:highlight w:val="cyan"/>
+        </w:rPr>
+        <w:t xml:space="preserve">            &lt;!-- Icona a sinistra --&gt;</w:t>
+      </w:r>
+    </w:p>
+    <w:p>
+      <w:pPr>
+        <w:pStyle w:val="Nessunaspaziatura"/>
+        <w:rPr>
+          <w:rFonts w:ascii="Arial" w:hAnsi="Arial" w:cs="Arial"/>
+          <w:color w:val="002060"/>
+          <w:highlight w:val="cyan"/>
+          <w:lang w:val="fr-CH"/>
+        </w:rPr>
+      </w:pPr>
+      <w:r>
+        <w:rPr>
+          <w:rFonts w:ascii="Arial" w:hAnsi="Arial" w:cs="Arial"/>
+          <w:color w:val="002060"/>
+          <w:highlight w:val="cyan"/>
+        </w:rPr>
+        <w:t xml:space="preserve">            </w:t>
+      </w:r>
+      <w:r>
+        <w:rPr>
+          <w:rFonts w:ascii="Arial" w:hAnsi="Arial" w:cs="Arial"/>
+          <w:color w:val="002060"/>
+          <w:highlight w:val="cyan"/>
+          <w:lang w:val="fr-CH"/>
+        </w:rPr>
+        <w:t xml:space="preserve">&lt;Image Source="clock_icon.png" </w:t>
+      </w:r>
+    </w:p>
+    <w:p>
+      <w:pPr>
+        <w:pStyle w:val="Nessunaspaziatura"/>
+        <w:rPr>
+          <w:rFonts w:ascii="Arial" w:hAnsi="Arial" w:cs="Arial"/>
+          <w:color w:val="002060"/>
+          <w:highlight w:val="cyan"/>
+        </w:rPr>
+      </w:pPr>
+      <w:r>
+        <w:rPr>
+          <w:rFonts w:ascii="Arial" w:hAnsi="Arial" w:cs="Arial"/>
+          <w:color w:val="002060"/>
+          <w:highlight w:val="cyan"/>
+          <w:lang w:val="fr-CH"/>
+        </w:rPr>
+        <w:t xml:space="preserve">                   </w:t>
+      </w:r>
+      <w:r>
+        <w:rPr>
+          <w:rFonts w:ascii="Arial" w:hAnsi="Arial" w:cs="Arial"/>
+          <w:color w:val="002060"/>
+          <w:highlight w:val="cyan"/>
+        </w:rPr>
+        <w:t xml:space="preserve">WidthRequest="24" </w:t>
+      </w:r>
+    </w:p>
+    <w:p>
+      <w:pPr>
+        <w:pStyle w:val="Nessunaspaziatura"/>
+        <w:rPr>
+          <w:rFonts w:ascii="Arial" w:hAnsi="Arial" w:cs="Arial"/>
+          <w:color w:val="002060"/>
+          <w:highlight w:val="cyan"/>
+        </w:rPr>
+      </w:pPr>
+      <w:r>
+        <w:rPr>
+          <w:rFonts w:ascii="Arial" w:hAnsi="Arial" w:cs="Arial"/>
+          <w:color w:val="002060"/>
+          <w:highlight w:val="cyan"/>
+        </w:rPr>
+        <w:t xml:space="preserve">                   HeightRequest="24" </w:t>
+      </w:r>
+    </w:p>
+    <w:p>
+      <w:pPr>
+        <w:pStyle w:val="Nessunaspaziatura"/>
+        <w:rPr>
+          <w:rFonts w:ascii="Arial" w:hAnsi="Arial" w:cs="Arial"/>
+          <w:color w:val="002060"/>
+          <w:highlight w:val="cyan"/>
+        </w:rPr>
+      </w:pPr>
+      <w:r>
+        <w:rPr>
+          <w:rFonts w:ascii="Arial" w:hAnsi="Arial" w:cs="Arial"/>
+          <w:color w:val="002060"/>
+          <w:highlight w:val="cyan"/>
+        </w:rPr>
+        <w:t xml:space="preserve">                   VerticalOptions="Center" /&gt;</w:t>
+      </w:r>
+    </w:p>
+    <w:p>
+      <w:pPr>
+        <w:pStyle w:val="Nessunaspaziatura"/>
+        <w:rPr>
+          <w:rFonts w:ascii="Arial" w:hAnsi="Arial" w:cs="Arial"/>
+          <w:color w:val="002060"/>
+          <w:highlight w:val="cyan"/>
+        </w:rPr>
+      </w:pPr>
+      <w:r>
+        <w:rPr>
+          <w:rFonts w:ascii="Arial" w:hAnsi="Arial" w:cs="Arial"/>
+          <w:color w:val="002060"/>
+          <w:highlight w:val="cyan"/>
+        </w:rPr>
+        <w:t xml:space="preserve">            </w:t>
+      </w:r>
+    </w:p>
+    <w:p>
+      <w:pPr>
+        <w:pStyle w:val="Nessunaspaziatura"/>
+        <w:rPr>
+          <w:rFonts w:ascii="Arial" w:hAnsi="Arial" w:cs="Arial"/>
+          <w:color w:val="002060"/>
+          <w:highlight w:val="cyan"/>
+        </w:rPr>
+      </w:pPr>
+      <w:r>
+        <w:rPr>
+          <w:rFonts w:ascii="Arial" w:hAnsi="Arial" w:cs="Arial"/>
+          <w:color w:val="002060"/>
+          <w:highlight w:val="cyan"/>
+        </w:rPr>
+        <w:t xml:space="preserve">            &lt;!-- Testo Centrale --&gt;</w:t>
+      </w:r>
+    </w:p>
+    <w:p>
+      <w:pPr>
+        <w:pStyle w:val="Nessunaspaziatura"/>
+        <w:rPr>
+          <w:rFonts w:ascii="Arial" w:hAnsi="Arial" w:cs="Arial"/>
+          <w:color w:val="002060"/>
+          <w:highlight w:val="cyan"/>
+        </w:rPr>
+      </w:pPr>
+      <w:r>
+        <w:rPr>
+          <w:rFonts w:ascii="Arial" w:hAnsi="Arial" w:cs="Arial"/>
+          <w:color w:val="002060"/>
+          <w:highlight w:val="cyan"/>
+        </w:rPr>
+        <w:lastRenderedPageBreak/>
+        <w:t xml:space="preserve">            &lt;Label Grid.Column="1" </w:t>
+      </w:r>
+    </w:p>
+    <w:p>
+      <w:pPr>
+        <w:pStyle w:val="Nessunaspaziatura"/>
+        <w:rPr>
+          <w:rFonts w:ascii="Arial" w:hAnsi="Arial" w:cs="Arial"/>
+          <w:color w:val="002060"/>
+          <w:highlight w:val="cyan"/>
+        </w:rPr>
+      </w:pPr>
+      <w:r>
+        <w:rPr>
+          <w:rFonts w:ascii="Arial" w:hAnsi="Arial" w:cs="Arial"/>
+          <w:color w:val="002060"/>
+          <w:highlight w:val="cyan"/>
+        </w:rPr>
+        <w:t xml:space="preserve">                   Text="Fuso orario" </w:t>
+      </w:r>
+    </w:p>
+    <w:p>
+      <w:pPr>
+        <w:pStyle w:val="Nessunaspaziatura"/>
+        <w:rPr>
+          <w:rFonts w:ascii="Arial" w:hAnsi="Arial" w:cs="Arial"/>
+          <w:color w:val="002060"/>
+          <w:highlight w:val="cyan"/>
+          <w:lang w:val="fr-CH"/>
+        </w:rPr>
+      </w:pPr>
+      <w:r>
+        <w:rPr>
+          <w:rFonts w:ascii="Arial" w:hAnsi="Arial" w:cs="Arial"/>
+          <w:color w:val="002060"/>
+          <w:highlight w:val="cyan"/>
+        </w:rPr>
+        <w:t xml:space="preserve">                   </w:t>
+      </w:r>
+      <w:r>
+        <w:rPr>
+          <w:rFonts w:ascii="Arial" w:hAnsi="Arial" w:cs="Arial"/>
+          <w:color w:val="002060"/>
+          <w:highlight w:val="cyan"/>
+          <w:lang w:val="fr-CH"/>
+        </w:rPr>
+        <w:t xml:space="preserve">VerticalOptions="Center" </w:t>
+      </w:r>
+    </w:p>
+    <w:p>
+      <w:pPr>
+        <w:pStyle w:val="Nessunaspaziatura"/>
+        <w:rPr>
+          <w:rFonts w:ascii="Arial" w:hAnsi="Arial" w:cs="Arial"/>
+          <w:color w:val="002060"/>
+          <w:highlight w:val="cyan"/>
+          <w:lang w:val="fr-CH"/>
+        </w:rPr>
+      </w:pPr>
+      <w:r>
+        <w:rPr>
+          <w:rFonts w:ascii="Arial" w:hAnsi="Arial" w:cs="Arial"/>
+          <w:color w:val="002060"/>
+          <w:highlight w:val="cyan"/>
+          <w:lang w:val="fr-CH"/>
+        </w:rPr>
+        <w:t xml:space="preserve">                   Margin="15,0"</w:t>
+      </w:r>
+    </w:p>
+    <w:p>
+      <w:pPr>
+        <w:pStyle w:val="Nessunaspaziatura"/>
+        <w:rPr>
+          <w:rFonts w:ascii="Arial" w:hAnsi="Arial" w:cs="Arial"/>
+          <w:color w:val="002060"/>
+          <w:highlight w:val="cyan"/>
+          <w:lang w:val="fr-CH"/>
+        </w:rPr>
+      </w:pPr>
+      <w:r>
+        <w:rPr>
+          <w:rFonts w:ascii="Arial" w:hAnsi="Arial" w:cs="Arial"/>
+          <w:color w:val="002060"/>
+          <w:highlight w:val="cyan"/>
+          <w:lang w:val="fr-CH"/>
+        </w:rPr>
+        <w:t xml:space="preserve">                   FontSize="16"</w:t>
+      </w:r>
+    </w:p>
+    <w:p>
+      <w:pPr>
+        <w:pStyle w:val="Nessunaspaziatura"/>
+        <w:rPr>
+          <w:rFonts w:ascii="Arial" w:hAnsi="Arial" w:cs="Arial"/>
+          <w:color w:val="002060"/>
+          <w:highlight w:val="cyan"/>
+          <w:lang w:val="fr-CH"/>
+        </w:rPr>
+      </w:pPr>
+      <w:r>
+        <w:rPr>
+          <w:rFonts w:ascii="Arial" w:hAnsi="Arial" w:cs="Arial"/>
+          <w:color w:val="002060"/>
+          <w:highlight w:val="cyan"/>
+          <w:lang w:val="fr-CH"/>
+        </w:rPr>
+        <w:t xml:space="preserve">                   TextColor="Black" /&gt;</w:t>
+      </w:r>
+    </w:p>
+    <w:p>
+      <w:pPr>
+        <w:pStyle w:val="Nessunaspaziatura"/>
+        <w:rPr>
+          <w:rFonts w:ascii="Arial" w:hAnsi="Arial" w:cs="Arial"/>
+          <w:color w:val="002060"/>
+          <w:highlight w:val="cyan"/>
+          <w:lang w:val="fr-CH"/>
+        </w:rPr>
+      </w:pPr>
+    </w:p>
+    <w:p>
+      <w:pPr>
+        <w:pStyle w:val="Nessunaspaziatura"/>
+        <w:rPr>
+          <w:rFonts w:ascii="Arial" w:hAnsi="Arial" w:cs="Arial"/>
+          <w:color w:val="002060"/>
+          <w:highlight w:val="cyan"/>
+        </w:rPr>
+      </w:pPr>
+      <w:r>
+        <w:rPr>
+          <w:rFonts w:ascii="Arial" w:hAnsi="Arial" w:cs="Arial"/>
+          <w:color w:val="002060"/>
+          <w:highlight w:val="cyan"/>
+          <w:lang w:val="fr-CH"/>
+        </w:rPr>
+        <w:t xml:space="preserve">            </w:t>
+      </w:r>
+      <w:r>
+        <w:rPr>
+          <w:rFonts w:ascii="Arial" w:hAnsi="Arial" w:cs="Arial"/>
+          <w:color w:val="002060"/>
+          <w:highlight w:val="cyan"/>
+        </w:rPr>
+        <w:t>&lt;!-- Freccia a destra --&gt;</w:t>
+      </w:r>
+    </w:p>
+    <w:p>
+      <w:pPr>
+        <w:pStyle w:val="Nessunaspaziatura"/>
+        <w:rPr>
+          <w:rFonts w:ascii="Arial" w:hAnsi="Arial" w:cs="Arial"/>
+          <w:color w:val="002060"/>
+          <w:highlight w:val="cyan"/>
+        </w:rPr>
+      </w:pPr>
+      <w:r>
+        <w:rPr>
+          <w:rFonts w:ascii="Arial" w:hAnsi="Arial" w:cs="Arial"/>
+          <w:color w:val="002060"/>
+          <w:highlight w:val="cyan"/>
+        </w:rPr>
+        <w:t xml:space="preserve">            </w:t>
+      </w:r>
+      <w:r>
+        <w:rPr>
+          <w:rFonts w:ascii="Arial" w:hAnsi="Arial" w:cs="Arial"/>
+          <w:color w:val="002060"/>
+          <w:highlight w:val="cyan"/>
+        </w:rPr>
+        <w:t xml:space="preserve">&lt;Image Grid.Column="2" </w:t>
+      </w:r>
+    </w:p>
+    <w:p>
+      <w:pPr>
+        <w:pStyle w:val="Nessunaspaziatura"/>
+        <w:rPr>
+          <w:rFonts w:ascii="Arial" w:hAnsi="Arial" w:cs="Arial"/>
+          <w:color w:val="002060"/>
+          <w:highlight w:val="cyan"/>
+          <w:lang w:val="fr-CH"/>
+        </w:rPr>
+      </w:pPr>
+      <w:r>
+        <w:rPr>
+          <w:rFonts w:ascii="Arial" w:hAnsi="Arial" w:cs="Arial"/>
+          <w:color w:val="002060"/>
+          <w:highlight w:val="cyan"/>
+        </w:rPr>
+        <w:t xml:space="preserve">                   </w:t>
+      </w:r>
+      <w:r>
+        <w:rPr>
+          <w:rFonts w:ascii="Arial" w:hAnsi="Arial" w:cs="Arial"/>
+          <w:color w:val="002060"/>
+          <w:highlight w:val="cyan"/>
+          <w:lang w:val="fr-CH"/>
+        </w:rPr>
+        <w:t xml:space="preserve">Source="chevron_right.png" </w:t>
+      </w:r>
+    </w:p>
+    <w:p>
+      <w:pPr>
+        <w:pStyle w:val="Nessunaspaziatura"/>
+        <w:rPr>
+          <w:rFonts w:ascii="Arial" w:hAnsi="Arial" w:cs="Arial"/>
+          <w:color w:val="002060"/>
+          <w:highlight w:val="cyan"/>
+          <w:lang w:val="fr-CH"/>
+        </w:rPr>
+      </w:pPr>
+      <w:r>
+        <w:rPr>
+          <w:rFonts w:ascii="Arial" w:hAnsi="Arial" w:cs="Arial"/>
+          <w:color w:val="002060"/>
+          <w:highlight w:val="cyan"/>
+          <w:lang w:val="fr-CH"/>
+        </w:rPr>
+        <w:t xml:space="preserve">                   WidthRequest="12" </w:t>
+      </w:r>
+    </w:p>
+    <w:p>
+      <w:pPr>
+        <w:pStyle w:val="Nessunaspaziatura"/>
+        <w:rPr>
+          <w:rFonts w:ascii="Arial" w:hAnsi="Arial" w:cs="Arial"/>
+          <w:color w:val="002060"/>
+          <w:highlight w:val="cyan"/>
+        </w:rPr>
+      </w:pPr>
+      <w:r>
+        <w:rPr>
+          <w:rFonts w:ascii="Arial" w:hAnsi="Arial" w:cs="Arial"/>
+          <w:color w:val="002060"/>
+          <w:highlight w:val="cyan"/>
+          <w:lang w:val="fr-CH"/>
+        </w:rPr>
+        <w:t xml:space="preserve">                   </w:t>
+      </w:r>
+      <w:r>
+        <w:rPr>
+          <w:rFonts w:ascii="Arial" w:hAnsi="Arial" w:cs="Arial"/>
+          <w:color w:val="002060"/>
+          <w:highlight w:val="cyan"/>
+        </w:rPr>
+        <w:t>Opacity="0.5"</w:t>
+      </w:r>
+    </w:p>
+    <w:p>
+      <w:pPr>
+        <w:pStyle w:val="Nessunaspaziatura"/>
+        <w:rPr>
+          <w:rFonts w:ascii="Arial" w:hAnsi="Arial" w:cs="Arial"/>
+          <w:color w:val="002060"/>
+          <w:highlight w:val="cyan"/>
+        </w:rPr>
+      </w:pPr>
+      <w:r>
+        <w:rPr>
+          <w:rFonts w:ascii="Arial" w:hAnsi="Arial" w:cs="Arial"/>
+          <w:color w:val="002060"/>
+          <w:highlight w:val="cyan"/>
+        </w:rPr>
+        <w:t xml:space="preserve">                   VerticalOptions="Center" /&gt;</w:t>
+      </w:r>
+    </w:p>
+    <w:p>
+      <w:pPr>
+        <w:pStyle w:val="Nessunaspaziatura"/>
+        <w:rPr>
+          <w:rFonts w:ascii="Arial" w:hAnsi="Arial" w:cs="Arial"/>
+          <w:color w:val="002060"/>
+          <w:highlight w:val="cyan"/>
+        </w:rPr>
+      </w:pPr>
+      <w:r>
+        <w:rPr>
+          <w:rFonts w:ascii="Arial" w:hAnsi="Arial" w:cs="Arial"/>
+          <w:color w:val="002060"/>
+          <w:highlight w:val="cyan"/>
+        </w:rPr>
+        <w:t xml:space="preserve">            </w:t>
+      </w:r>
+    </w:p>
+    <w:p>
+      <w:pPr>
+        <w:pStyle w:val="Nessunaspaziatura"/>
+        <w:rPr>
+          <w:rFonts w:ascii="Arial" w:hAnsi="Arial" w:cs="Arial"/>
+          <w:color w:val="002060"/>
+          <w:highlight w:val="cyan"/>
+        </w:rPr>
+      </w:pPr>
+      <w:r>
+        <w:rPr>
+          <w:rFonts w:ascii="Arial" w:hAnsi="Arial" w:cs="Arial"/>
+          <w:color w:val="002060"/>
+          <w:highlight w:val="cyan"/>
+        </w:rPr>
+        <w:t xml:space="preserve">            &lt;!-- Gesture Recognizer per il click --&gt;</w:t>
+      </w:r>
+    </w:p>
+    <w:p>
+      <w:pPr>
+        <w:pStyle w:val="Nessunaspaziatura"/>
+        <w:rPr>
+          <w:rFonts w:ascii="Arial" w:hAnsi="Arial" w:cs="Arial"/>
+          <w:color w:val="002060"/>
+          <w:highlight w:val="cyan"/>
+        </w:rPr>
+      </w:pPr>
+      <w:r>
+        <w:rPr>
+          <w:rFonts w:ascii="Arial" w:hAnsi="Arial" w:cs="Arial"/>
+          <w:color w:val="002060"/>
+          <w:highlight w:val="cyan"/>
+        </w:rPr>
+        <w:t xml:space="preserve">            &lt;Grid.GestureRecognizers&gt;</w:t>
+      </w:r>
+    </w:p>
+    <w:p>
+      <w:pPr>
+        <w:pStyle w:val="Nessunaspaziatura"/>
+        <w:rPr>
+          <w:rFonts w:ascii="Arial" w:hAnsi="Arial" w:cs="Arial"/>
+          <w:color w:val="002060"/>
+          <w:highlight w:val="cyan"/>
+        </w:rPr>
+      </w:pPr>
+      <w:r>
+        <w:rPr>
+          <w:rFonts w:ascii="Arial" w:hAnsi="Arial" w:cs="Arial"/>
+          <w:color w:val="002060"/>
+          <w:highlight w:val="cyan"/>
+        </w:rPr>
+        <w:t xml:space="preserve">                &lt;TapGestureRecognizer Command="{Binding NavigateToTimeZoneCommand}" /&gt;</w:t>
+      </w:r>
+    </w:p>
+    <w:p>
+      <w:pPr>
+        <w:pStyle w:val="Nessunaspaziatura"/>
+        <w:rPr>
+          <w:rFonts w:ascii="Arial" w:hAnsi="Arial" w:cs="Arial"/>
+          <w:color w:val="002060"/>
+          <w:highlight w:val="cyan"/>
+        </w:rPr>
+      </w:pPr>
+      <w:r>
+        <w:rPr>
+          <w:rFonts w:ascii="Arial" w:hAnsi="Arial" w:cs="Arial"/>
+          <w:color w:val="002060"/>
+          <w:highlight w:val="cyan"/>
+        </w:rPr>
+        <w:t xml:space="preserve">            &lt;/Grid.GestureRecognizers&gt;</w:t>
+      </w:r>
+    </w:p>
+    <w:p>
+      <w:pPr>
+        <w:pStyle w:val="Nessunaspaziatura"/>
+        <w:rPr>
+          <w:rFonts w:ascii="Arial" w:hAnsi="Arial" w:cs="Arial"/>
+          <w:color w:val="002060"/>
+          <w:highlight w:val="cyan"/>
+        </w:rPr>
+      </w:pPr>
+      <w:r>
+        <w:rPr>
+          <w:rFonts w:ascii="Arial" w:hAnsi="Arial" w:cs="Arial"/>
+          <w:color w:val="002060"/>
+          <w:highlight w:val="cyan"/>
+        </w:rPr>
+        <w:t xml:space="preserve">        &lt;/Grid&gt;</w:t>
+      </w:r>
+    </w:p>
+    <w:p>
+      <w:pPr>
+        <w:pStyle w:val="Nessunaspaziatura"/>
+        <w:rPr>
+          <w:rFonts w:ascii="Arial" w:hAnsi="Arial" w:cs="Arial"/>
+          <w:color w:val="002060"/>
+          <w:highlight w:val="cyan"/>
+        </w:rPr>
+      </w:pPr>
+    </w:p>
+    <w:p>
+      <w:pPr>
+        <w:pStyle w:val="Nessunaspaziatura"/>
+        <w:rPr>
+          <w:rFonts w:ascii="Arial" w:hAnsi="Arial" w:cs="Arial"/>
+          <w:color w:val="002060"/>
+          <w:highlight w:val="cyan"/>
+        </w:rPr>
+      </w:pPr>
+      <w:r>
+        <w:rPr>
+          <w:rFonts w:ascii="Arial" w:hAnsi="Arial" w:cs="Arial"/>
+          <w:color w:val="002060"/>
+          <w:highlight w:val="cyan"/>
+        </w:rPr>
+        <w:t xml:space="preserve">        &lt;!-- Separatore --&gt;</w:t>
       </w:r>
     </w:p>
     <w:p>
@@ -1099,42 +1808,24 @@
         </w:rPr>
         <w:t xml:space="preserve">        </w:t>
       </w:r>
-      <w:proofErr w:type="spellStart"/>
-      <w:r>
-        <w:rPr>
-          <w:rFonts w:ascii="Arial" w:hAnsi="Arial" w:cs="Arial"/>
-          <w:color w:val="002060"/>
-          <w:highlight w:val="cyan"/>
-        </w:rPr>
-        <w:t>StrokeShape</w:t>
-      </w:r>
-      <w:proofErr w:type="spellEnd"/>
-      <w:r>
-        <w:rPr>
-          <w:rFonts w:ascii="Arial" w:hAnsi="Arial" w:cs="Arial"/>
-          <w:color w:val="002060"/>
-          <w:highlight w:val="cyan"/>
-        </w:rPr>
-        <w:t>="</w:t>
-      </w:r>
-      <w:proofErr w:type="spellStart"/>
-      <w:r>
-        <w:rPr>
-          <w:rFonts w:ascii="Arial" w:hAnsi="Arial" w:cs="Arial"/>
-          <w:color w:val="002060"/>
-          <w:highlight w:val="cyan"/>
-        </w:rPr>
-        <w:t>RoundRectangle</w:t>
-      </w:r>
-      <w:proofErr w:type="spellEnd"/>
-      <w:r>
-        <w:rPr>
-          <w:rFonts w:ascii="Arial" w:hAnsi="Arial" w:cs="Arial"/>
-          <w:color w:val="002060"/>
-          <w:highlight w:val="cyan"/>
-        </w:rPr>
-        <w:t xml:space="preserve"> 20"</w:t>
-      </w:r>
+      <w:r>
+        <w:rPr>
+          <w:rFonts w:ascii="Arial" w:hAnsi="Arial" w:cs="Arial"/>
+          <w:color w:val="002060"/>
+          <w:highlight w:val="cyan"/>
+        </w:rPr>
+        <w:t>&lt;BoxView HeightRequest="1" Color="#EEEEEE" Margin="15,0" /&gt;</w:t>
+      </w:r>
+    </w:p>
+    <w:p>
+      <w:pPr>
+        <w:pStyle w:val="Nessunaspaziatura"/>
+        <w:rPr>
+          <w:rFonts w:ascii="Arial" w:hAnsi="Arial" w:cs="Arial"/>
+          <w:color w:val="002060"/>
+          <w:highlight w:val="cyan"/>
+        </w:rPr>
+      </w:pPr>
     </w:p>
     <w:p>
       <w:pPr>
@@ -1153,23 +1844,13 @@
         </w:rPr>
         <w:t xml:space="preserve">        </w:t>
       </w:r>
-      <w:proofErr w:type="spellStart"/>
-      <w:r>
-        <w:rPr>
-          <w:rFonts w:ascii="Arial" w:hAnsi="Arial" w:cs="Arial"/>
-          <w:color w:val="002060"/>
-          <w:highlight w:val="cyan"/>
-        </w:rPr>
-        <w:t>Margin</w:t>
-      </w:r>
-      <w:proofErr w:type="spellEnd"/>
-      <w:r>
-        <w:rPr>
-          <w:rFonts w:ascii="Arial" w:hAnsi="Arial" w:cs="Arial"/>
-          <w:color w:val="002060"/>
-          <w:highlight w:val="cyan"/>
-        </w:rPr>
-        <w:t>="20"</w:t>
+      <w:r>
+        <w:rPr>
+          <w:rFonts w:ascii="Arial" w:hAnsi="Arial" w:cs="Arial"/>
+          <w:color w:val="002060"/>
+          <w:highlight w:val="cyan"/>
+        </w:rPr>
+        <w:t>&lt;!-- Aggiungi qui le altre voci seguendo lo stesso schema --&gt;</w:t>
       </w:r>
     </w:p>
     <w:p>
@@ -1189,1526 +1870,40 @@
         </w:rPr>
         <w:t xml:space="preserve">        </w:t>
       </w:r>
-      <w:proofErr w:type="spellStart"/>
-      <w:r>
-        <w:rPr>
-          <w:rFonts w:ascii="Arial" w:hAnsi="Arial" w:cs="Arial"/>
-          <w:color w:val="002060"/>
-          <w:highlight w:val="cyan"/>
-        </w:rPr>
-        <w:t>Padding</w:t>
-      </w:r>
-      <w:proofErr w:type="spellEnd"/>
-      <w:r>
-        <w:rPr>
-          <w:rFonts w:ascii="Arial" w:hAnsi="Arial" w:cs="Arial"/>
-          <w:color w:val="002060"/>
-          <w:highlight w:val="cyan"/>
-        </w:rPr>
-        <w:t>="0"</w:t>
-      </w:r>
-    </w:p>
-    <w:p>
-      <w:pPr>
-        <w:pStyle w:val="Nessunaspaziatura"/>
-        <w:rPr>
-          <w:rFonts w:ascii="Arial" w:hAnsi="Arial" w:cs="Arial"/>
-          <w:color w:val="002060"/>
-          <w:highlight w:val="cyan"/>
-        </w:rPr>
-      </w:pPr>
-      <w:r>
-        <w:rPr>
-          <w:rFonts w:ascii="Arial" w:hAnsi="Arial" w:cs="Arial"/>
-          <w:color w:val="002060"/>
-          <w:highlight w:val="cyan"/>
-        </w:rPr>
-        <w:t xml:space="preserve">        </w:t>
-      </w:r>
-      <w:proofErr w:type="spellStart"/>
-      <w:r>
-        <w:rPr>
-          <w:rFonts w:ascii="Arial" w:hAnsi="Arial" w:cs="Arial"/>
-          <w:color w:val="002060"/>
-          <w:highlight w:val="cyan"/>
-        </w:rPr>
-        <w:t>StrokeThickness</w:t>
-      </w:r>
-      <w:proofErr w:type="spellEnd"/>
-      <w:r>
-        <w:rPr>
-          <w:rFonts w:ascii="Arial" w:hAnsi="Arial" w:cs="Arial"/>
-          <w:color w:val="002060"/>
-          <w:highlight w:val="cyan"/>
-        </w:rPr>
-        <w:t>="0"&gt;</w:t>
-      </w:r>
-    </w:p>
-    <w:p>
-      <w:pPr>
-        <w:pStyle w:val="Nessunaspaziatura"/>
-        <w:rPr>
-          <w:rFonts w:ascii="Arial" w:hAnsi="Arial" w:cs="Arial"/>
-          <w:color w:val="002060"/>
-          <w:highlight w:val="cyan"/>
-        </w:rPr>
-      </w:pPr>
-      <w:r>
-        <w:rPr>
-          <w:rFonts w:ascii="Arial" w:hAnsi="Arial" w:cs="Arial"/>
-          <w:color w:val="002060"/>
-          <w:highlight w:val="cyan"/>
-        </w:rPr>
-        <w:t xml:space="preserve">    &lt;</w:t>
-      </w:r>
-      <w:proofErr w:type="spellStart"/>
-      <w:r>
-        <w:rPr>
-          <w:rFonts w:ascii="Arial" w:hAnsi="Arial" w:cs="Arial"/>
-          <w:color w:val="002060"/>
-          <w:highlight w:val="cyan"/>
-        </w:rPr>
-        <w:t>Border.Shadow</w:t>
-      </w:r>
-      <w:proofErr w:type="spellEnd"/>
-      <w:r>
-        <w:rPr>
-          <w:rFonts w:ascii="Arial" w:hAnsi="Arial" w:cs="Arial"/>
-          <w:color w:val="002060"/>
-          <w:highlight w:val="cyan"/>
-        </w:rPr>
-        <w:t>&gt;</w:t>
-      </w:r>
-    </w:p>
-    <w:p>
-      <w:pPr>
-        <w:pStyle w:val="Nessunaspaziatura"/>
-        <w:rPr>
-          <w:rFonts w:ascii="Arial" w:hAnsi="Arial" w:cs="Arial"/>
-          <w:color w:val="002060"/>
-          <w:highlight w:val="cyan"/>
-        </w:rPr>
-      </w:pPr>
-      <w:r>
-        <w:rPr>
-          <w:rFonts w:ascii="Arial" w:hAnsi="Arial" w:cs="Arial"/>
-          <w:color w:val="002060"/>
-          <w:highlight w:val="cyan"/>
-        </w:rPr>
-        <w:t xml:space="preserve">        &lt;Shadow Brush="Black" Offset="0,2" </w:t>
-      </w:r>
-      <w:proofErr w:type="spellStart"/>
-      <w:r>
-        <w:rPr>
-          <w:rFonts w:ascii="Arial" w:hAnsi="Arial" w:cs="Arial"/>
-          <w:color w:val="002060"/>
-          <w:highlight w:val="cyan"/>
-        </w:rPr>
-        <w:t>Opacity</w:t>
-      </w:r>
-      <w:proofErr w:type="spellEnd"/>
-      <w:r>
-        <w:rPr>
-          <w:rFonts w:ascii="Arial" w:hAnsi="Arial" w:cs="Arial"/>
-          <w:color w:val="002060"/>
-          <w:highlight w:val="cyan"/>
-        </w:rPr>
-        <w:t>="0.1" Radius="10" /&gt;</w:t>
-      </w:r>
-    </w:p>
-    <w:p>
-      <w:pPr>
-        <w:pStyle w:val="Nessunaspaziatura"/>
-        <w:rPr>
-          <w:rFonts w:ascii="Arial" w:hAnsi="Arial" w:cs="Arial"/>
-          <w:color w:val="002060"/>
-          <w:highlight w:val="cyan"/>
-        </w:rPr>
-      </w:pPr>
-      <w:r>
-        <w:rPr>
-          <w:rFonts w:ascii="Arial" w:hAnsi="Arial" w:cs="Arial"/>
-          <w:color w:val="002060"/>
-          <w:highlight w:val="cyan"/>
-        </w:rPr>
-        <w:t xml:space="preserve">    &lt;/</w:t>
-      </w:r>
-      <w:proofErr w:type="spellStart"/>
-      <w:r>
-        <w:rPr>
-          <w:rFonts w:ascii="Arial" w:hAnsi="Arial" w:cs="Arial"/>
-          <w:color w:val="002060"/>
-          <w:highlight w:val="cyan"/>
-        </w:rPr>
-        <w:t>Border.Shadow</w:t>
-      </w:r>
-      <w:proofErr w:type="spellEnd"/>
-      <w:r>
-        <w:rPr>
-          <w:rFonts w:ascii="Arial" w:hAnsi="Arial" w:cs="Arial"/>
-          <w:color w:val="002060"/>
-          <w:highlight w:val="cyan"/>
-        </w:rPr>
-        <w:t>&gt;</w:t>
-      </w:r>
-    </w:p>
-    <w:p>
-      <w:pPr>
-        <w:pStyle w:val="Nessunaspaziatura"/>
-        <w:rPr>
-          <w:rFonts w:ascii="Arial" w:hAnsi="Arial" w:cs="Arial"/>
-          <w:color w:val="002060"/>
-          <w:highlight w:val="cyan"/>
-        </w:rPr>
-      </w:pPr>
-    </w:p>
-    <w:p>
-      <w:pPr>
-        <w:pStyle w:val="Nessunaspaziatura"/>
-        <w:rPr>
-          <w:rFonts w:ascii="Arial" w:hAnsi="Arial" w:cs="Arial"/>
-          <w:color w:val="002060"/>
-          <w:highlight w:val="cyan"/>
-        </w:rPr>
-      </w:pPr>
-      <w:r>
-        <w:rPr>
-          <w:rFonts w:ascii="Arial" w:hAnsi="Arial" w:cs="Arial"/>
-          <w:color w:val="002060"/>
-          <w:highlight w:val="cyan"/>
-        </w:rPr>
-        <w:t xml:space="preserve">    &lt;</w:t>
-      </w:r>
-      <w:proofErr w:type="spellStart"/>
-      <w:r>
-        <w:rPr>
-          <w:rFonts w:ascii="Arial" w:hAnsi="Arial" w:cs="Arial"/>
-          <w:color w:val="002060"/>
-          <w:highlight w:val="cyan"/>
-        </w:rPr>
-        <w:t>VerticalStackLayout</w:t>
-      </w:r>
-      <w:proofErr w:type="spellEnd"/>
-      <w:r>
-        <w:rPr>
-          <w:rFonts w:ascii="Arial" w:hAnsi="Arial" w:cs="Arial"/>
-          <w:color w:val="002060"/>
-          <w:highlight w:val="cyan"/>
-        </w:rPr>
-        <w:t>&gt;</w:t>
-      </w:r>
-    </w:p>
-    <w:p>
-      <w:pPr>
-        <w:pStyle w:val="Nessunaspaziatura"/>
-        <w:rPr>
-          <w:rFonts w:ascii="Arial" w:hAnsi="Arial" w:cs="Arial"/>
-          <w:color w:val="002060"/>
-          <w:highlight w:val="cyan"/>
-        </w:rPr>
-      </w:pPr>
-      <w:r>
-        <w:rPr>
-          <w:rFonts w:ascii="Arial" w:hAnsi="Arial" w:cs="Arial"/>
-          <w:color w:val="002060"/>
-          <w:highlight w:val="cyan"/>
-        </w:rPr>
-        <w:t xml:space="preserve">        </w:t>
-      </w:r>
-      <w:proofErr w:type="gramStart"/>
-      <w:r>
-        <w:rPr>
-          <w:rFonts w:ascii="Arial" w:hAnsi="Arial" w:cs="Arial"/>
-          <w:color w:val="002060"/>
-          <w:highlight w:val="cyan"/>
-        </w:rPr>
-        <w:t>&lt;!--</w:t>
-      </w:r>
-      <w:proofErr w:type="gramEnd"/>
-      <w:r>
-        <w:rPr>
-          <w:rFonts w:ascii="Arial" w:hAnsi="Arial" w:cs="Arial"/>
-          <w:color w:val="002060"/>
-          <w:highlight w:val="cyan"/>
-        </w:rPr>
-        <w:t xml:space="preserve"> Esempio: Fuso Orario --&gt;</w:t>
-      </w:r>
-    </w:p>
-    <w:p>
-      <w:pPr>
-        <w:pStyle w:val="Nessunaspaziatura"/>
-        <w:rPr>
-          <w:rFonts w:ascii="Arial" w:hAnsi="Arial" w:cs="Arial"/>
-          <w:color w:val="002060"/>
-          <w:highlight w:val="cyan"/>
-        </w:rPr>
-      </w:pPr>
-      <w:r>
-        <w:rPr>
-          <w:rFonts w:ascii="Arial" w:hAnsi="Arial" w:cs="Arial"/>
-          <w:color w:val="002060"/>
-          <w:highlight w:val="cyan"/>
-        </w:rPr>
-        <w:t xml:space="preserve">        &lt;</w:t>
-      </w:r>
-      <w:proofErr w:type="spellStart"/>
-      <w:r>
-        <w:rPr>
-          <w:rFonts w:ascii="Arial" w:hAnsi="Arial" w:cs="Arial"/>
-          <w:color w:val="002060"/>
-          <w:highlight w:val="cyan"/>
-        </w:rPr>
-        <w:t>Grid</w:t>
-      </w:r>
-      <w:proofErr w:type="spellEnd"/>
-      <w:r>
-        <w:rPr>
-          <w:rFonts w:ascii="Arial" w:hAnsi="Arial" w:cs="Arial"/>
-          <w:color w:val="002060"/>
-          <w:highlight w:val="cyan"/>
-        </w:rPr>
-        <w:t xml:space="preserve"> Style="{</w:t>
-      </w:r>
-      <w:proofErr w:type="spellStart"/>
-      <w:r>
-        <w:rPr>
-          <w:rFonts w:ascii="Arial" w:hAnsi="Arial" w:cs="Arial"/>
-          <w:color w:val="002060"/>
-          <w:highlight w:val="cyan"/>
-        </w:rPr>
-        <w:t>StaticResource</w:t>
-      </w:r>
-      <w:proofErr w:type="spellEnd"/>
-      <w:r>
-        <w:rPr>
-          <w:rFonts w:ascii="Arial" w:hAnsi="Arial" w:cs="Arial"/>
-          <w:color w:val="002060"/>
-          <w:highlight w:val="cyan"/>
-        </w:rPr>
-        <w:t xml:space="preserve"> </w:t>
-      </w:r>
-      <w:proofErr w:type="spellStart"/>
-      <w:r>
-        <w:rPr>
-          <w:rFonts w:ascii="Arial" w:hAnsi="Arial" w:cs="Arial"/>
-          <w:color w:val="002060"/>
-          <w:highlight w:val="cyan"/>
-        </w:rPr>
-        <w:t>MenuRowStyle</w:t>
-      </w:r>
-      <w:proofErr w:type="spellEnd"/>
-      <w:r>
-        <w:rPr>
-          <w:rFonts w:ascii="Arial" w:hAnsi="Arial" w:cs="Arial"/>
-          <w:color w:val="002060"/>
-          <w:highlight w:val="cyan"/>
-        </w:rPr>
-        <w:t xml:space="preserve">}" </w:t>
-      </w:r>
-      <w:proofErr w:type="spellStart"/>
-      <w:r>
-        <w:rPr>
-          <w:rFonts w:ascii="Arial" w:hAnsi="Arial" w:cs="Arial"/>
-          <w:color w:val="002060"/>
-          <w:highlight w:val="cyan"/>
-        </w:rPr>
-        <w:t>ColumnDefinitions</w:t>
-      </w:r>
-      <w:proofErr w:type="spellEnd"/>
-      <w:r>
-        <w:rPr>
-          <w:rFonts w:ascii="Arial" w:hAnsi="Arial" w:cs="Arial"/>
-          <w:color w:val="002060"/>
-          <w:highlight w:val="cyan"/>
-        </w:rPr>
-        <w:t>="Auto, *, Auto"&gt;</w:t>
-      </w:r>
-    </w:p>
-    <w:p>
-      <w:pPr>
-        <w:pStyle w:val="Nessunaspaziatura"/>
-        <w:rPr>
-          <w:rFonts w:ascii="Arial" w:hAnsi="Arial" w:cs="Arial"/>
-          <w:color w:val="002060"/>
-          <w:highlight w:val="cyan"/>
-        </w:rPr>
-      </w:pPr>
-      <w:r>
-        <w:rPr>
-          <w:rFonts w:ascii="Arial" w:hAnsi="Arial" w:cs="Arial"/>
-          <w:color w:val="002060"/>
-          <w:highlight w:val="cyan"/>
-        </w:rPr>
-        <w:t xml:space="preserve">            </w:t>
-      </w:r>
-      <w:proofErr w:type="gramStart"/>
-      <w:r>
-        <w:rPr>
-          <w:rFonts w:ascii="Arial" w:hAnsi="Arial" w:cs="Arial"/>
-          <w:color w:val="002060"/>
-          <w:highlight w:val="cyan"/>
-        </w:rPr>
-        <w:t>&lt;!--</w:t>
-      </w:r>
-      <w:proofErr w:type="gramEnd"/>
-      <w:r>
-        <w:rPr>
-          <w:rFonts w:ascii="Arial" w:hAnsi="Arial" w:cs="Arial"/>
-          <w:color w:val="002060"/>
-          <w:highlight w:val="cyan"/>
-        </w:rPr>
-        <w:t xml:space="preserve"> Icona a sinistra --&gt;</w:t>
-      </w:r>
-    </w:p>
-    <w:p>
-      <w:pPr>
-        <w:pStyle w:val="Nessunaspaziatura"/>
-        <w:rPr>
-          <w:rFonts w:ascii="Arial" w:hAnsi="Arial" w:cs="Arial"/>
-          <w:color w:val="002060"/>
-          <w:highlight w:val="cyan"/>
-          <w:lang w:val="fr-CH"/>
-        </w:rPr>
-      </w:pPr>
-      <w:r>
-        <w:rPr>
-          <w:rFonts w:ascii="Arial" w:hAnsi="Arial" w:cs="Arial"/>
-          <w:color w:val="002060"/>
-          <w:highlight w:val="cyan"/>
-        </w:rPr>
-        <w:t xml:space="preserve">            </w:t>
-      </w:r>
-      <w:r>
-        <w:rPr>
-          <w:rFonts w:ascii="Arial" w:hAnsi="Arial" w:cs="Arial"/>
-          <w:color w:val="002060"/>
-          <w:highlight w:val="cyan"/>
-          <w:lang w:val="fr-CH"/>
-        </w:rPr>
-        <w:t xml:space="preserve">&lt;Image Source="clock_icon.png" </w:t>
-      </w:r>
-    </w:p>
-    <w:p>
-      <w:pPr>
-        <w:pStyle w:val="Nessunaspaziatura"/>
-        <w:rPr>
-          <w:rFonts w:ascii="Arial" w:hAnsi="Arial" w:cs="Arial"/>
-          <w:color w:val="002060"/>
-          <w:highlight w:val="cyan"/>
-        </w:rPr>
-      </w:pPr>
-      <w:r>
-        <w:rPr>
-          <w:rFonts w:ascii="Arial" w:hAnsi="Arial" w:cs="Arial"/>
-          <w:color w:val="002060"/>
-          <w:highlight w:val="cyan"/>
-          <w:lang w:val="fr-CH"/>
-        </w:rPr>
-        <w:t xml:space="preserve">                   </w:t>
-      </w:r>
-      <w:proofErr w:type="spellStart"/>
-      <w:r>
-        <w:rPr>
-          <w:rFonts w:ascii="Arial" w:hAnsi="Arial" w:cs="Arial"/>
-          <w:color w:val="002060"/>
-          <w:highlight w:val="cyan"/>
-        </w:rPr>
-        <w:t>WidthRequest</w:t>
-      </w:r>
-      <w:proofErr w:type="spellEnd"/>
-      <w:r>
-        <w:rPr>
-          <w:rFonts w:ascii="Arial" w:hAnsi="Arial" w:cs="Arial"/>
-          <w:color w:val="002060"/>
-          <w:highlight w:val="cyan"/>
-        </w:rPr>
-        <w:t xml:space="preserve">="24" </w:t>
-      </w:r>
-    </w:p>
-    <w:p>
-      <w:pPr>
-        <w:pStyle w:val="Nessunaspaziatura"/>
-        <w:rPr>
-          <w:rFonts w:ascii="Arial" w:hAnsi="Arial" w:cs="Arial"/>
-          <w:color w:val="002060"/>
-          <w:highlight w:val="cyan"/>
-        </w:rPr>
-      </w:pPr>
-      <w:r>
-        <w:rPr>
-          <w:rFonts w:ascii="Arial" w:hAnsi="Arial" w:cs="Arial"/>
-          <w:color w:val="002060"/>
-          <w:highlight w:val="cyan"/>
-        </w:rPr>
-        <w:t xml:space="preserve">                   </w:t>
-      </w:r>
-      <w:proofErr w:type="spellStart"/>
-      <w:r>
-        <w:rPr>
-          <w:rFonts w:ascii="Arial" w:hAnsi="Arial" w:cs="Arial"/>
-          <w:color w:val="002060"/>
-          <w:highlight w:val="cyan"/>
-        </w:rPr>
-        <w:t>HeightRequest</w:t>
-      </w:r>
-      <w:proofErr w:type="spellEnd"/>
-      <w:r>
-        <w:rPr>
-          <w:rFonts w:ascii="Arial" w:hAnsi="Arial" w:cs="Arial"/>
-          <w:color w:val="002060"/>
-          <w:highlight w:val="cyan"/>
-        </w:rPr>
-        <w:t xml:space="preserve">="24" </w:t>
-      </w:r>
-    </w:p>
-    <w:p>
-      <w:pPr>
-        <w:pStyle w:val="Nessunaspaziatura"/>
-        <w:rPr>
-          <w:rFonts w:ascii="Arial" w:hAnsi="Arial" w:cs="Arial"/>
-          <w:color w:val="002060"/>
-          <w:highlight w:val="cyan"/>
-        </w:rPr>
-      </w:pPr>
-      <w:r>
-        <w:rPr>
-          <w:rFonts w:ascii="Arial" w:hAnsi="Arial" w:cs="Arial"/>
-          <w:color w:val="002060"/>
-          <w:highlight w:val="cyan"/>
-        </w:rPr>
-        <w:t xml:space="preserve">                   </w:t>
-      </w:r>
-      <w:proofErr w:type="spellStart"/>
-      <w:r>
-        <w:rPr>
-          <w:rFonts w:ascii="Arial" w:hAnsi="Arial" w:cs="Arial"/>
-          <w:color w:val="002060"/>
-          <w:highlight w:val="cyan"/>
-        </w:rPr>
-        <w:t>VerticalOptions</w:t>
-      </w:r>
-      <w:proofErr w:type="spellEnd"/>
-      <w:r>
-        <w:rPr>
-          <w:rFonts w:ascii="Arial" w:hAnsi="Arial" w:cs="Arial"/>
-          <w:color w:val="002060"/>
-          <w:highlight w:val="cyan"/>
-        </w:rPr>
-        <w:t>="Center" /&gt;</w:t>
-      </w:r>
-    </w:p>
-    <w:p>
-      <w:pPr>
-        <w:pStyle w:val="Nessunaspaziatura"/>
-        <w:rPr>
-          <w:rFonts w:ascii="Arial" w:hAnsi="Arial" w:cs="Arial"/>
-          <w:color w:val="002060"/>
-          <w:highlight w:val="cyan"/>
-        </w:rPr>
-      </w:pPr>
-      <w:r>
-        <w:rPr>
-          <w:rFonts w:ascii="Arial" w:hAnsi="Arial" w:cs="Arial"/>
-          <w:color w:val="002060"/>
-          <w:highlight w:val="cyan"/>
-        </w:rPr>
-        <w:t xml:space="preserve">            </w:t>
-      </w:r>
-    </w:p>
-    <w:p>
-      <w:pPr>
-        <w:pStyle w:val="Nessunaspaziatura"/>
-        <w:rPr>
-          <w:rFonts w:ascii="Arial" w:hAnsi="Arial" w:cs="Arial"/>
-          <w:color w:val="002060"/>
-          <w:highlight w:val="cyan"/>
-        </w:rPr>
-      </w:pPr>
-      <w:r>
-        <w:rPr>
-          <w:rFonts w:ascii="Arial" w:hAnsi="Arial" w:cs="Arial"/>
-          <w:color w:val="002060"/>
-          <w:highlight w:val="cyan"/>
-        </w:rPr>
-        <w:t xml:space="preserve">            </w:t>
-      </w:r>
-      <w:proofErr w:type="gramStart"/>
-      <w:r>
-        <w:rPr>
-          <w:rFonts w:ascii="Arial" w:hAnsi="Arial" w:cs="Arial"/>
-          <w:color w:val="002060"/>
-          <w:highlight w:val="cyan"/>
-        </w:rPr>
-        <w:t>&lt;!--</w:t>
-      </w:r>
-      <w:proofErr w:type="gramEnd"/>
-      <w:r>
-        <w:rPr>
-          <w:rFonts w:ascii="Arial" w:hAnsi="Arial" w:cs="Arial"/>
-          <w:color w:val="002060"/>
-          <w:highlight w:val="cyan"/>
-        </w:rPr>
-        <w:t xml:space="preserve"> Testo Centrale --&gt;</w:t>
-      </w:r>
-    </w:p>
-    <w:p>
-      <w:pPr>
-        <w:pStyle w:val="Nessunaspaziatura"/>
-        <w:rPr>
-          <w:rFonts w:ascii="Arial" w:hAnsi="Arial" w:cs="Arial"/>
-          <w:color w:val="002060"/>
-          <w:highlight w:val="cyan"/>
-        </w:rPr>
-      </w:pPr>
-      <w:r>
-        <w:rPr>
-          <w:rFonts w:ascii="Arial" w:hAnsi="Arial" w:cs="Arial"/>
-          <w:color w:val="002060"/>
-          <w:highlight w:val="cyan"/>
-        </w:rPr>
-        <w:lastRenderedPageBreak/>
-        <w:t xml:space="preserve">            &lt;Label </w:t>
-      </w:r>
-      <w:proofErr w:type="spellStart"/>
-      <w:r>
-        <w:rPr>
-          <w:rFonts w:ascii="Arial" w:hAnsi="Arial" w:cs="Arial"/>
-          <w:color w:val="002060"/>
-          <w:highlight w:val="cyan"/>
-        </w:rPr>
-        <w:t>Grid.Column</w:t>
-      </w:r>
-      <w:proofErr w:type="spellEnd"/>
-      <w:r>
-        <w:rPr>
-          <w:rFonts w:ascii="Arial" w:hAnsi="Arial" w:cs="Arial"/>
-          <w:color w:val="002060"/>
-          <w:highlight w:val="cyan"/>
-        </w:rPr>
-        <w:t xml:space="preserve">="1" </w:t>
-      </w:r>
-    </w:p>
-    <w:p>
-      <w:pPr>
-        <w:pStyle w:val="Nessunaspaziatura"/>
-        <w:rPr>
-          <w:rFonts w:ascii="Arial" w:hAnsi="Arial" w:cs="Arial"/>
-          <w:color w:val="002060"/>
-          <w:highlight w:val="cyan"/>
-        </w:rPr>
-      </w:pPr>
-      <w:r>
-        <w:rPr>
-          <w:rFonts w:ascii="Arial" w:hAnsi="Arial" w:cs="Arial"/>
-          <w:color w:val="002060"/>
-          <w:highlight w:val="cyan"/>
-        </w:rPr>
-        <w:t xml:space="preserve">                   Text="Fuso orario" </w:t>
-      </w:r>
-    </w:p>
-    <w:p>
-      <w:pPr>
-        <w:pStyle w:val="Nessunaspaziatura"/>
-        <w:rPr>
-          <w:rFonts w:ascii="Arial" w:hAnsi="Arial" w:cs="Arial"/>
-          <w:color w:val="002060"/>
-          <w:highlight w:val="cyan"/>
-          <w:lang w:val="fr-CH"/>
-        </w:rPr>
-      </w:pPr>
-      <w:r>
-        <w:rPr>
-          <w:rFonts w:ascii="Arial" w:hAnsi="Arial" w:cs="Arial"/>
-          <w:color w:val="002060"/>
-          <w:highlight w:val="cyan"/>
-        </w:rPr>
-        <w:t xml:space="preserve">                   </w:t>
-      </w:r>
-      <w:proofErr w:type="spellStart"/>
-      <w:r>
-        <w:rPr>
-          <w:rFonts w:ascii="Arial" w:hAnsi="Arial" w:cs="Arial"/>
-          <w:color w:val="002060"/>
-          <w:highlight w:val="cyan"/>
-          <w:lang w:val="fr-CH"/>
-        </w:rPr>
-        <w:t>VerticalOptions</w:t>
-      </w:r>
-      <w:proofErr w:type="spellEnd"/>
-      <w:r>
-        <w:rPr>
-          <w:rFonts w:ascii="Arial" w:hAnsi="Arial" w:cs="Arial"/>
-          <w:color w:val="002060"/>
-          <w:highlight w:val="cyan"/>
-          <w:lang w:val="fr-CH"/>
-        </w:rPr>
-        <w:t xml:space="preserve">="Center" </w:t>
-      </w:r>
-    </w:p>
-    <w:p>
-      <w:pPr>
-        <w:pStyle w:val="Nessunaspaziatura"/>
-        <w:rPr>
-          <w:rFonts w:ascii="Arial" w:hAnsi="Arial" w:cs="Arial"/>
-          <w:color w:val="002060"/>
-          <w:highlight w:val="cyan"/>
-          <w:lang w:val="fr-CH"/>
-        </w:rPr>
-      </w:pPr>
-      <w:r>
-        <w:rPr>
-          <w:rFonts w:ascii="Arial" w:hAnsi="Arial" w:cs="Arial"/>
-          <w:color w:val="002060"/>
-          <w:highlight w:val="cyan"/>
-          <w:lang w:val="fr-CH"/>
-        </w:rPr>
-        <w:t xml:space="preserve">                   </w:t>
-      </w:r>
-      <w:proofErr w:type="spellStart"/>
-      <w:r>
-        <w:rPr>
-          <w:rFonts w:ascii="Arial" w:hAnsi="Arial" w:cs="Arial"/>
-          <w:color w:val="002060"/>
-          <w:highlight w:val="cyan"/>
-          <w:lang w:val="fr-CH"/>
-        </w:rPr>
-        <w:t>Margin</w:t>
-      </w:r>
-      <w:proofErr w:type="spellEnd"/>
-      <w:r>
-        <w:rPr>
-          <w:rFonts w:ascii="Arial" w:hAnsi="Arial" w:cs="Arial"/>
-          <w:color w:val="002060"/>
-          <w:highlight w:val="cyan"/>
-          <w:lang w:val="fr-CH"/>
-        </w:rPr>
-        <w:t>="15,0"</w:t>
-      </w:r>
-    </w:p>
-    <w:p>
-      <w:pPr>
-        <w:pStyle w:val="Nessunaspaziatura"/>
-        <w:rPr>
-          <w:rFonts w:ascii="Arial" w:hAnsi="Arial" w:cs="Arial"/>
-          <w:color w:val="002060"/>
-          <w:highlight w:val="cyan"/>
-          <w:lang w:val="fr-CH"/>
-        </w:rPr>
-      </w:pPr>
-      <w:r>
-        <w:rPr>
-          <w:rFonts w:ascii="Arial" w:hAnsi="Arial" w:cs="Arial"/>
-          <w:color w:val="002060"/>
-          <w:highlight w:val="cyan"/>
-          <w:lang w:val="fr-CH"/>
-        </w:rPr>
-        <w:t xml:space="preserve">                   </w:t>
-      </w:r>
-      <w:proofErr w:type="spellStart"/>
-      <w:r>
-        <w:rPr>
-          <w:rFonts w:ascii="Arial" w:hAnsi="Arial" w:cs="Arial"/>
-          <w:color w:val="002060"/>
-          <w:highlight w:val="cyan"/>
-          <w:lang w:val="fr-CH"/>
-        </w:rPr>
-        <w:t>FontSize</w:t>
-      </w:r>
-      <w:proofErr w:type="spellEnd"/>
-      <w:r>
-        <w:rPr>
-          <w:rFonts w:ascii="Arial" w:hAnsi="Arial" w:cs="Arial"/>
-          <w:color w:val="002060"/>
-          <w:highlight w:val="cyan"/>
-          <w:lang w:val="fr-CH"/>
-        </w:rPr>
-        <w:t>="16"</w:t>
-      </w:r>
-    </w:p>
-    <w:p>
-      <w:pPr>
-        <w:pStyle w:val="Nessunaspaziatura"/>
-        <w:rPr>
-          <w:rFonts w:ascii="Arial" w:hAnsi="Arial" w:cs="Arial"/>
-          <w:color w:val="002060"/>
-          <w:highlight w:val="cyan"/>
-          <w:lang w:val="fr-CH"/>
-        </w:rPr>
-      </w:pPr>
-      <w:r>
-        <w:rPr>
-          <w:rFonts w:ascii="Arial" w:hAnsi="Arial" w:cs="Arial"/>
-          <w:color w:val="002060"/>
-          <w:highlight w:val="cyan"/>
-          <w:lang w:val="fr-CH"/>
-        </w:rPr>
-        <w:t xml:space="preserve">                   </w:t>
-      </w:r>
-      <w:proofErr w:type="spellStart"/>
-      <w:r>
-        <w:rPr>
-          <w:rFonts w:ascii="Arial" w:hAnsi="Arial" w:cs="Arial"/>
-          <w:color w:val="002060"/>
-          <w:highlight w:val="cyan"/>
-          <w:lang w:val="fr-CH"/>
-        </w:rPr>
-        <w:t>TextColor</w:t>
-      </w:r>
-      <w:proofErr w:type="spellEnd"/>
-      <w:r>
-        <w:rPr>
-          <w:rFonts w:ascii="Arial" w:hAnsi="Arial" w:cs="Arial"/>
-          <w:color w:val="002060"/>
-          <w:highlight w:val="cyan"/>
-          <w:lang w:val="fr-CH"/>
-        </w:rPr>
-        <w:t>="Black" /&gt;</w:t>
-      </w:r>
-    </w:p>
-    <w:p>
-      <w:pPr>
-        <w:pStyle w:val="Nessunaspaziatura"/>
-        <w:rPr>
-          <w:rFonts w:ascii="Arial" w:hAnsi="Arial" w:cs="Arial"/>
-          <w:color w:val="002060"/>
-          <w:highlight w:val="cyan"/>
-          <w:lang w:val="fr-CH"/>
-        </w:rPr>
-      </w:pPr>
-    </w:p>
-    <w:p>
-      <w:pPr>
-        <w:pStyle w:val="Nessunaspaziatura"/>
-        <w:rPr>
-          <w:rFonts w:ascii="Arial" w:hAnsi="Arial" w:cs="Arial"/>
-          <w:color w:val="002060"/>
-          <w:highlight w:val="cyan"/>
-        </w:rPr>
-      </w:pPr>
-      <w:r>
-        <w:rPr>
-          <w:rFonts w:ascii="Arial" w:hAnsi="Arial" w:cs="Arial"/>
-          <w:color w:val="002060"/>
-          <w:highlight w:val="cyan"/>
-          <w:lang w:val="fr-CH"/>
-        </w:rPr>
-        <w:t xml:space="preserve">            </w:t>
-      </w:r>
-      <w:proofErr w:type="gramStart"/>
-      <w:r>
-        <w:rPr>
-          <w:rFonts w:ascii="Arial" w:hAnsi="Arial" w:cs="Arial"/>
-          <w:color w:val="002060"/>
-          <w:highlight w:val="cyan"/>
-        </w:rPr>
-        <w:t>&lt;!--</w:t>
-      </w:r>
-      <w:proofErr w:type="gramEnd"/>
-      <w:r>
-        <w:rPr>
-          <w:rFonts w:ascii="Arial" w:hAnsi="Arial" w:cs="Arial"/>
-          <w:color w:val="002060"/>
-          <w:highlight w:val="cyan"/>
-        </w:rPr>
-        <w:t xml:space="preserve"> Freccia a destra --&gt;</w:t>
-      </w:r>
-    </w:p>
-    <w:p>
-      <w:pPr>
-        <w:pStyle w:val="Nessunaspaziatura"/>
-        <w:rPr>
-          <w:rFonts w:ascii="Arial" w:hAnsi="Arial" w:cs="Arial"/>
-          <w:color w:val="002060"/>
-          <w:highlight w:val="cyan"/>
-        </w:rPr>
-      </w:pPr>
-      <w:r>
-        <w:rPr>
-          <w:rFonts w:ascii="Arial" w:hAnsi="Arial" w:cs="Arial"/>
-          <w:color w:val="002060"/>
-          <w:highlight w:val="cyan"/>
-        </w:rPr>
-        <w:t xml:space="preserve">            </w:t>
-      </w:r>
-      <w:r>
-        <w:rPr>
-          <w:rFonts w:ascii="Arial" w:hAnsi="Arial" w:cs="Arial"/>
-          <w:color w:val="002060"/>
-          <w:highlight w:val="cyan"/>
-        </w:rPr>
-        <w:t xml:space="preserve">&lt;Image Grid.Column="2" </w:t>
-      </w:r>
-    </w:p>
-    <w:p>
-      <w:pPr>
-        <w:pStyle w:val="Nessunaspaziatura"/>
-        <w:rPr>
-          <w:rFonts w:ascii="Arial" w:hAnsi="Arial" w:cs="Arial"/>
-          <w:color w:val="002060"/>
-          <w:highlight w:val="cyan"/>
-          <w:lang w:val="fr-CH"/>
-        </w:rPr>
-      </w:pPr>
-      <w:r>
-        <w:rPr>
-          <w:rFonts w:ascii="Arial" w:hAnsi="Arial" w:cs="Arial"/>
-          <w:color w:val="002060"/>
-          <w:highlight w:val="cyan"/>
-        </w:rPr>
-        <w:t xml:space="preserve">                   </w:t>
-      </w:r>
-      <w:r>
-        <w:rPr>
-          <w:rFonts w:ascii="Arial" w:hAnsi="Arial" w:cs="Arial"/>
-          <w:color w:val="002060"/>
-          <w:highlight w:val="cyan"/>
-          <w:lang w:val="fr-CH"/>
-        </w:rPr>
-        <w:t xml:space="preserve">Source="chevron_right.png" </w:t>
-      </w:r>
-    </w:p>
-    <w:p>
-      <w:pPr>
-        <w:pStyle w:val="Nessunaspaziatura"/>
-        <w:rPr>
-          <w:rFonts w:ascii="Arial" w:hAnsi="Arial" w:cs="Arial"/>
-          <w:color w:val="002060"/>
-          <w:highlight w:val="cyan"/>
-          <w:lang w:val="fr-CH"/>
-        </w:rPr>
-      </w:pPr>
-      <w:r>
-        <w:rPr>
-          <w:rFonts w:ascii="Arial" w:hAnsi="Arial" w:cs="Arial"/>
-          <w:color w:val="002060"/>
-          <w:highlight w:val="cyan"/>
-          <w:lang w:val="fr-CH"/>
-        </w:rPr>
-        <w:t xml:space="preserve">                   </w:t>
-      </w:r>
-      <w:proofErr w:type="spellStart"/>
-      <w:r>
-        <w:rPr>
-          <w:rFonts w:ascii="Arial" w:hAnsi="Arial" w:cs="Arial"/>
-          <w:color w:val="002060"/>
-          <w:highlight w:val="cyan"/>
-          <w:lang w:val="fr-CH"/>
-        </w:rPr>
-        <w:t>WidthRequest</w:t>
-      </w:r>
-      <w:proofErr w:type="spellEnd"/>
-      <w:r>
-        <w:rPr>
-          <w:rFonts w:ascii="Arial" w:hAnsi="Arial" w:cs="Arial"/>
-          <w:color w:val="002060"/>
-          <w:highlight w:val="cyan"/>
-          <w:lang w:val="fr-CH"/>
-        </w:rPr>
-        <w:t xml:space="preserve">="12" </w:t>
-      </w:r>
-    </w:p>
-    <w:p>
-      <w:pPr>
-        <w:pStyle w:val="Nessunaspaziatura"/>
-        <w:rPr>
-          <w:rFonts w:ascii="Arial" w:hAnsi="Arial" w:cs="Arial"/>
-          <w:color w:val="002060"/>
-          <w:highlight w:val="cyan"/>
-        </w:rPr>
-      </w:pPr>
-      <w:r>
-        <w:rPr>
-          <w:rFonts w:ascii="Arial" w:hAnsi="Arial" w:cs="Arial"/>
-          <w:color w:val="002060"/>
-          <w:highlight w:val="cyan"/>
-          <w:lang w:val="fr-CH"/>
-        </w:rPr>
-        <w:t xml:space="preserve">                   </w:t>
-      </w:r>
-      <w:proofErr w:type="spellStart"/>
-      <w:r>
-        <w:rPr>
-          <w:rFonts w:ascii="Arial" w:hAnsi="Arial" w:cs="Arial"/>
-          <w:color w:val="002060"/>
-          <w:highlight w:val="cyan"/>
-        </w:rPr>
-        <w:t>Opacity</w:t>
-      </w:r>
-      <w:proofErr w:type="spellEnd"/>
-      <w:r>
-        <w:rPr>
-          <w:rFonts w:ascii="Arial" w:hAnsi="Arial" w:cs="Arial"/>
-          <w:color w:val="002060"/>
-          <w:highlight w:val="cyan"/>
-        </w:rPr>
-        <w:t>="0.5"</w:t>
-      </w:r>
-    </w:p>
-    <w:p>
-      <w:pPr>
-        <w:pStyle w:val="Nessunaspaziatura"/>
-        <w:rPr>
-          <w:rFonts w:ascii="Arial" w:hAnsi="Arial" w:cs="Arial"/>
-          <w:color w:val="002060"/>
-          <w:highlight w:val="cyan"/>
-        </w:rPr>
-      </w:pPr>
-      <w:r>
-        <w:rPr>
-          <w:rFonts w:ascii="Arial" w:hAnsi="Arial" w:cs="Arial"/>
-          <w:color w:val="002060"/>
-          <w:highlight w:val="cyan"/>
-        </w:rPr>
-        <w:t xml:space="preserve">                   </w:t>
-      </w:r>
-      <w:proofErr w:type="spellStart"/>
-      <w:r>
-        <w:rPr>
-          <w:rFonts w:ascii="Arial" w:hAnsi="Arial" w:cs="Arial"/>
-          <w:color w:val="002060"/>
-          <w:highlight w:val="cyan"/>
-        </w:rPr>
-        <w:t>VerticalOptions</w:t>
-      </w:r>
-      <w:proofErr w:type="spellEnd"/>
-      <w:r>
-        <w:rPr>
-          <w:rFonts w:ascii="Arial" w:hAnsi="Arial" w:cs="Arial"/>
-          <w:color w:val="002060"/>
-          <w:highlight w:val="cyan"/>
-        </w:rPr>
-        <w:t>="Center" /&gt;</w:t>
-      </w:r>
-    </w:p>
-    <w:p>
-      <w:pPr>
-        <w:pStyle w:val="Nessunaspaziatura"/>
-        <w:rPr>
-          <w:rFonts w:ascii="Arial" w:hAnsi="Arial" w:cs="Arial"/>
-          <w:color w:val="002060"/>
-          <w:highlight w:val="cyan"/>
-        </w:rPr>
-      </w:pPr>
-      <w:r>
-        <w:rPr>
-          <w:rFonts w:ascii="Arial" w:hAnsi="Arial" w:cs="Arial"/>
-          <w:color w:val="002060"/>
-          <w:highlight w:val="cyan"/>
-        </w:rPr>
-        <w:t xml:space="preserve">            </w:t>
-      </w:r>
-    </w:p>
-    <w:p>
-      <w:pPr>
-        <w:pStyle w:val="Nessunaspaziatura"/>
-        <w:rPr>
-          <w:rFonts w:ascii="Arial" w:hAnsi="Arial" w:cs="Arial"/>
-          <w:color w:val="002060"/>
-          <w:highlight w:val="cyan"/>
-        </w:rPr>
-      </w:pPr>
-      <w:r>
-        <w:rPr>
-          <w:rFonts w:ascii="Arial" w:hAnsi="Arial" w:cs="Arial"/>
-          <w:color w:val="002060"/>
-          <w:highlight w:val="cyan"/>
-        </w:rPr>
-        <w:t xml:space="preserve">            </w:t>
-      </w:r>
-      <w:proofErr w:type="gramStart"/>
-      <w:r>
-        <w:rPr>
-          <w:rFonts w:ascii="Arial" w:hAnsi="Arial" w:cs="Arial"/>
-          <w:color w:val="002060"/>
-          <w:highlight w:val="cyan"/>
-        </w:rPr>
-        <w:t>&lt;!--</w:t>
-      </w:r>
-      <w:proofErr w:type="gramEnd"/>
-      <w:r>
-        <w:rPr>
-          <w:rFonts w:ascii="Arial" w:hAnsi="Arial" w:cs="Arial"/>
-          <w:color w:val="002060"/>
-          <w:highlight w:val="cyan"/>
-        </w:rPr>
-        <w:t xml:space="preserve"> </w:t>
-      </w:r>
-      <w:proofErr w:type="spellStart"/>
-      <w:r>
-        <w:rPr>
-          <w:rFonts w:ascii="Arial" w:hAnsi="Arial" w:cs="Arial"/>
-          <w:color w:val="002060"/>
-          <w:highlight w:val="cyan"/>
-        </w:rPr>
-        <w:t>Gesture</w:t>
-      </w:r>
-      <w:proofErr w:type="spellEnd"/>
-      <w:r>
-        <w:rPr>
-          <w:rFonts w:ascii="Arial" w:hAnsi="Arial" w:cs="Arial"/>
-          <w:color w:val="002060"/>
-          <w:highlight w:val="cyan"/>
-        </w:rPr>
-        <w:t xml:space="preserve"> </w:t>
-      </w:r>
-      <w:proofErr w:type="spellStart"/>
-      <w:r>
-        <w:rPr>
-          <w:rFonts w:ascii="Arial" w:hAnsi="Arial" w:cs="Arial"/>
-          <w:color w:val="002060"/>
-          <w:highlight w:val="cyan"/>
-        </w:rPr>
-        <w:t>Recognizer</w:t>
-      </w:r>
-      <w:proofErr w:type="spellEnd"/>
-      <w:r>
-        <w:rPr>
-          <w:rFonts w:ascii="Arial" w:hAnsi="Arial" w:cs="Arial"/>
-          <w:color w:val="002060"/>
-          <w:highlight w:val="cyan"/>
-        </w:rPr>
-        <w:t xml:space="preserve"> per il click --&gt;</w:t>
-      </w:r>
-    </w:p>
-    <w:p>
-      <w:pPr>
-        <w:pStyle w:val="Nessunaspaziatura"/>
-        <w:rPr>
-          <w:rFonts w:ascii="Arial" w:hAnsi="Arial" w:cs="Arial"/>
-          <w:color w:val="002060"/>
-          <w:highlight w:val="cyan"/>
-        </w:rPr>
-      </w:pPr>
-      <w:r>
-        <w:rPr>
-          <w:rFonts w:ascii="Arial" w:hAnsi="Arial" w:cs="Arial"/>
-          <w:color w:val="002060"/>
-          <w:highlight w:val="cyan"/>
-        </w:rPr>
-        <w:t xml:space="preserve">            &lt;</w:t>
-      </w:r>
-      <w:proofErr w:type="spellStart"/>
-      <w:r>
-        <w:rPr>
-          <w:rFonts w:ascii="Arial" w:hAnsi="Arial" w:cs="Arial"/>
-          <w:color w:val="002060"/>
-          <w:highlight w:val="cyan"/>
-        </w:rPr>
-        <w:t>Grid.GestureRecognizers</w:t>
-      </w:r>
-      <w:proofErr w:type="spellEnd"/>
-      <w:r>
-        <w:rPr>
-          <w:rFonts w:ascii="Arial" w:hAnsi="Arial" w:cs="Arial"/>
-          <w:color w:val="002060"/>
-          <w:highlight w:val="cyan"/>
-        </w:rPr>
-        <w:t>&gt;</w:t>
-      </w:r>
-    </w:p>
-    <w:p>
-      <w:pPr>
-        <w:pStyle w:val="Nessunaspaziatura"/>
-        <w:rPr>
-          <w:rFonts w:ascii="Arial" w:hAnsi="Arial" w:cs="Arial"/>
-          <w:color w:val="002060"/>
-          <w:highlight w:val="cyan"/>
-        </w:rPr>
-      </w:pPr>
-      <w:r>
-        <w:rPr>
-          <w:rFonts w:ascii="Arial" w:hAnsi="Arial" w:cs="Arial"/>
-          <w:color w:val="002060"/>
-          <w:highlight w:val="cyan"/>
-        </w:rPr>
-        <w:t xml:space="preserve">                &lt;</w:t>
-      </w:r>
-      <w:proofErr w:type="spellStart"/>
-      <w:r>
-        <w:rPr>
-          <w:rFonts w:ascii="Arial" w:hAnsi="Arial" w:cs="Arial"/>
-          <w:color w:val="002060"/>
-          <w:highlight w:val="cyan"/>
-        </w:rPr>
-        <w:t>TapGestureRecognizer</w:t>
-      </w:r>
-      <w:proofErr w:type="spellEnd"/>
-      <w:r>
-        <w:rPr>
-          <w:rFonts w:ascii="Arial" w:hAnsi="Arial" w:cs="Arial"/>
-          <w:color w:val="002060"/>
-          <w:highlight w:val="cyan"/>
-        </w:rPr>
-        <w:t xml:space="preserve"> </w:t>
-      </w:r>
-      <w:proofErr w:type="spellStart"/>
-      <w:r>
-        <w:rPr>
-          <w:rFonts w:ascii="Arial" w:hAnsi="Arial" w:cs="Arial"/>
-          <w:color w:val="002060"/>
-          <w:highlight w:val="cyan"/>
-        </w:rPr>
-        <w:t>Command</w:t>
-      </w:r>
-      <w:proofErr w:type="spellEnd"/>
-      <w:r>
-        <w:rPr>
-          <w:rFonts w:ascii="Arial" w:hAnsi="Arial" w:cs="Arial"/>
-          <w:color w:val="002060"/>
-          <w:highlight w:val="cyan"/>
-        </w:rPr>
-        <w:t xml:space="preserve">="{Binding </w:t>
-      </w:r>
-      <w:proofErr w:type="spellStart"/>
-      <w:r>
-        <w:rPr>
-          <w:rFonts w:ascii="Arial" w:hAnsi="Arial" w:cs="Arial"/>
-          <w:color w:val="002060"/>
-          <w:highlight w:val="cyan"/>
-        </w:rPr>
-        <w:t>NavigateToTimeZoneCommand</w:t>
-      </w:r>
-      <w:proofErr w:type="spellEnd"/>
-      <w:r>
-        <w:rPr>
-          <w:rFonts w:ascii="Arial" w:hAnsi="Arial" w:cs="Arial"/>
-          <w:color w:val="002060"/>
-          <w:highlight w:val="cyan"/>
-        </w:rPr>
-        <w:t>}" /&gt;</w:t>
-      </w:r>
-    </w:p>
-    <w:p>
-      <w:pPr>
-        <w:pStyle w:val="Nessunaspaziatura"/>
-        <w:rPr>
-          <w:rFonts w:ascii="Arial" w:hAnsi="Arial" w:cs="Arial"/>
-          <w:color w:val="002060"/>
-          <w:highlight w:val="cyan"/>
-        </w:rPr>
-      </w:pPr>
-      <w:r>
-        <w:rPr>
-          <w:rFonts w:ascii="Arial" w:hAnsi="Arial" w:cs="Arial"/>
-          <w:color w:val="002060"/>
-          <w:highlight w:val="cyan"/>
-        </w:rPr>
-        <w:t xml:space="preserve">            &lt;/</w:t>
-      </w:r>
-      <w:proofErr w:type="spellStart"/>
-      <w:r>
-        <w:rPr>
-          <w:rFonts w:ascii="Arial" w:hAnsi="Arial" w:cs="Arial"/>
-          <w:color w:val="002060"/>
-          <w:highlight w:val="cyan"/>
-        </w:rPr>
-        <w:t>Grid.GestureRecognizers</w:t>
-      </w:r>
-      <w:proofErr w:type="spellEnd"/>
-      <w:r>
-        <w:rPr>
-          <w:rFonts w:ascii="Arial" w:hAnsi="Arial" w:cs="Arial"/>
-          <w:color w:val="002060"/>
-          <w:highlight w:val="cyan"/>
-        </w:rPr>
-        <w:t>&gt;</w:t>
-      </w:r>
-    </w:p>
-    <w:p>
-      <w:pPr>
-        <w:pStyle w:val="Nessunaspaziatura"/>
-        <w:rPr>
-          <w:rFonts w:ascii="Arial" w:hAnsi="Arial" w:cs="Arial"/>
-          <w:color w:val="002060"/>
-          <w:highlight w:val="cyan"/>
-        </w:rPr>
-      </w:pPr>
-      <w:r>
-        <w:rPr>
-          <w:rFonts w:ascii="Arial" w:hAnsi="Arial" w:cs="Arial"/>
-          <w:color w:val="002060"/>
-          <w:highlight w:val="cyan"/>
-        </w:rPr>
-        <w:t xml:space="preserve">        &lt;/</w:t>
-      </w:r>
-      <w:proofErr w:type="spellStart"/>
-      <w:r>
-        <w:rPr>
-          <w:rFonts w:ascii="Arial" w:hAnsi="Arial" w:cs="Arial"/>
-          <w:color w:val="002060"/>
-          <w:highlight w:val="cyan"/>
-        </w:rPr>
-        <w:t>Grid</w:t>
-      </w:r>
-      <w:proofErr w:type="spellEnd"/>
-      <w:r>
-        <w:rPr>
-          <w:rFonts w:ascii="Arial" w:hAnsi="Arial" w:cs="Arial"/>
-          <w:color w:val="002060"/>
-          <w:highlight w:val="cyan"/>
-        </w:rPr>
-        <w:t>&gt;</w:t>
-      </w:r>
-    </w:p>
-    <w:p>
-      <w:pPr>
-        <w:pStyle w:val="Nessunaspaziatura"/>
-        <w:rPr>
-          <w:rFonts w:ascii="Arial" w:hAnsi="Arial" w:cs="Arial"/>
-          <w:color w:val="002060"/>
-          <w:highlight w:val="cyan"/>
-        </w:rPr>
-      </w:pPr>
-    </w:p>
-    <w:p>
-      <w:pPr>
-        <w:pStyle w:val="Nessunaspaziatura"/>
-        <w:rPr>
-          <w:rFonts w:ascii="Arial" w:hAnsi="Arial" w:cs="Arial"/>
-          <w:color w:val="002060"/>
-          <w:highlight w:val="cyan"/>
-        </w:rPr>
-      </w:pPr>
-      <w:r>
-        <w:rPr>
-          <w:rFonts w:ascii="Arial" w:hAnsi="Arial" w:cs="Arial"/>
-          <w:color w:val="002060"/>
-          <w:highlight w:val="cyan"/>
-        </w:rPr>
-        <w:t xml:space="preserve">        </w:t>
-      </w:r>
-      <w:proofErr w:type="gramStart"/>
-      <w:r>
-        <w:rPr>
-          <w:rFonts w:ascii="Arial" w:hAnsi="Arial" w:cs="Arial"/>
-          <w:color w:val="002060"/>
-          <w:highlight w:val="cyan"/>
-        </w:rPr>
-        <w:t>&lt;!--</w:t>
-      </w:r>
-      <w:proofErr w:type="gramEnd"/>
-      <w:r>
-        <w:rPr>
-          <w:rFonts w:ascii="Arial" w:hAnsi="Arial" w:cs="Arial"/>
-          <w:color w:val="002060"/>
-          <w:highlight w:val="cyan"/>
-        </w:rPr>
-        <w:t xml:space="preserve"> Separatore --&gt;</w:t>
-      </w:r>
-    </w:p>
-    <w:p>
-      <w:pPr>
-        <w:pStyle w:val="Nessunaspaziatura"/>
-        <w:rPr>
-          <w:rFonts w:ascii="Arial" w:hAnsi="Arial" w:cs="Arial"/>
-          <w:color w:val="002060"/>
-          <w:highlight w:val="cyan"/>
-        </w:rPr>
-      </w:pPr>
-      <w:r>
-        <w:rPr>
-          <w:rFonts w:ascii="Arial" w:hAnsi="Arial" w:cs="Arial"/>
-          <w:color w:val="002060"/>
-          <w:highlight w:val="cyan"/>
-        </w:rPr>
-        <w:t xml:space="preserve">        </w:t>
-      </w:r>
-      <w:r>
-        <w:rPr>
-          <w:rFonts w:ascii="Arial" w:hAnsi="Arial" w:cs="Arial"/>
-          <w:color w:val="002060"/>
-          <w:highlight w:val="cyan"/>
-        </w:rPr>
-        <w:t>&lt;</w:t>
-      </w:r>
-      <w:proofErr w:type="spellStart"/>
-      <w:r>
-        <w:rPr>
-          <w:rFonts w:ascii="Arial" w:hAnsi="Arial" w:cs="Arial"/>
-          <w:color w:val="002060"/>
-          <w:highlight w:val="cyan"/>
-        </w:rPr>
-        <w:t>BoxView</w:t>
-      </w:r>
-      <w:proofErr w:type="spellEnd"/>
-      <w:r>
-        <w:rPr>
-          <w:rFonts w:ascii="Arial" w:hAnsi="Arial" w:cs="Arial"/>
-          <w:color w:val="002060"/>
-          <w:highlight w:val="cyan"/>
-        </w:rPr>
-        <w:t xml:space="preserve"> </w:t>
-      </w:r>
-      <w:proofErr w:type="spellStart"/>
-      <w:r>
-        <w:rPr>
-          <w:rFonts w:ascii="Arial" w:hAnsi="Arial" w:cs="Arial"/>
-          <w:color w:val="002060"/>
-          <w:highlight w:val="cyan"/>
-        </w:rPr>
-        <w:t>HeightRequest</w:t>
-      </w:r>
-      <w:proofErr w:type="spellEnd"/>
-      <w:r>
-        <w:rPr>
-          <w:rFonts w:ascii="Arial" w:hAnsi="Arial" w:cs="Arial"/>
-          <w:color w:val="002060"/>
-          <w:highlight w:val="cyan"/>
-        </w:rPr>
-        <w:t xml:space="preserve">="1" Color="#EEEEEE" </w:t>
-      </w:r>
-      <w:proofErr w:type="spellStart"/>
-      <w:r>
-        <w:rPr>
-          <w:rFonts w:ascii="Arial" w:hAnsi="Arial" w:cs="Arial"/>
-          <w:color w:val="002060"/>
-          <w:highlight w:val="cyan"/>
-        </w:rPr>
-        <w:t>Margin</w:t>
-      </w:r>
-      <w:proofErr w:type="spellEnd"/>
-      <w:r>
-        <w:rPr>
-          <w:rFonts w:ascii="Arial" w:hAnsi="Arial" w:cs="Arial"/>
-          <w:color w:val="002060"/>
-          <w:highlight w:val="cyan"/>
-        </w:rPr>
-        <w:t>="15,0" /&gt;</w:t>
-      </w:r>
-    </w:p>
-    <w:p>
-      <w:pPr>
-        <w:pStyle w:val="Nessunaspaziatura"/>
-        <w:rPr>
-          <w:rFonts w:ascii="Arial" w:hAnsi="Arial" w:cs="Arial"/>
-          <w:color w:val="002060"/>
-          <w:highlight w:val="cyan"/>
-        </w:rPr>
-      </w:pPr>
-    </w:p>
-    <w:p>
-      <w:pPr>
-        <w:pStyle w:val="Nessunaspaziatura"/>
-        <w:rPr>
-          <w:rFonts w:ascii="Arial" w:hAnsi="Arial" w:cs="Arial"/>
-          <w:color w:val="002060"/>
-          <w:highlight w:val="cyan"/>
-        </w:rPr>
-      </w:pPr>
-      <w:r>
-        <w:rPr>
-          <w:rFonts w:ascii="Arial" w:hAnsi="Arial" w:cs="Arial"/>
-          <w:color w:val="002060"/>
-          <w:highlight w:val="cyan"/>
-        </w:rPr>
-        <w:t xml:space="preserve">        </w:t>
-      </w:r>
-      <w:proofErr w:type="gramStart"/>
-      <w:r>
-        <w:rPr>
-          <w:rFonts w:ascii="Arial" w:hAnsi="Arial" w:cs="Arial"/>
-          <w:color w:val="002060"/>
-          <w:highlight w:val="cyan"/>
-        </w:rPr>
-        <w:t>&lt;!--</w:t>
-      </w:r>
-      <w:proofErr w:type="gramEnd"/>
-      <w:r>
-        <w:rPr>
-          <w:rFonts w:ascii="Arial" w:hAnsi="Arial" w:cs="Arial"/>
-          <w:color w:val="002060"/>
-          <w:highlight w:val="cyan"/>
-        </w:rPr>
-        <w:t xml:space="preserve"> Aggiungi qui le altre voci seguendo lo stesso schema --&gt;</w:t>
-      </w:r>
-    </w:p>
-    <w:p>
-      <w:pPr>
-        <w:pStyle w:val="Nessunaspaziatura"/>
-        <w:rPr>
-          <w:rFonts w:ascii="Arial" w:hAnsi="Arial" w:cs="Arial"/>
-          <w:color w:val="002060"/>
-          <w:highlight w:val="cyan"/>
-        </w:rPr>
-      </w:pPr>
-      <w:r>
-        <w:rPr>
-          <w:rFonts w:ascii="Arial" w:hAnsi="Arial" w:cs="Arial"/>
-          <w:color w:val="002060"/>
-          <w:highlight w:val="cyan"/>
-        </w:rPr>
-        <w:t xml:space="preserve">        </w:t>
-      </w:r>
-    </w:p>
-    <w:p>
-      <w:pPr>
-        <w:pStyle w:val="Nessunaspaziatura"/>
-        <w:rPr>
-          <w:rFonts w:ascii="Arial" w:hAnsi="Arial" w:cs="Arial"/>
-          <w:color w:val="002060"/>
-          <w:highlight w:val="cyan"/>
-        </w:rPr>
-      </w:pPr>
-      <w:r>
-        <w:rPr>
-          <w:rFonts w:ascii="Arial" w:hAnsi="Arial" w:cs="Arial"/>
-          <w:color w:val="002060"/>
-          <w:highlight w:val="cyan"/>
-        </w:rPr>
-        <w:t xml:space="preserve">    &lt;/</w:t>
-      </w:r>
-      <w:proofErr w:type="spellStart"/>
-      <w:r>
-        <w:rPr>
-          <w:rFonts w:ascii="Arial" w:hAnsi="Arial" w:cs="Arial"/>
-          <w:color w:val="002060"/>
-          <w:highlight w:val="cyan"/>
-        </w:rPr>
-        <w:t>VerticalStackLayout</w:t>
-      </w:r>
-      <w:proofErr w:type="spellEnd"/>
-      <w:r>
-        <w:rPr>
-          <w:rFonts w:ascii="Arial" w:hAnsi="Arial" w:cs="Arial"/>
-          <w:color w:val="002060"/>
-          <w:highlight w:val="cyan"/>
-        </w:rPr>
-        <w:t>&gt;</w:t>
-      </w:r>
-    </w:p>
-    <w:p>
-      <w:pPr>
-        <w:pStyle w:val="Nessunaspaziatura"/>
-        <w:rPr>
-          <w:rFonts w:ascii="Arial" w:hAnsi="Arial" w:cs="Arial"/>
-          <w:color w:val="002060"/>
-        </w:rPr>
-      </w:pPr>
-      <w:r>
-        <w:rPr>
-          <w:rFonts w:ascii="Arial" w:hAnsi="Arial" w:cs="Arial"/>
-          <w:color w:val="002060"/>
-          <w:highlight w:val="cyan"/>
-        </w:rPr>
-        <w:t>&lt;/</w:t>
-      </w:r>
-      <w:proofErr w:type="spellStart"/>
-      <w:r>
-        <w:rPr>
-          <w:rFonts w:ascii="Arial" w:hAnsi="Arial" w:cs="Arial"/>
-          <w:color w:val="002060"/>
-          <w:highlight w:val="cyan"/>
-        </w:rPr>
-        <w:t>Border</w:t>
-      </w:r>
-      <w:proofErr w:type="spellEnd"/>
-      <w:r>
-        <w:rPr>
-          <w:rFonts w:ascii="Arial" w:hAnsi="Arial" w:cs="Arial"/>
-          <w:color w:val="002060"/>
-          <w:highlight w:val="cyan"/>
-        </w:rPr>
-        <w:t>&gt;</w:t>
+    </w:p>
+    <w:p>
+      <w:pPr>
+        <w:pStyle w:val="Nessunaspaziatura"/>
+        <w:rPr>
+          <w:rFonts w:ascii="Arial" w:hAnsi="Arial" w:cs="Arial"/>
+          <w:color w:val="002060"/>
+          <w:highlight w:val="cyan"/>
+        </w:rPr>
+      </w:pPr>
+      <w:r>
+        <w:rPr>
+          <w:rFonts w:ascii="Arial" w:hAnsi="Arial" w:cs="Arial"/>
+          <w:color w:val="002060"/>
+          <w:highlight w:val="cyan"/>
+        </w:rPr>
+        <w:t xml:space="preserve">    &lt;/VerticalStackLayout&gt;</w:t>
+      </w:r>
+    </w:p>
+    <w:p>
+      <w:pPr>
+        <w:pStyle w:val="Nessunaspaziatura"/>
+        <w:rPr>
+          <w:rFonts w:ascii="Arial" w:hAnsi="Arial" w:cs="Arial"/>
+          <w:color w:val="002060"/>
+        </w:rPr>
+      </w:pPr>
+      <w:r>
+        <w:rPr>
+          <w:rFonts w:ascii="Arial" w:hAnsi="Arial" w:cs="Arial"/>
+          <w:color w:val="002060"/>
+          <w:highlight w:val="cyan"/>
+        </w:rPr>
+        <w:t>&lt;/Border&gt;</w:t>
       </w:r>
     </w:p>
     <w:p>
@@ -2931,8 +2126,12 @@
       </w:r>
     </w:p>
     <w:sectPr>
-      <w:headerReference w:type="default" r:id="rId9"/>
-      <w:footerReference w:type="default" r:id="rId10"/>
+      <w:headerReference w:type="even" r:id="rId9"/>
+      <w:headerReference w:type="default" r:id="rId10"/>
+      <w:footerReference w:type="even" r:id="rId11"/>
+      <w:footerReference w:type="default" r:id="rId12"/>
+      <w:headerReference w:type="first" r:id="rId13"/>
+      <w:footerReference w:type="first" r:id="rId14"/>
       <w:pgSz w:w="11906" w:h="16838"/>
       <w:pgMar w:top="1135" w:right="1134" w:bottom="993" w:left="1134" w:header="708" w:footer="314" w:gutter="0"/>
       <w:cols w:space="708"/>
@@ -2972,6 +2171,16 @@
 </file>
 
 <file path=word/footer1.xml><?xml version="1.0" encoding="utf-8"?>
+<w:ftr xmlns:wpc="http://schemas.microsoft.com/office/word/2010/wordprocessingCanvas" xmlns:cx="http://schemas.microsoft.com/office/drawing/2014/chartex" xmlns:cx1="http://schemas.microsoft.com/office/drawing/2015/9/8/chartex" xmlns:cx2="http://schemas.microsoft.com/office/drawing/2015/10/21/chartex" xmlns:cx3="http://schemas.microsoft.com/office/drawing/2016/5/9/chartex" xmlns:cx4="http://schemas.microsoft.com/office/drawing/2016/5/10/chartex" xmlns:cx5="http://schemas.microsoft.com/office/drawing/2016/5/11/chartex" xmlns:cx6="http://schemas.microsoft.com/office/drawing/2016/5/12/chartex" xmlns:cx7="http://schemas.microsoft.com/office/drawing/2016/5/13/chartex" xmlns:cx8="http://schemas.microsoft.com/office/drawing/2016/5/14/chartex" xmlns:mc="http://schemas.openxmlformats.org/markup-compatibility/2006" xmlns:aink="http://schemas.microsoft.com/office/drawing/2016/ink" xmlns:am3d="http://schemas.microsoft.com/office/drawing/2017/model3d" xmlns:o="urn:schemas-microsoft-com:office:office" xmlns:oel="http://schemas.microsoft.com/office/2019/extlst" xmlns:r="http://schemas.openxmlformats.org/officeDocument/2006/relationships" xmlns:m="http://schemas.openxmlformats.org/officeDocument/2006/math" xmlns:v="urn:schemas-microsoft-com:vml" xmlns:wp14="http://schemas.microsoft.com/office/word/2010/wordprocessingDrawing" xmlns:wp="http://schemas.openxmlformats.org/drawingml/2006/wordprocessingDrawing" xmlns:w10="urn:schemas-microsoft-com:office:word" xmlns:w="http://schemas.openxmlformats.org/wordprocessingml/2006/main" xmlns:w14="http://schemas.microsoft.com/office/word/2010/wordml" xmlns:w15="http://schemas.microsoft.com/office/word/2012/wordml" xmlns:w16cex="http://schemas.microsoft.com/office/word/2018/wordml/cex" xmlns:w16cid="http://schemas.microsoft.com/office/word/2016/wordml/cid" xmlns:w16="http://schemas.microsoft.com/office/word/2018/wordml" xmlns:w16sdtdh="http://schemas.microsoft.com/office/word/2020/wordml/sdtdatahash" xmlns:w16se="http://schemas.microsoft.com/office/word/2015/wordml/symex" xmlns:wpg="http://schemas.microsoft.com/office/word/2010/wordprocessingGroup" xmlns:wpi="http://schemas.microsoft.com/office/word/2010/wordprocessingInk" xmlns:wne="http://schemas.microsoft.com/office/word/2006/wordml" xmlns:wps="http://schemas.microsoft.com/office/word/2010/wordprocessingShape" mc:Ignorable="w14 w15 w16se w16cid w16 w16cex w16sdtdh wp14">
+  <w:p>
+    <w:pPr>
+      <w:pStyle w:val="Pidipagina"/>
+    </w:pPr>
+  </w:p>
+</w:ftr>
+</file>
+
+<file path=word/footer2.xml><?xml version="1.0" encoding="utf-8"?>
 <w:ftr xmlns:wpc="http://schemas.microsoft.com/office/word/2010/wordprocessingCanvas" xmlns:cx="http://schemas.microsoft.com/office/drawing/2014/chartex" xmlns:cx1="http://schemas.microsoft.com/office/drawing/2015/9/8/chartex" xmlns:cx2="http://schemas.microsoft.com/office/drawing/2015/10/21/chartex" xmlns:cx3="http://schemas.microsoft.com/office/drawing/2016/5/9/chartex" xmlns:cx4="http://schemas.microsoft.com/office/drawing/2016/5/10/chartex" xmlns:cx5="http://schemas.microsoft.com/office/drawing/2016/5/11/chartex" xmlns:cx6="http://schemas.microsoft.com/office/drawing/2016/5/12/chartex" xmlns:cx7="http://schemas.microsoft.com/office/drawing/2016/5/13/chartex" xmlns:cx8="http://schemas.microsoft.com/office/drawing/2016/5/14/chartex" xmlns:mc="http://schemas.openxmlformats.org/markup-compatibility/2006" xmlns:aink="http://schemas.microsoft.com/office/drawing/2016/ink" xmlns:am3d="http://schemas.microsoft.com/office/drawing/2017/model3d" xmlns:o="urn:schemas-microsoft-com:office:office" xmlns:oel="http://schemas.microsoft.com/office/2019/extlst" xmlns:r="http://schemas.openxmlformats.org/officeDocument/2006/relationships" xmlns:m="http://schemas.openxmlformats.org/officeDocument/2006/math" xmlns:v="urn:schemas-microsoft-com:vml" xmlns:wp14="http://schemas.microsoft.com/office/word/2010/wordprocessingDrawing" xmlns:wp="http://schemas.openxmlformats.org/drawingml/2006/wordprocessingDrawing" xmlns:w10="urn:schemas-microsoft-com:office:word" xmlns:w="http://schemas.openxmlformats.org/wordprocessingml/2006/main" xmlns:w14="http://schemas.microsoft.com/office/word/2010/wordml" xmlns:w15="http://schemas.microsoft.com/office/word/2012/wordml" xmlns:w16cex="http://schemas.microsoft.com/office/word/2018/wordml/cex" xmlns:w16cid="http://schemas.microsoft.com/office/word/2016/wordml/cid" xmlns:w16="http://schemas.microsoft.com/office/word/2018/wordml" xmlns:w16sdtdh="http://schemas.microsoft.com/office/word/2020/wordml/sdtdatahash" xmlns:w16se="http://schemas.microsoft.com/office/word/2015/wordml/symex" xmlns:wpg="http://schemas.microsoft.com/office/word/2010/wordprocessingGroup" xmlns:wpi="http://schemas.microsoft.com/office/word/2010/wordprocessingInk" xmlns:wne="http://schemas.microsoft.com/office/word/2006/wordml" xmlns:wps="http://schemas.microsoft.com/office/word/2010/wordprocessingShape" mc:Ignorable="w14 w15 w16se w16cid w16 w16cex w16sdtdh wp14">
   <w:p>
     <w:pPr>
@@ -3012,16 +2221,8 @@
           <w:rPr>
             <w:rFonts w:ascii="Arial" w:hAnsi="Arial" w:cs="Arial"/>
           </w:rPr>
-          <w:t xml:space="preserve">App </w:t>
+          <w:t>App MyAgenda</w:t>
         </w:r>
-        <w:proofErr w:type="spellStart"/>
-        <w:r>
-          <w:rPr>
-            <w:rFonts w:ascii="Arial" w:hAnsi="Arial" w:cs="Arial"/>
-          </w:rPr>
-          <w:t>MyAgenda</w:t>
-        </w:r>
-        <w:proofErr w:type="spellEnd"/>
       </w:sdtContent>
     </w:sdt>
     <w:r>
@@ -3123,6 +2324,16 @@
 </w:ftr>
 </file>
 
+<file path=word/footer3.xml><?xml version="1.0" encoding="utf-8"?>
+<w:ftr xmlns:wpc="http://schemas.microsoft.com/office/word/2010/wordprocessingCanvas" xmlns:cx="http://schemas.microsoft.com/office/drawing/2014/chartex" xmlns:cx1="http://schemas.microsoft.com/office/drawing/2015/9/8/chartex" xmlns:cx2="http://schemas.microsoft.com/office/drawing/2015/10/21/chartex" xmlns:cx3="http://schemas.microsoft.com/office/drawing/2016/5/9/chartex" xmlns:cx4="http://schemas.microsoft.com/office/drawing/2016/5/10/chartex" xmlns:cx5="http://schemas.microsoft.com/office/drawing/2016/5/11/chartex" xmlns:cx6="http://schemas.microsoft.com/office/drawing/2016/5/12/chartex" xmlns:cx7="http://schemas.microsoft.com/office/drawing/2016/5/13/chartex" xmlns:cx8="http://schemas.microsoft.com/office/drawing/2016/5/14/chartex" xmlns:mc="http://schemas.openxmlformats.org/markup-compatibility/2006" xmlns:aink="http://schemas.microsoft.com/office/drawing/2016/ink" xmlns:am3d="http://schemas.microsoft.com/office/drawing/2017/model3d" xmlns:o="urn:schemas-microsoft-com:office:office" xmlns:oel="http://schemas.microsoft.com/office/2019/extlst" xmlns:r="http://schemas.openxmlformats.org/officeDocument/2006/relationships" xmlns:m="http://schemas.openxmlformats.org/officeDocument/2006/math" xmlns:v="urn:schemas-microsoft-com:vml" xmlns:wp14="http://schemas.microsoft.com/office/word/2010/wordprocessingDrawing" xmlns:wp="http://schemas.openxmlformats.org/drawingml/2006/wordprocessingDrawing" xmlns:w10="urn:schemas-microsoft-com:office:word" xmlns:w="http://schemas.openxmlformats.org/wordprocessingml/2006/main" xmlns:w14="http://schemas.microsoft.com/office/word/2010/wordml" xmlns:w15="http://schemas.microsoft.com/office/word/2012/wordml" xmlns:w16cex="http://schemas.microsoft.com/office/word/2018/wordml/cex" xmlns:w16cid="http://schemas.microsoft.com/office/word/2016/wordml/cid" xmlns:w16="http://schemas.microsoft.com/office/word/2018/wordml" xmlns:w16sdtdh="http://schemas.microsoft.com/office/word/2020/wordml/sdtdatahash" xmlns:w16se="http://schemas.microsoft.com/office/word/2015/wordml/symex" xmlns:wpg="http://schemas.microsoft.com/office/word/2010/wordprocessingGroup" xmlns:wpi="http://schemas.microsoft.com/office/word/2010/wordprocessingInk" xmlns:wne="http://schemas.microsoft.com/office/word/2006/wordml" xmlns:wps="http://schemas.microsoft.com/office/word/2010/wordprocessingShape" mc:Ignorable="w14 w15 w16se w16cid w16 w16cex w16sdtdh wp14">
+  <w:p>
+    <w:pPr>
+      <w:pStyle w:val="Pidipagina"/>
+    </w:pPr>
+  </w:p>
+</w:ftr>
+</file>
+
 <file path=word/footnotes.xml><?xml version="1.0" encoding="utf-8"?>
 <w:footnotes xmlns:wpc="http://schemas.microsoft.com/office/word/2010/wordprocessingCanvas" xmlns:cx="http://schemas.microsoft.com/office/drawing/2014/chartex" xmlns:cx1="http://schemas.microsoft.com/office/drawing/2015/9/8/chartex" xmlns:cx2="http://schemas.microsoft.com/office/drawing/2015/10/21/chartex" xmlns:cx3="http://schemas.microsoft.com/office/drawing/2016/5/9/chartex" xmlns:cx4="http://schemas.microsoft.com/office/drawing/2016/5/10/chartex" xmlns:cx5="http://schemas.microsoft.com/office/drawing/2016/5/11/chartex" xmlns:cx6="http://schemas.microsoft.com/office/drawing/2016/5/12/chartex" xmlns:cx7="http://schemas.microsoft.com/office/drawing/2016/5/13/chartex" xmlns:cx8="http://schemas.microsoft.com/office/drawing/2016/5/14/chartex" xmlns:mc="http://schemas.openxmlformats.org/markup-compatibility/2006" xmlns:aink="http://schemas.microsoft.com/office/drawing/2016/ink" xmlns:am3d="http://schemas.microsoft.com/office/drawing/2017/model3d" xmlns:o="urn:schemas-microsoft-com:office:office" xmlns:oel="http://schemas.microsoft.com/office/2019/extlst" xmlns:r="http://schemas.openxmlformats.org/officeDocument/2006/relationships" xmlns:m="http://schemas.openxmlformats.org/officeDocument/2006/math" xmlns:v="urn:schemas-microsoft-com:vml" xmlns:wp14="http://schemas.microsoft.com/office/word/2010/wordprocessingDrawing" xmlns:wp="http://schemas.openxmlformats.org/drawingml/2006/wordprocessingDrawing" xmlns:w10="urn:schemas-microsoft-com:office:word" xmlns:w="http://schemas.openxmlformats.org/wordprocessingml/2006/main" xmlns:w14="http://schemas.microsoft.com/office/word/2010/wordml" xmlns:w15="http://schemas.microsoft.com/office/word/2012/wordml" xmlns:w16cex="http://schemas.microsoft.com/office/word/2018/wordml/cex" xmlns:w16cid="http://schemas.microsoft.com/office/word/2016/wordml/cid" xmlns:w16="http://schemas.microsoft.com/office/word/2018/wordml" xmlns:w16sdtdh="http://schemas.microsoft.com/office/word/2020/wordml/sdtdatahash" xmlns:w16se="http://schemas.microsoft.com/office/word/2015/wordml/symex" xmlns:wpg="http://schemas.microsoft.com/office/word/2010/wordprocessingGroup" xmlns:wpi="http://schemas.microsoft.com/office/word/2010/wordprocessingInk" xmlns:wne="http://schemas.microsoft.com/office/word/2006/wordml" xmlns:wps="http://schemas.microsoft.com/office/word/2010/wordprocessingShape" mc:Ignorable="w14 w15 w16se w16cid w16 w16cex w16sdtdh wp14">
   <w:footnote w:type="separator" w:id="-1">
@@ -3153,6 +2364,16 @@
 </file>
 
 <file path=word/header1.xml><?xml version="1.0" encoding="utf-8"?>
+<w:hdr xmlns:wpc="http://schemas.microsoft.com/office/word/2010/wordprocessingCanvas" xmlns:cx="http://schemas.microsoft.com/office/drawing/2014/chartex" xmlns:cx1="http://schemas.microsoft.com/office/drawing/2015/9/8/chartex" xmlns:cx2="http://schemas.microsoft.com/office/drawing/2015/10/21/chartex" xmlns:cx3="http://schemas.microsoft.com/office/drawing/2016/5/9/chartex" xmlns:cx4="http://schemas.microsoft.com/office/drawing/2016/5/10/chartex" xmlns:cx5="http://schemas.microsoft.com/office/drawing/2016/5/11/chartex" xmlns:cx6="http://schemas.microsoft.com/office/drawing/2016/5/12/chartex" xmlns:cx7="http://schemas.microsoft.com/office/drawing/2016/5/13/chartex" xmlns:cx8="http://schemas.microsoft.com/office/drawing/2016/5/14/chartex" xmlns:mc="http://schemas.openxmlformats.org/markup-compatibility/2006" xmlns:aink="http://schemas.microsoft.com/office/drawing/2016/ink" xmlns:am3d="http://schemas.microsoft.com/office/drawing/2017/model3d" xmlns:o="urn:schemas-microsoft-com:office:office" xmlns:oel="http://schemas.microsoft.com/office/2019/extlst" xmlns:r="http://schemas.openxmlformats.org/officeDocument/2006/relationships" xmlns:m="http://schemas.openxmlformats.org/officeDocument/2006/math" xmlns:v="urn:schemas-microsoft-com:vml" xmlns:wp14="http://schemas.microsoft.com/office/word/2010/wordprocessingDrawing" xmlns:wp="http://schemas.openxmlformats.org/drawingml/2006/wordprocessingDrawing" xmlns:w10="urn:schemas-microsoft-com:office:word" xmlns:w="http://schemas.openxmlformats.org/wordprocessingml/2006/main" xmlns:w14="http://schemas.microsoft.com/office/word/2010/wordml" xmlns:w15="http://schemas.microsoft.com/office/word/2012/wordml" xmlns:w16cex="http://schemas.microsoft.com/office/word/2018/wordml/cex" xmlns:w16cid="http://schemas.microsoft.com/office/word/2016/wordml/cid" xmlns:w16="http://schemas.microsoft.com/office/word/2018/wordml" xmlns:w16sdtdh="http://schemas.microsoft.com/office/word/2020/wordml/sdtdatahash" xmlns:w16se="http://schemas.microsoft.com/office/word/2015/wordml/symex" xmlns:wpg="http://schemas.microsoft.com/office/word/2010/wordprocessingGroup" xmlns:wpi="http://schemas.microsoft.com/office/word/2010/wordprocessingInk" xmlns:wne="http://schemas.microsoft.com/office/word/2006/wordml" xmlns:wps="http://schemas.microsoft.com/office/word/2010/wordprocessingShape" mc:Ignorable="w14 w15 w16se w16cid w16 w16cex w16sdtdh wp14">
+  <w:p>
+    <w:pPr>
+      <w:pStyle w:val="Intestazione"/>
+    </w:pPr>
+  </w:p>
+</w:hdr>
+</file>
+
+<file path=word/header2.xml><?xml version="1.0" encoding="utf-8"?>
 <w:hdr xmlns:wpc="http://schemas.microsoft.com/office/word/2010/wordprocessingCanvas" xmlns:cx="http://schemas.microsoft.com/office/drawing/2014/chartex" xmlns:cx1="http://schemas.microsoft.com/office/drawing/2015/9/8/chartex" xmlns:cx2="http://schemas.microsoft.com/office/drawing/2015/10/21/chartex" xmlns:cx3="http://schemas.microsoft.com/office/drawing/2016/5/9/chartex" xmlns:cx4="http://schemas.microsoft.com/office/drawing/2016/5/10/chartex" xmlns:cx5="http://schemas.microsoft.com/office/drawing/2016/5/11/chartex" xmlns:cx6="http://schemas.microsoft.com/office/drawing/2016/5/12/chartex" xmlns:cx7="http://schemas.microsoft.com/office/drawing/2016/5/13/chartex" xmlns:cx8="http://schemas.microsoft.com/office/drawing/2016/5/14/chartex" xmlns:mc="http://schemas.openxmlformats.org/markup-compatibility/2006" xmlns:aink="http://schemas.microsoft.com/office/drawing/2016/ink" xmlns:am3d="http://schemas.microsoft.com/office/drawing/2017/model3d" xmlns:o="urn:schemas-microsoft-com:office:office" xmlns:oel="http://schemas.microsoft.com/office/2019/extlst" xmlns:r="http://schemas.openxmlformats.org/officeDocument/2006/relationships" xmlns:m="http://schemas.openxmlformats.org/officeDocument/2006/math" xmlns:v="urn:schemas-microsoft-com:vml" xmlns:wp14="http://schemas.microsoft.com/office/word/2010/wordprocessingDrawing" xmlns:wp="http://schemas.openxmlformats.org/drawingml/2006/wordprocessingDrawing" xmlns:w10="urn:schemas-microsoft-com:office:word" xmlns:w="http://schemas.openxmlformats.org/wordprocessingml/2006/main" xmlns:w14="http://schemas.microsoft.com/office/word/2010/wordml" xmlns:w15="http://schemas.microsoft.com/office/word/2012/wordml" xmlns:w16cex="http://schemas.microsoft.com/office/word/2018/wordml/cex" xmlns:w16cid="http://schemas.microsoft.com/office/word/2016/wordml/cid" xmlns:w16="http://schemas.microsoft.com/office/word/2018/wordml" xmlns:w16sdtdh="http://schemas.microsoft.com/office/word/2020/wordml/sdtdatahash" xmlns:w16se="http://schemas.microsoft.com/office/word/2015/wordml/symex" xmlns:wpg="http://schemas.microsoft.com/office/word/2010/wordprocessingGroup" xmlns:wpi="http://schemas.microsoft.com/office/word/2010/wordprocessingInk" xmlns:wne="http://schemas.microsoft.com/office/word/2006/wordml" xmlns:wps="http://schemas.microsoft.com/office/word/2010/wordprocessingShape" mc:Ignorable="w14 w15 w16se w16cid w16 w16cex w16sdtdh wp14">
   <w:p>
     <w:pPr>
@@ -3166,17 +2387,18 @@
         <w:rFonts w:ascii="Arial" w:hAnsi="Arial" w:cs="Arial"/>
         <w:lang w:val="fr-CH"/>
       </w:rPr>
-      <w:t xml:space="preserve">Nome </w:t>
+      <w:t>Matteo Molteni</w:t>
     </w:r>
-    <w:proofErr w:type="spellStart"/>
-    <w:r>
-      <w:rPr>
-        <w:rFonts w:ascii="Arial" w:hAnsi="Arial" w:cs="Arial"/>
-        <w:lang w:val="fr-CH"/>
-      </w:rPr>
-      <w:t>Cognome</w:t>
-    </w:r>
-    <w:proofErr w:type="spellEnd"/>
+  </w:p>
+</w:hdr>
+</file>
+
+<file path=word/header3.xml><?xml version="1.0" encoding="utf-8"?>
+<w:hdr xmlns:wpc="http://schemas.microsoft.com/office/word/2010/wordprocessingCanvas" xmlns:cx="http://schemas.microsoft.com/office/drawing/2014/chartex" xmlns:cx1="http://schemas.microsoft.com/office/drawing/2015/9/8/chartex" xmlns:cx2="http://schemas.microsoft.com/office/drawing/2015/10/21/chartex" xmlns:cx3="http://schemas.microsoft.com/office/drawing/2016/5/9/chartex" xmlns:cx4="http://schemas.microsoft.com/office/drawing/2016/5/10/chartex" xmlns:cx5="http://schemas.microsoft.com/office/drawing/2016/5/11/chartex" xmlns:cx6="http://schemas.microsoft.com/office/drawing/2016/5/12/chartex" xmlns:cx7="http://schemas.microsoft.com/office/drawing/2016/5/13/chartex" xmlns:cx8="http://schemas.microsoft.com/office/drawing/2016/5/14/chartex" xmlns:mc="http://schemas.openxmlformats.org/markup-compatibility/2006" xmlns:aink="http://schemas.microsoft.com/office/drawing/2016/ink" xmlns:am3d="http://schemas.microsoft.com/office/drawing/2017/model3d" xmlns:o="urn:schemas-microsoft-com:office:office" xmlns:oel="http://schemas.microsoft.com/office/2019/extlst" xmlns:r="http://schemas.openxmlformats.org/officeDocument/2006/relationships" xmlns:m="http://schemas.openxmlformats.org/officeDocument/2006/math" xmlns:v="urn:schemas-microsoft-com:vml" xmlns:wp14="http://schemas.microsoft.com/office/word/2010/wordprocessingDrawing" xmlns:wp="http://schemas.openxmlformats.org/drawingml/2006/wordprocessingDrawing" xmlns:w10="urn:schemas-microsoft-com:office:word" xmlns:w="http://schemas.openxmlformats.org/wordprocessingml/2006/main" xmlns:w14="http://schemas.microsoft.com/office/word/2010/wordml" xmlns:w15="http://schemas.microsoft.com/office/word/2012/wordml" xmlns:w16cex="http://schemas.microsoft.com/office/word/2018/wordml/cex" xmlns:w16cid="http://schemas.microsoft.com/office/word/2016/wordml/cid" xmlns:w16="http://schemas.microsoft.com/office/word/2018/wordml" xmlns:w16sdtdh="http://schemas.microsoft.com/office/word/2020/wordml/sdtdatahash" xmlns:w16se="http://schemas.microsoft.com/office/word/2015/wordml/symex" xmlns:wpg="http://schemas.microsoft.com/office/word/2010/wordprocessingGroup" xmlns:wpi="http://schemas.microsoft.com/office/word/2010/wordprocessingInk" xmlns:wne="http://schemas.microsoft.com/office/word/2006/wordml" xmlns:wps="http://schemas.microsoft.com/office/word/2010/wordprocessingShape" mc:Ignorable="w14 w15 w16se w16cid w16 w16cex w16sdtdh wp14">
+  <w:p>
+    <w:pPr>
+      <w:pStyle w:val="Intestazione"/>
+    </w:pPr>
   </w:p>
 </w:hdr>
 </file>
@@ -4542,6 +3764,7 @@
     <w:rsid w:val="00B4671D"/>
     <w:rsid w:val="00B532B4"/>
     <w:rsid w:val="00B7646A"/>
+    <w:rsid w:val="00B91FBA"/>
     <w:rsid w:val="00BC14BB"/>
     <w:rsid w:val="00BC3196"/>
     <w:rsid w:val="00BE1173"/>
@@ -4582,6 +3805,7 @@
     <w:rsid w:val="00EE6084"/>
     <w:rsid w:val="00EF2002"/>
     <w:rsid w:val="00EF28DE"/>
+    <w:rsid w:val="00F12D81"/>
     <w:rsid w:val="00F1427F"/>
     <w:rsid w:val="00F2036A"/>
     <w:rsid w:val="00F3029E"/>
